--- a/Organizacion_Proyecto/Proyecto_Completo/PropuestaIntegradora.V.0.0.6Capitulo1.docx
+++ b/Organizacion_Proyecto/Proyecto_Completo/PropuestaIntegradora.V.0.0.6Capitulo1.docx
@@ -1,6 +1,6 @@
 
 <file path=word/document.xml><?xml version="1.0" encoding="utf-8"?>
-<w:document xmlns:wpc="http://schemas.microsoft.com/office/word/2010/wordprocessingCanvas" xmlns:cx="http://schemas.microsoft.com/office/drawing/2014/chartex" xmlns:cx1="http://schemas.microsoft.com/office/drawing/2015/9/8/chartex" xmlns:cx2="http://schemas.microsoft.com/office/drawing/2015/10/21/chartex" xmlns:cx3="http://schemas.microsoft.com/office/drawing/2016/5/9/chartex" xmlns:cx4="http://schemas.microsoft.com/office/drawing/2016/5/10/chartex" xmlns:cx5="http://schemas.microsoft.com/office/drawing/2016/5/11/chartex" xmlns:cx6="http://schemas.microsoft.com/office/drawing/2016/5/12/chartex" xmlns:cx7="http://schemas.microsoft.com/office/drawing/2016/5/13/chartex" xmlns:cx8="http://schemas.microsoft.com/office/drawing/2016/5/14/chartex" xmlns:mc="http://schemas.openxmlformats.org/markup-compatibility/2006" xmlns:aink="http://schemas.microsoft.com/office/drawing/2016/ink" xmlns:am3d="http://schemas.microsoft.com/office/drawing/2017/model3d" xmlns:o="urn:schemas-microsoft-com:office:office" xmlns:oel="http://schemas.microsoft.com/office/2019/extlst" xmlns:r="http://schemas.openxmlformats.org/officeDocument/2006/relationships" xmlns:m="http://schemas.openxmlformats.org/officeDocument/2006/math" xmlns:v="urn:schemas-microsoft-com:vml" xmlns:wp14="http://schemas.microsoft.com/office/word/2010/wordprocessingDrawing" xmlns:wp="http://schemas.openxmlformats.org/drawingml/2006/wordprocessingDrawing" xmlns:w10="urn:schemas-microsoft-com:office:word" xmlns:w="http://schemas.openxmlformats.org/wordprocessingml/2006/main" xmlns:w14="http://schemas.microsoft.com/office/word/2010/wordml" xmlns:w15="http://schemas.microsoft.com/office/word/2012/wordml" xmlns:w16cex="http://schemas.microsoft.com/office/word/2018/wordml/cex" xmlns:w16cid="http://schemas.microsoft.com/office/word/2016/wordml/cid" xmlns:w16="http://schemas.microsoft.com/office/word/2018/wordml" xmlns:w16du="http://schemas.microsoft.com/office/word/2023/wordml/word16du" xmlns:w16sdtdh="http://schemas.microsoft.com/office/word/2020/wordml/sdtdatahash" xmlns:w16sdtfl="http://schemas.microsoft.com/office/word/2024/wordml/sdtformatlock" xmlns:w16se="http://schemas.microsoft.com/office/word/2015/wordml/symex" xmlns:wpg="http://schemas.microsoft.com/office/word/2010/wordprocessingGroup" xmlns:wpi="http://schemas.microsoft.com/office/word/2010/wordprocessingInk" xmlns:wne="http://schemas.microsoft.com/office/word/2006/wordml" xmlns:wps="http://schemas.microsoft.com/office/word/2010/wordprocessingShape" mc:Ignorable="w14 w15 w16se w16cid w16 w16cex w16sdtdh w16sdtfl w16du wp14">
+<w:document xmlns:wpc="http://schemas.microsoft.com/office/word/2010/wordprocessingCanvas" xmlns:cx="http://schemas.microsoft.com/office/drawing/2014/chartex" xmlns:cx1="http://schemas.microsoft.com/office/drawing/2015/9/8/chartex" xmlns:cx2="http://schemas.microsoft.com/office/drawing/2015/10/21/chartex" xmlns:cx3="http://schemas.microsoft.com/office/drawing/2016/5/9/chartex" xmlns:cx4="http://schemas.microsoft.com/office/drawing/2016/5/10/chartex" xmlns:cx5="http://schemas.microsoft.com/office/drawing/2016/5/11/chartex" xmlns:cx6="http://schemas.microsoft.com/office/drawing/2016/5/12/chartex" xmlns:cx7="http://schemas.microsoft.com/office/drawing/2016/5/13/chartex" xmlns:cx8="http://schemas.microsoft.com/office/drawing/2016/5/14/chartex" xmlns:mc="http://schemas.openxmlformats.org/markup-compatibility/2006" xmlns:aink="http://schemas.microsoft.com/office/drawing/2016/ink" xmlns:am3d="http://schemas.microsoft.com/office/drawing/2017/model3d" xmlns:o="urn:schemas-microsoft-com:office:office" xmlns:r="http://schemas.openxmlformats.org/officeDocument/2006/relationships" xmlns:m="http://schemas.openxmlformats.org/officeDocument/2006/math" xmlns:v="urn:schemas-microsoft-com:vml" xmlns:wp14="http://schemas.microsoft.com/office/word/2010/wordprocessingDrawing" xmlns:wp="http://schemas.openxmlformats.org/drawingml/2006/wordprocessingDrawing" xmlns:w10="urn:schemas-microsoft-com:office:word" xmlns:w="http://schemas.openxmlformats.org/wordprocessingml/2006/main" xmlns:w14="http://schemas.microsoft.com/office/word/2010/wordml" xmlns:w15="http://schemas.microsoft.com/office/word/2012/wordml" xmlns:w16cid="http://schemas.microsoft.com/office/word/2016/wordml/cid" xmlns:w16se="http://schemas.microsoft.com/office/word/2015/wordml/symex" xmlns:wpg="http://schemas.microsoft.com/office/word/2010/wordprocessingGroup" xmlns:wpi="http://schemas.microsoft.com/office/word/2010/wordprocessingInk" xmlns:wne="http://schemas.microsoft.com/office/word/2006/wordml" xmlns:wps="http://schemas.microsoft.com/office/word/2010/wordprocessingShape" mc:Ignorable="w14 w15 w16se w16cid wp14">
   <w:body>
     <w:p>
       <w:pPr>
@@ -6263,7 +6263,6 @@
         <w:rPr>
           <w:rFonts w:cs="Arial"/>
         </w:rPr>
-        <w:lastRenderedPageBreak/>
         <w:t>INTRODUCCIÓN</w:t>
       </w:r>
       <w:bookmarkEnd w:id="2"/>
@@ -6417,7 +6416,6 @@
         <w:rPr>
           <w:rFonts w:cs="Arial"/>
         </w:rPr>
-        <w:lastRenderedPageBreak/>
         <w:t>CAP</w:t>
       </w:r>
       <w:r>
@@ -6529,6 +6527,7 @@
           <w:id w:val="1973471992"/>
           <w:citation/>
         </w:sdtPr>
+        <w:sdtEndPr/>
         <w:sdtContent>
           <w:r>
             <w:rPr>
@@ -6802,25 +6801,7 @@
           <w:sz w:val="24"/>
           <w:szCs w:val="24"/>
         </w:rPr>
-        <w:t xml:space="preserve">Además, la plataforma es accesible desde dispositivos móviles (Android </w:t>
-      </w:r>
-      <w:proofErr w:type="gramStart"/>
-      <w:r>
-        <w:rPr>
-          <w:rFonts w:ascii="Arial" w:hAnsi="Arial" w:cs="Arial"/>
-          <w:sz w:val="24"/>
-          <w:szCs w:val="24"/>
-        </w:rPr>
-        <w:t>e</w:t>
-      </w:r>
-      <w:proofErr w:type="gramEnd"/>
-      <w:r>
-        <w:rPr>
-          <w:rFonts w:ascii="Arial" w:hAnsi="Arial" w:cs="Arial"/>
-          <w:sz w:val="24"/>
-          <w:szCs w:val="24"/>
-        </w:rPr>
-        <w:t xml:space="preserve"> iOS) y navegadores web, permitiendo su uso en diversas situaciones y dispositivos.</w:t>
+        <w:t>Además, la plataforma es accesible desde dispositivos móviles (Android e iOS) y navegadores web, permitiendo su uso en diversas situaciones y dispositivos.</w:t>
       </w:r>
     </w:p>
     <w:p>
@@ -6848,7 +6829,6 @@
           <w:sz w:val="24"/>
           <w:szCs w:val="24"/>
         </w:rPr>
-        <w:lastRenderedPageBreak/>
         <w:t>Modalidades de uso</w:t>
       </w:r>
     </w:p>
@@ -6968,6 +6948,7 @@
           <w:id w:val="-1599020502"/>
           <w:citation/>
         </w:sdtPr>
+        <w:sdtEndPr/>
         <w:sdtContent>
           <w:r>
             <w:rPr>
@@ -7092,7 +7073,6 @@
         </w:rPr>
         <w:t xml:space="preserve"> se encuentra equipada para ofrecer todos los servicios en un mismo lugar, de manera rápida, cómoda y eficiente. Todo está diseñado para que el paciente pueda iniciar su tratamiento desde la primera cita. Actualmente, miles de personas disfrutan de los resultados obtenidos con los </w:t>
       </w:r>
-      <w:proofErr w:type="spellStart"/>
       <w:r>
         <w:rPr>
           <w:rStyle w:val="Textoennegrita"/>
@@ -7102,7 +7082,6 @@
         </w:rPr>
         <w:t>brackets</w:t>
       </w:r>
-      <w:proofErr w:type="spellEnd"/>
       <w:r>
         <w:rPr>
           <w:rFonts w:ascii="Arial" w:hAnsi="Arial" w:cs="Arial"/>
@@ -7138,6 +7117,7 @@
           <w:id w:val="14822053"/>
           <w:citation/>
         </w:sdtPr>
+        <w:sdtEndPr/>
         <w:sdtContent>
           <w:r>
             <w:rPr>
@@ -7398,7 +7378,6 @@
           <w:sz w:val="24"/>
           <w:szCs w:val="24"/>
         </w:rPr>
-        <w:lastRenderedPageBreak/>
         <w:t>Servicios en establecimiento</w:t>
       </w:r>
     </w:p>
@@ -7812,6 +7791,7 @@
           <w:id w:val="1762179841"/>
           <w:citation/>
         </w:sdtPr>
+        <w:sdtEndPr/>
         <w:sdtContent>
           <w:r>
             <w:rPr>
@@ -7935,7 +7915,6 @@
           <w:sz w:val="24"/>
           <w:szCs w:val="24"/>
         </w:rPr>
-        <w:lastRenderedPageBreak/>
         <w:t>Doctoralia</w:t>
       </w:r>
       <w:proofErr w:type="spellEnd"/>
@@ -7977,6 +7956,7 @@
           <w:id w:val="-1963031511"/>
           <w:citation/>
         </w:sdtPr>
+        <w:sdtEndPr/>
         <w:sdtContent>
           <w:r>
             <w:rPr>
@@ -8352,7 +8332,6 @@
           <w:sz w:val="24"/>
           <w:szCs w:val="24"/>
         </w:rPr>
-        <w:lastRenderedPageBreak/>
         <w:t>Consultas en línea</w:t>
       </w:r>
       <w:r>
@@ -8513,30 +8492,14 @@
           <w:rFonts w:ascii="Arial" w:hAnsi="Arial" w:cs="Arial"/>
           <w:sz w:val="24"/>
         </w:rPr>
-        <w:t xml:space="preserve">En el </w:t>
-      </w:r>
-      <w:proofErr w:type="gramStart"/>
-      <w:r>
-        <w:rPr>
-          <w:rFonts w:ascii="Arial" w:hAnsi="Arial" w:cs="Arial"/>
-          <w:sz w:val="24"/>
-        </w:rPr>
-        <w:t xml:space="preserve">consultorio  </w:t>
-      </w:r>
-      <w:r>
-        <w:rPr>
-          <w:rFonts w:ascii="Arial" w:hAnsi="Arial" w:cs="Arial"/>
-          <w:sz w:val="24"/>
-        </w:rPr>
-        <w:t>Medical</w:t>
-      </w:r>
-      <w:proofErr w:type="gramEnd"/>
-      <w:r>
-        <w:rPr>
-          <w:rFonts w:ascii="Arial" w:hAnsi="Arial" w:cs="Arial"/>
-          <w:sz w:val="24"/>
-        </w:rPr>
-        <w:t xml:space="preserve"> </w:t>
+        <w:t xml:space="preserve">En el consultorio  </w:t>
+      </w:r>
+      <w:r>
+        <w:rPr>
+          <w:rFonts w:ascii="Arial" w:hAnsi="Arial" w:cs="Arial"/>
+          <w:sz w:val="24"/>
+        </w:rPr>
+        <w:t xml:space="preserve">Medical </w:t>
       </w:r>
       <w:proofErr w:type="spellStart"/>
       <w:r>
@@ -8552,23 +8515,7 @@
           <w:rFonts w:ascii="Arial" w:hAnsi="Arial" w:cs="Arial"/>
           <w:sz w:val="24"/>
         </w:rPr>
-        <w:t xml:space="preserve"> se han identificado diversas maneras de agendar citas entre los roles de paciente, doctor y </w:t>
-      </w:r>
-      <w:proofErr w:type="gramStart"/>
-      <w:r>
-        <w:rPr>
-          <w:rFonts w:ascii="Arial" w:hAnsi="Arial" w:cs="Arial"/>
-          <w:sz w:val="24"/>
-        </w:rPr>
-        <w:t>asistente .</w:t>
-      </w:r>
-      <w:proofErr w:type="gramEnd"/>
-      <w:r>
-        <w:rPr>
-          <w:rFonts w:ascii="Arial" w:hAnsi="Arial" w:cs="Arial"/>
-          <w:sz w:val="24"/>
-        </w:rPr>
-        <w:t xml:space="preserve"> No obstante, se ha observado una deficiencia recurrente en la gestión de este proceso, lo que provoca dificultades en la organización y atención adecuada de los pacientes.</w:t>
+        <w:t xml:space="preserve"> se han identificado diversas maneras de agendar citas entre los roles de paciente, doctor y asistente . No obstante, se ha observado una deficiencia recurrente en la gestión de este proceso, lo que provoca dificultades en la organización y atención adecuada de los pacientes.</w:t>
       </w:r>
     </w:p>
     <w:p>
@@ -8689,15 +8636,7 @@
           <w:rFonts w:ascii="Arial" w:hAnsi="Arial" w:cs="Arial"/>
           <w:sz w:val="24"/>
         </w:rPr>
-        <w:t xml:space="preserve">La primera situación ocurre cuando un paciente llega al consultorio sin cita previa, es decir, en su primera visita. En estos casos, con frecuencia no recibe atención inmediata </w:t>
-      </w:r>
-      <w:r>
-        <w:rPr>
-          <w:rFonts w:ascii="Arial" w:hAnsi="Arial" w:cs="Arial"/>
-          <w:sz w:val="24"/>
-        </w:rPr>
-        <w:lastRenderedPageBreak/>
-        <w:t xml:space="preserve">en la sala de espera, ya que el dentista se encuentra ocupado con otro paciente y el asistente está apoyando en el procedimiento. Ante ello, el paciente debe esperar su turno o acudir a tocar la puerta para ser atendido. La segunda situación ocurre cuando el paciente ya es cliente del consultorio. En este caso, la cita se agenda directamente en el establecimiento, confirmando con el paciente el día y la hora de su disponibilidad. El registro se realiza principalmente en una agenda manual o, en su defecto, en el calendario del teléfono. En caso de que el paciente requiera cancelar o reprogramar, se le facilita el número del consultorio para que pueda gestionar su solicitud mediante una llamada telefónica o un mensaje de WhatsApp. </w:t>
+        <w:t xml:space="preserve">La primera situación ocurre cuando un paciente llega al consultorio sin cita previa, es decir, en su primera visita. En estos casos, con frecuencia no recibe atención inmediata en la sala de espera, ya que el dentista se encuentra ocupado con otro paciente y el asistente está apoyando en el procedimiento. Ante ello, el paciente debe esperar su turno o acudir a tocar la puerta para ser atendido. La segunda situación ocurre cuando el paciente ya es cliente del consultorio. En este caso, la cita se agenda directamente en el establecimiento, confirmando con el paciente el día y la hora de su disponibilidad. El registro se realiza principalmente en una agenda manual o, en su defecto, en el calendario del teléfono. En caso de que el paciente requiera cancelar o reprogramar, se le facilita el número del consultorio para que pueda gestionar su solicitud mediante una llamada telefónica o un mensaje de WhatsApp. </w:t>
       </w:r>
     </w:p>
     <w:p>
@@ -8728,23 +8667,7 @@
           <w:rFonts w:ascii="Arial" w:hAnsi="Arial" w:cs="Arial"/>
           <w:sz w:val="24"/>
         </w:rPr>
-        <w:t xml:space="preserve">La tercera situación, similar a la </w:t>
-      </w:r>
-      <w:proofErr w:type="gramStart"/>
-      <w:r>
-        <w:rPr>
-          <w:rFonts w:ascii="Arial" w:hAnsi="Arial" w:cs="Arial"/>
-          <w:sz w:val="24"/>
-        </w:rPr>
-        <w:t>primera</w:t>
-      </w:r>
-      <w:proofErr w:type="gramEnd"/>
-      <w:r>
-        <w:rPr>
-          <w:rFonts w:ascii="Arial" w:hAnsi="Arial" w:cs="Arial"/>
-          <w:sz w:val="24"/>
-        </w:rPr>
-        <w:t xml:space="preserve"> pero de manera remota, se presenta cuando el paciente es nuevo y no está familiarizado con el consultorio. En este caso, el paciente se informa sobre los servicios ofrecidos a través de redes sociales, guarda el número del consultorio y posteriormente realiza una llamada o envía un mensaje para solicitar información adicional. Tras consultar sobre los servicios y costos, solicita una cita, la cual, en la mayoría de los casos, es agendada directamente por el dentista, asegurando así la atención adecuada desde el primer contacto.</w:t>
+        <w:t>La tercera situación, similar a la primera pero de manera remota, se presenta cuando el paciente es nuevo y no está familiarizado con el consultorio. En este caso, el paciente se informa sobre los servicios ofrecidos a través de redes sociales, guarda el número del consultorio y posteriormente realiza una llamada o envía un mensaje para solicitar información adicional. Tras consultar sobre los servicios y costos, solicita una cita, la cual, en la mayoría de los casos, es agendada directamente por el dentista, asegurando así la atención adecuada desde el primer contacto.</w:t>
       </w:r>
     </w:p>
     <w:p>
@@ -8785,7 +8708,6 @@
       <w:bookmarkStart w:id="11" w:name="_Toc210759813"/>
       <w:bookmarkStart w:id="12" w:name="_Toc211291039"/>
       <w:r>
-        <w:lastRenderedPageBreak/>
         <w:t xml:space="preserve">1.3 </w:t>
       </w:r>
       <w:r>
@@ -9157,23 +9079,7 @@
           <w:rFonts w:ascii="Arial" w:hAnsi="Arial" w:cs="Arial"/>
           <w:sz w:val="24"/>
         </w:rPr>
-        <w:t xml:space="preserve">Todo surge de la necesidad de mejorar la gestión de citas en el </w:t>
-      </w:r>
-      <w:proofErr w:type="gramStart"/>
-      <w:r>
-        <w:rPr>
-          <w:rFonts w:ascii="Arial" w:hAnsi="Arial" w:cs="Arial"/>
-          <w:sz w:val="24"/>
-        </w:rPr>
-        <w:t>consultorio  Médica</w:t>
-      </w:r>
-      <w:proofErr w:type="gramEnd"/>
-      <w:r>
-        <w:rPr>
-          <w:rFonts w:ascii="Arial" w:hAnsi="Arial" w:cs="Arial"/>
-          <w:sz w:val="24"/>
-        </w:rPr>
-        <w:t xml:space="preserve"> </w:t>
+        <w:t xml:space="preserve">Todo surge de la necesidad de mejorar la gestión de citas en el consultorio  Médica </w:t>
       </w:r>
       <w:proofErr w:type="spellStart"/>
       <w:r>
@@ -9220,7 +9126,6 @@
           <w:rFonts w:ascii="Arial" w:hAnsi="Arial" w:cs="Arial"/>
           <w:sz w:val="24"/>
         </w:rPr>
-        <w:lastRenderedPageBreak/>
         <w:t>La finalidad es ofrecer una plataforma digital que facilite la programación y seguimiento de citas, permitiendo que los pacientes conozcan los horarios disponibles y tengan control sobre sus propias citas. Esto garantizará una atención más ágil, ordenada y profesional, mejorando la experiencia del paciente y reduciendo la intervención directa del personal en la gestión de la agenda.</w:t>
       </w:r>
     </w:p>
@@ -9259,30 +9164,14 @@
           <w:rFonts w:ascii="Arial" w:hAnsi="Arial" w:cs="Arial"/>
           <w:sz w:val="24"/>
         </w:rPr>
-        <w:t xml:space="preserve"> sus propias </w:t>
-      </w:r>
-      <w:proofErr w:type="gramStart"/>
-      <w:r>
-        <w:rPr>
-          <w:rFonts w:ascii="Arial" w:hAnsi="Arial" w:cs="Arial"/>
-          <w:sz w:val="24"/>
-        </w:rPr>
-        <w:t xml:space="preserve">citas </w:t>
-      </w:r>
-      <w:r>
-        <w:rPr>
-          <w:rFonts w:ascii="Arial" w:hAnsi="Arial" w:cs="Arial"/>
-          <w:sz w:val="24"/>
-        </w:rPr>
-        <w:t>,</w:t>
-      </w:r>
-      <w:proofErr w:type="gramEnd"/>
-      <w:r>
-        <w:rPr>
-          <w:rFonts w:ascii="Arial" w:hAnsi="Arial" w:cs="Arial"/>
-          <w:sz w:val="24"/>
-        </w:rPr>
-        <w:t xml:space="preserve"> lo que no solo optimiza la gestión interna del consultorio, sino que también fortalece la autonomía del paciente y mejora significativamente su experiencia al interactuar con el servicio.</w:t>
+        <w:t xml:space="preserve"> sus propias citas </w:t>
+      </w:r>
+      <w:r>
+        <w:rPr>
+          <w:rFonts w:ascii="Arial" w:hAnsi="Arial" w:cs="Arial"/>
+          <w:sz w:val="24"/>
+        </w:rPr>
+        <w:t>, lo que no solo optimiza la gestión interna del consultorio, sino que también fortalece la autonomía del paciente y mejora significativamente su experiencia al interactuar con el servicio.</w:t>
       </w:r>
     </w:p>
     <w:p>
@@ -9460,16 +9349,7 @@
           <w:sz w:val="24"/>
           <w:szCs w:val="24"/>
         </w:rPr>
-        <w:t xml:space="preserve">l sistema </w:t>
-      </w:r>
-      <w:r>
-        <w:rPr>
-          <w:rFonts w:ascii="Arial" w:hAnsi="Arial" w:cs="Arial"/>
-          <w:sz w:val="24"/>
-          <w:szCs w:val="24"/>
-        </w:rPr>
-        <w:lastRenderedPageBreak/>
-        <w:t>será utilizado principalmente por dos tipos de usuarios: los pacientes del consultorio, que reservarán sus citas en línea, y el administrador, que controlará la agenda, actualizará la información de servicios y dará seguimiento al estado de las consultas</w:t>
+        <w:t>l sistema será utilizado principalmente por dos tipos de usuarios: los pacientes del consultorio, que reservarán sus citas en línea, y el administrador, que controlará la agenda, actualizará la información de servicios y dará seguimiento al estado de las consultas</w:t>
       </w:r>
       <w:r>
         <w:rPr>
@@ -9693,7 +9573,6 @@
           <w:sz w:val="32"/>
           <w:szCs w:val="32"/>
         </w:rPr>
-        <w:lastRenderedPageBreak/>
         <w:t>CAP</w:t>
       </w:r>
       <w:r>
@@ -10237,6 +10116,7 @@
           <w:id w:val="-515078251"/>
           <w:citation/>
         </w:sdtPr>
+        <w:sdtEndPr/>
         <w:sdtContent>
           <w:r>
             <w:rPr>
@@ -10319,7 +10199,6 @@
         <w:rPr>
           <w:lang w:eastAsia="es-MX"/>
         </w:rPr>
-        <w:lastRenderedPageBreak/>
         <w:t>2.3 Visión</w:t>
       </w:r>
       <w:bookmarkEnd w:id="29"/>
@@ -10408,6 +10287,7 @@
           <w:id w:val="-421412364"/>
           <w:citation/>
         </w:sdtPr>
+        <w:sdtEndPr/>
         <w:sdtContent>
           <w:r>
             <w:rPr>
@@ -10548,6 +10428,7 @@
           <w:id w:val="-1361658727"/>
           <w:citation/>
         </w:sdtPr>
+        <w:sdtEndPr/>
         <w:sdtContent>
           <w:r>
             <w:rPr>
@@ -10868,7 +10749,6 @@
           <w:sz w:val="32"/>
           <w:szCs w:val="32"/>
         </w:rPr>
-        <w:lastRenderedPageBreak/>
         <w:t>CAP</w:t>
       </w:r>
       <w:r>
@@ -11064,7 +10944,6 @@
       <w:bookmarkStart w:id="41" w:name="_Toc210759828"/>
       <w:bookmarkStart w:id="42" w:name="_Toc211291054"/>
       <w:r>
-        <w:lastRenderedPageBreak/>
         <w:t xml:space="preserve">3.3 </w:t>
       </w:r>
       <w:proofErr w:type="spellStart"/>
@@ -11365,16 +11244,7 @@
           <w:sz w:val="24"/>
           <w:szCs w:val="24"/>
         </w:rPr>
-        <w:t xml:space="preserve">Un servidor web (server) es un ordenador de gran potencia que se encarga de “prestar el servicio” de transmitir la información pedida por sus clientes (otros ordenadores, dispositivos móviles, impresoras, personas, etc.) Los servidores web (web server) son </w:t>
-      </w:r>
-      <w:r>
-        <w:rPr>
-          <w:rFonts w:ascii="Arial" w:hAnsi="Arial" w:cs="Arial"/>
-          <w:sz w:val="24"/>
-          <w:szCs w:val="24"/>
-        </w:rPr>
-        <w:lastRenderedPageBreak/>
-        <w:t xml:space="preserve">un componente de los servidores que tienen como principal función almacenar, en web hosting, todos los archivos propios de una página web (imágenes, textos, videos, etc.) y transmitirlos a los usuarios a través de los navegadores mediante el protocolo HTTP. (Souza. I, 2019, 14 de junio. Servidor Web. </w:t>
+        <w:t xml:space="preserve">Un servidor web (server) es un ordenador de gran potencia que se encarga de “prestar el servicio” de transmitir la información pedida por sus clientes (otros ordenadores, dispositivos móviles, impresoras, personas, etc.) Los servidores web (web server) son un componente de los servidores que tienen como principal función almacenar, en web hosting, todos los archivos propios de una página web (imágenes, textos, videos, etc.) y transmitirlos a los usuarios a través de los navegadores mediante el protocolo HTTP. (Souza. I, 2019, 14 de junio. Servidor Web. </w:t>
       </w:r>
       <w:proofErr w:type="spellStart"/>
       <w:r>
@@ -11966,7 +11836,6 @@
           <w:sz w:val="24"/>
           <w:szCs w:val="24"/>
         </w:rPr>
-        <w:lastRenderedPageBreak/>
         <w:t>Ionic</w:t>
       </w:r>
       <w:proofErr w:type="spellEnd"/>
@@ -12511,7 +12380,6 @@
       <w:bookmarkStart w:id="53" w:name="_Toc210759834"/>
       <w:bookmarkStart w:id="54" w:name="_Toc211291060"/>
       <w:r>
-        <w:lastRenderedPageBreak/>
         <w:t xml:space="preserve">3.9 Spring </w:t>
       </w:r>
       <w:proofErr w:type="spellStart"/>
@@ -13219,7 +13087,6 @@
           <w:sz w:val="24"/>
           <w:szCs w:val="24"/>
         </w:rPr>
-        <w:lastRenderedPageBreak/>
         <w:t>MySQL es un sistema gestor de bases de datos (SGBD, DBMS por sus siglas en</w:t>
       </w:r>
       <w:r>
@@ -13802,16 +13669,7 @@
           <w:sz w:val="24"/>
           <w:szCs w:val="24"/>
         </w:rPr>
-        <w:t xml:space="preserve">emprendieron lo que es hoy es el </w:t>
-      </w:r>
-      <w:r>
-        <w:rPr>
-          <w:rFonts w:ascii="Arial" w:hAnsi="Arial" w:cs="Arial"/>
-          <w:sz w:val="24"/>
-          <w:szCs w:val="24"/>
-        </w:rPr>
-        <w:lastRenderedPageBreak/>
-        <w:t>UML, quienes también fueron creadores de</w:t>
+        <w:t>emprendieron lo que es hoy es el UML, quienes también fueron creadores de</w:t>
       </w:r>
       <w:r>
         <w:rPr>
@@ -14088,25 +13946,7 @@
           <w:sz w:val="24"/>
           <w:szCs w:val="24"/>
         </w:rPr>
-        <w:t xml:space="preserve">u otro tipo de organización, </w:t>
-      </w:r>
-      <w:proofErr w:type="gramStart"/>
-      <w:r>
-        <w:rPr>
-          <w:rFonts w:ascii="Arial" w:hAnsi="Arial" w:cs="Arial"/>
-          <w:sz w:val="24"/>
-          <w:szCs w:val="24"/>
-        </w:rPr>
-        <w:t>como</w:t>
-      </w:r>
-      <w:proofErr w:type="gramEnd"/>
-      <w:r>
-        <w:rPr>
-          <w:rFonts w:ascii="Arial" w:hAnsi="Arial" w:cs="Arial"/>
-          <w:sz w:val="24"/>
-          <w:szCs w:val="24"/>
-        </w:rPr>
-        <w:t xml:space="preserve"> por ejemplo, una universidad o un hospital.</w:t>
+        <w:t>u otro tipo de organización, como por ejemplo, una universidad o un hospital.</w:t>
       </w:r>
       <w:r>
         <w:rPr>
@@ -14253,16 +14093,7 @@
           <w:sz w:val="24"/>
           <w:szCs w:val="24"/>
         </w:rPr>
-        <w:t xml:space="preserve">y se utilizan para introducir datos, </w:t>
-      </w:r>
-      <w:r>
-        <w:rPr>
-          <w:rFonts w:ascii="Arial" w:hAnsi="Arial" w:cs="Arial"/>
-          <w:sz w:val="24"/>
-          <w:szCs w:val="24"/>
-        </w:rPr>
-        <w:lastRenderedPageBreak/>
-        <w:t>mantener los ficheros y generar los informes</w:t>
+        <w:t>y se utilizan para introducir datos, mantener los ficheros y generar los informes</w:t>
       </w:r>
       <w:r>
         <w:rPr>
@@ -14575,7 +14406,6 @@
         <w:rPr>
           <w:rFonts w:cs="Arial"/>
         </w:rPr>
-        <w:lastRenderedPageBreak/>
         <w:t>CAPÍTULO IV MÉTODOLOGÍA DE APLICACIÓN</w:t>
       </w:r>
       <w:bookmarkEnd w:id="61"/>
@@ -14830,7 +14660,6 @@
         <w:rPr>
           <w:rFonts w:ascii="Arial" w:hAnsi="Arial" w:cs="Arial"/>
         </w:rPr>
-        <w:lastRenderedPageBreak/>
         <w:t>El sistema enviará un recordatorio por WhatsApp un día antes de la cita, incluyendo un mensaje de confirmación, el nombre del paciente, fecha, hora, ubicación del consultorio y un aviso para contactar en caso de necesitar reprogramar.</w:t>
       </w:r>
     </w:p>
@@ -15046,7 +14875,6 @@
         <w:rPr>
           <w:rFonts w:ascii="Arial" w:hAnsi="Arial" w:cs="Arial"/>
         </w:rPr>
-        <w:lastRenderedPageBreak/>
         <w:t>El sistema contará con una barra de herramientas (</w:t>
       </w:r>
       <w:proofErr w:type="spellStart"/>
@@ -15388,7 +15216,6 @@
           <w:szCs w:val="24"/>
           <w:lang w:eastAsia="es-MX"/>
         </w:rPr>
-        <w:lastRenderedPageBreak/>
         <w:t>El sistema permitirá al administrador modificar citas previamente agendadas, restringiendo los cambios únicamente al tipo de servicio. Para ello, deberá hacer clic en el botón “Consultar”, que mostrará un panel con todos los registros de citas. Luego, seleccionará el mes, día y hora correspondientes y hará clic en el ícono “Editar” de la cita deseada.</w:t>
       </w:r>
     </w:p>
@@ -15683,7 +15510,6 @@
           <w:szCs w:val="24"/>
           <w:lang w:eastAsia="es-MX"/>
         </w:rPr>
-        <w:lastRenderedPageBreak/>
         <w:t xml:space="preserve">La interfaz de usuario, tanto para pacientes como para administradores, empleará tonalidades acordes a los colores del logotipo del consultorio “Medical </w:t>
       </w:r>
       <w:proofErr w:type="spellStart"/>
@@ -16195,7 +16021,6 @@
           <w:sz w:val="24"/>
           <w:szCs w:val="24"/>
         </w:rPr>
-        <w:lastRenderedPageBreak/>
         <w:t>Uso</w:t>
       </w:r>
     </w:p>
@@ -16558,7 +16383,6 @@
       <w:bookmarkStart w:id="75" w:name="_Toc211291070"/>
       <w:bookmarkEnd w:id="63"/>
       <w:r>
-        <w:lastRenderedPageBreak/>
         <w:t xml:space="preserve">4.1.2 </w:t>
       </w:r>
       <w:r>
@@ -16646,7 +16470,6 @@
       <w:bookmarkStart w:id="79" w:name="_Toc210759845"/>
       <w:bookmarkStart w:id="80" w:name="_Toc211291072"/>
       <w:r>
-        <w:lastRenderedPageBreak/>
         <w:t xml:space="preserve">4.1.3 </w:t>
       </w:r>
       <w:r>
@@ -17135,7 +16958,6 @@
           <w:szCs w:val="24"/>
           <w:lang w:eastAsia="es-MX"/>
         </w:rPr>
-        <w:lastRenderedPageBreak/>
         <w:t>¿Desea recibir notificaciones automáticas sobre nuevas citas o cambios en las mismas?</w:t>
       </w:r>
     </w:p>
@@ -17406,7 +17228,6 @@
       <w:bookmarkStart w:id="81" w:name="_Toc210759846"/>
       <w:bookmarkStart w:id="82" w:name="_Toc211291073"/>
       <w:r>
-        <w:lastRenderedPageBreak/>
         <w:t xml:space="preserve">4.2 </w:t>
       </w:r>
       <w:r>
@@ -17515,14 +17336,27 @@
       <w:r>
         <w:t xml:space="preserve"> </w:t>
       </w:r>
-      <w:fldSimple w:instr=" SEQ Ilustración \* ARABIC ">
-        <w:r>
-          <w:rPr>
-            <w:noProof/>
-          </w:rPr>
-          <w:t>1</w:t>
-        </w:r>
-      </w:fldSimple>
+      <w:r>
+        <w:fldChar w:fldCharType="begin"/>
+      </w:r>
+      <w:r>
+        <w:instrText xml:space="preserve"> SEQ Ilustración \* ARABIC </w:instrText>
+      </w:r>
+      <w:r>
+        <w:fldChar w:fldCharType="separate"/>
+      </w:r>
+      <w:r>
+        <w:rPr>
+          <w:noProof/>
+        </w:rPr>
+        <w:t>1</w:t>
+      </w:r>
+      <w:r>
+        <w:rPr>
+          <w:noProof/>
+        </w:rPr>
+        <w:fldChar w:fldCharType="end"/>
+      </w:r>
       <w:r>
         <w:t xml:space="preserve"> Caso de uso agendar cita</w:t>
       </w:r>
@@ -17537,7 +17371,6 @@
         <w:rPr>
           <w:noProof/>
         </w:rPr>
-        <w:lastRenderedPageBreak/>
         <w:drawing>
           <wp:inline distT="0" distB="0" distL="0" distR="0" wp14:anchorId="5977390C" wp14:editId="56044726">
             <wp:extent cx="5943600" cy="4360545"/>
@@ -17600,14 +17433,27 @@
       <w:r>
         <w:t xml:space="preserve"> </w:t>
       </w:r>
-      <w:fldSimple w:instr=" SEQ Ilustración \* ARABIC ">
-        <w:r>
-          <w:rPr>
-            <w:noProof/>
-          </w:rPr>
-          <w:t>2</w:t>
-        </w:r>
-      </w:fldSimple>
+      <w:r>
+        <w:fldChar w:fldCharType="begin"/>
+      </w:r>
+      <w:r>
+        <w:instrText xml:space="preserve"> SEQ Ilustración \* ARABIC </w:instrText>
+      </w:r>
+      <w:r>
+        <w:fldChar w:fldCharType="separate"/>
+      </w:r>
+      <w:r>
+        <w:rPr>
+          <w:noProof/>
+        </w:rPr>
+        <w:t>2</w:t>
+      </w:r>
+      <w:r>
+        <w:rPr>
+          <w:noProof/>
+        </w:rPr>
+        <w:fldChar w:fldCharType="end"/>
+      </w:r>
       <w:r>
         <w:t xml:space="preserve"> Diagrama actividades agendar cita</w:t>
       </w:r>
@@ -17636,7 +17482,6 @@
         <w:rPr>
           <w:noProof/>
         </w:rPr>
-        <w:lastRenderedPageBreak/>
         <w:drawing>
           <wp:inline distT="0" distB="0" distL="0" distR="0" wp14:anchorId="2E5D4032" wp14:editId="0F01982F">
             <wp:extent cx="5943600" cy="6330315"/>
@@ -17698,14 +17543,27 @@
       <w:r>
         <w:t xml:space="preserve"> </w:t>
       </w:r>
-      <w:fldSimple w:instr=" SEQ Ilustración \* ARABIC ">
-        <w:r>
-          <w:rPr>
-            <w:noProof/>
-          </w:rPr>
-          <w:t>3</w:t>
-        </w:r>
-      </w:fldSimple>
+      <w:r>
+        <w:fldChar w:fldCharType="begin"/>
+      </w:r>
+      <w:r>
+        <w:instrText xml:space="preserve"> SEQ Ilustración \* ARABIC </w:instrText>
+      </w:r>
+      <w:r>
+        <w:fldChar w:fldCharType="separate"/>
+      </w:r>
+      <w:r>
+        <w:rPr>
+          <w:noProof/>
+        </w:rPr>
+        <w:t>3</w:t>
+      </w:r>
+      <w:r>
+        <w:rPr>
+          <w:noProof/>
+        </w:rPr>
+        <w:fldChar w:fldCharType="end"/>
+      </w:r>
       <w:r>
         <w:t xml:space="preserve"> Caso de uso cancelar cita</w:t>
       </w:r>
@@ -17786,14 +17644,27 @@
       <w:r>
         <w:t xml:space="preserve"> </w:t>
       </w:r>
-      <w:fldSimple w:instr=" SEQ Ilustración \* ARABIC ">
-        <w:r>
-          <w:rPr>
-            <w:noProof/>
-          </w:rPr>
-          <w:t>4</w:t>
-        </w:r>
-      </w:fldSimple>
+      <w:r>
+        <w:fldChar w:fldCharType="begin"/>
+      </w:r>
+      <w:r>
+        <w:instrText xml:space="preserve"> SEQ Ilustración \* ARABIC </w:instrText>
+      </w:r>
+      <w:r>
+        <w:fldChar w:fldCharType="separate"/>
+      </w:r>
+      <w:r>
+        <w:rPr>
+          <w:noProof/>
+        </w:rPr>
+        <w:t>4</w:t>
+      </w:r>
+      <w:r>
+        <w:rPr>
+          <w:noProof/>
+        </w:rPr>
+        <w:fldChar w:fldCharType="end"/>
+      </w:r>
       <w:r>
         <w:t xml:space="preserve"> Diagrama de actividades cancelar cita</w:t>
       </w:r>
@@ -17813,7 +17684,6 @@
         <w:rPr>
           <w:noProof/>
         </w:rPr>
-        <w:lastRenderedPageBreak/>
         <w:drawing>
           <wp:inline distT="0" distB="0" distL="0" distR="0" wp14:anchorId="37EDB840" wp14:editId="0D132B6B">
             <wp:extent cx="5943600" cy="5900420"/>
@@ -17875,14 +17745,27 @@
       <w:r>
         <w:t xml:space="preserve"> </w:t>
       </w:r>
-      <w:fldSimple w:instr=" SEQ Ilustración \* ARABIC ">
-        <w:r>
-          <w:rPr>
-            <w:noProof/>
-          </w:rPr>
-          <w:t>5</w:t>
-        </w:r>
-      </w:fldSimple>
+      <w:r>
+        <w:fldChar w:fldCharType="begin"/>
+      </w:r>
+      <w:r>
+        <w:instrText xml:space="preserve"> SEQ Ilustración \* ARABIC </w:instrText>
+      </w:r>
+      <w:r>
+        <w:fldChar w:fldCharType="separate"/>
+      </w:r>
+      <w:r>
+        <w:rPr>
+          <w:noProof/>
+        </w:rPr>
+        <w:t>5</w:t>
+      </w:r>
+      <w:r>
+        <w:rPr>
+          <w:noProof/>
+        </w:rPr>
+        <w:fldChar w:fldCharType="end"/>
+      </w:r>
       <w:r>
         <w:t xml:space="preserve"> Caso de uso consultar cita</w:t>
       </w:r>
@@ -17970,14 +17853,27 @@
       <w:r>
         <w:t xml:space="preserve"> </w:t>
       </w:r>
-      <w:fldSimple w:instr=" SEQ Ilustración \* ARABIC ">
-        <w:r>
-          <w:rPr>
-            <w:noProof/>
-          </w:rPr>
-          <w:t>6</w:t>
-        </w:r>
-      </w:fldSimple>
+      <w:r>
+        <w:fldChar w:fldCharType="begin"/>
+      </w:r>
+      <w:r>
+        <w:instrText xml:space="preserve"> SEQ Ilustración \* ARABIC </w:instrText>
+      </w:r>
+      <w:r>
+        <w:fldChar w:fldCharType="separate"/>
+      </w:r>
+      <w:r>
+        <w:rPr>
+          <w:noProof/>
+        </w:rPr>
+        <w:t>6</w:t>
+      </w:r>
+      <w:r>
+        <w:rPr>
+          <w:noProof/>
+        </w:rPr>
+        <w:fldChar w:fldCharType="end"/>
+      </w:r>
       <w:r>
         <w:t xml:space="preserve"> Diagrama de actividades consultar cita</w:t>
       </w:r>
@@ -17990,7 +17886,6 @@
       <w:bookmarkStart w:id="93" w:name="_Toc210759850"/>
       <w:bookmarkStart w:id="94" w:name="_Toc211291077"/>
       <w:r>
-        <w:lastRenderedPageBreak/>
         <w:t xml:space="preserve">4.2.2 </w:t>
       </w:r>
       <w:r>
@@ -18091,14 +17986,27 @@
       <w:r>
         <w:t xml:space="preserve"> </w:t>
       </w:r>
-      <w:fldSimple w:instr=" SEQ Ilustración \* ARABIC ">
-        <w:r>
-          <w:rPr>
-            <w:noProof/>
-          </w:rPr>
-          <w:t>7</w:t>
-        </w:r>
-      </w:fldSimple>
+      <w:r>
+        <w:fldChar w:fldCharType="begin"/>
+      </w:r>
+      <w:r>
+        <w:instrText xml:space="preserve"> SEQ Ilustración \* ARABIC </w:instrText>
+      </w:r>
+      <w:r>
+        <w:fldChar w:fldCharType="separate"/>
+      </w:r>
+      <w:r>
+        <w:rPr>
+          <w:noProof/>
+        </w:rPr>
+        <w:t>7</w:t>
+      </w:r>
+      <w:r>
+        <w:rPr>
+          <w:noProof/>
+        </w:rPr>
+        <w:fldChar w:fldCharType="end"/>
+      </w:r>
       <w:r>
         <w:t xml:space="preserve"> </w:t>
       </w:r>
@@ -18123,7 +18031,6 @@
       <w:bookmarkStart w:id="98" w:name="_Toc210759852"/>
       <w:bookmarkStart w:id="99" w:name="_Toc211291079"/>
       <w:r>
-        <w:lastRenderedPageBreak/>
         <w:t>b) Diccionario de Datos</w:t>
       </w:r>
       <w:bookmarkEnd w:id="98"/>
@@ -19863,7 +19770,6 @@
           <w:sz w:val="24"/>
           <w:szCs w:val="24"/>
         </w:rPr>
-        <w:lastRenderedPageBreak/>
         <w:t>Tabla servicios</w:t>
       </w:r>
     </w:p>
@@ -21928,7 +21834,6 @@
       <w:bookmarkStart w:id="100" w:name="_Toc210759853"/>
       <w:bookmarkStart w:id="101" w:name="_Toc211291080"/>
       <w:r>
-        <w:lastRenderedPageBreak/>
         <w:t>4.2.3 Diseño de interfaces, componentes, Circuitos, Estructuras</w:t>
       </w:r>
       <w:bookmarkEnd w:id="100"/>
@@ -22003,14 +21908,27 @@
       <w:r>
         <w:t xml:space="preserve"> </w:t>
       </w:r>
-      <w:fldSimple w:instr=" SEQ Ilustración \* ARABIC ">
-        <w:r>
-          <w:rPr>
-            <w:noProof/>
-          </w:rPr>
-          <w:t>8</w:t>
-        </w:r>
-      </w:fldSimple>
+      <w:r>
+        <w:fldChar w:fldCharType="begin"/>
+      </w:r>
+      <w:r>
+        <w:instrText xml:space="preserve"> SEQ Ilustración \* ARABIC </w:instrText>
+      </w:r>
+      <w:r>
+        <w:fldChar w:fldCharType="separate"/>
+      </w:r>
+      <w:r>
+        <w:rPr>
+          <w:noProof/>
+        </w:rPr>
+        <w:t>8</w:t>
+      </w:r>
+      <w:r>
+        <w:rPr>
+          <w:noProof/>
+        </w:rPr>
+        <w:fldChar w:fldCharType="end"/>
+      </w:r>
       <w:r>
         <w:t xml:space="preserve"> </w:t>
       </w:r>
@@ -22094,14 +22012,27 @@
       <w:r>
         <w:t xml:space="preserve"> </w:t>
       </w:r>
-      <w:fldSimple w:instr=" SEQ Ilustración \* ARABIC ">
-        <w:r>
-          <w:rPr>
-            <w:noProof/>
-          </w:rPr>
-          <w:t>9</w:t>
-        </w:r>
-      </w:fldSimple>
+      <w:r>
+        <w:fldChar w:fldCharType="begin"/>
+      </w:r>
+      <w:r>
+        <w:instrText xml:space="preserve"> SEQ Ilustración \* ARABIC </w:instrText>
+      </w:r>
+      <w:r>
+        <w:fldChar w:fldCharType="separate"/>
+      </w:r>
+      <w:r>
+        <w:rPr>
+          <w:noProof/>
+        </w:rPr>
+        <w:t>9</w:t>
+      </w:r>
+      <w:r>
+        <w:rPr>
+          <w:noProof/>
+        </w:rPr>
+        <w:fldChar w:fldCharType="end"/>
+      </w:r>
       <w:r>
         <w:t xml:space="preserve"> </w:t>
       </w:r>
@@ -22124,7 +22055,6 @@
         <w:rPr>
           <w:noProof/>
         </w:rPr>
-        <w:lastRenderedPageBreak/>
         <w:drawing>
           <wp:inline distT="0" distB="0" distL="0" distR="0" wp14:anchorId="3AA756D1" wp14:editId="40BA6233">
             <wp:extent cx="5612130" cy="3156585"/>
@@ -22186,14 +22116,27 @@
       <w:r>
         <w:t xml:space="preserve"> </w:t>
       </w:r>
-      <w:fldSimple w:instr=" SEQ Ilustración \* ARABIC ">
-        <w:r>
-          <w:rPr>
-            <w:noProof/>
-          </w:rPr>
-          <w:t>10</w:t>
-        </w:r>
-      </w:fldSimple>
+      <w:r>
+        <w:fldChar w:fldCharType="begin"/>
+      </w:r>
+      <w:r>
+        <w:instrText xml:space="preserve"> SEQ Ilustración \* ARABIC </w:instrText>
+      </w:r>
+      <w:r>
+        <w:fldChar w:fldCharType="separate"/>
+      </w:r>
+      <w:r>
+        <w:rPr>
+          <w:noProof/>
+        </w:rPr>
+        <w:t>10</w:t>
+      </w:r>
+      <w:r>
+        <w:rPr>
+          <w:noProof/>
+        </w:rPr>
+        <w:fldChar w:fldCharType="end"/>
+      </w:r>
       <w:r>
         <w:t xml:space="preserve"> </w:t>
       </w:r>
@@ -22286,14 +22229,27 @@
       <w:r>
         <w:t xml:space="preserve"> </w:t>
       </w:r>
-      <w:fldSimple w:instr=" SEQ Ilustración \* ARABIC ">
-        <w:r>
-          <w:rPr>
-            <w:noProof/>
-          </w:rPr>
-          <w:t>11</w:t>
-        </w:r>
-      </w:fldSimple>
+      <w:r>
+        <w:fldChar w:fldCharType="begin"/>
+      </w:r>
+      <w:r>
+        <w:instrText xml:space="preserve"> SEQ Ilustración \* ARABIC </w:instrText>
+      </w:r>
+      <w:r>
+        <w:fldChar w:fldCharType="separate"/>
+      </w:r>
+      <w:r>
+        <w:rPr>
+          <w:noProof/>
+        </w:rPr>
+        <w:t>11</w:t>
+      </w:r>
+      <w:r>
+        <w:rPr>
+          <w:noProof/>
+        </w:rPr>
+        <w:fldChar w:fldCharType="end"/>
+      </w:r>
       <w:r>
         <w:t xml:space="preserve"> </w:t>
       </w:r>
@@ -22312,7 +22268,6 @@
         <w:rPr>
           <w:noProof/>
         </w:rPr>
-        <w:lastRenderedPageBreak/>
         <w:drawing>
           <wp:inline distT="0" distB="0" distL="0" distR="0" wp14:anchorId="4BE2C7F3" wp14:editId="561D8B72">
             <wp:extent cx="5612130" cy="3156585"/>
@@ -22374,14 +22329,27 @@
       <w:r>
         <w:t xml:space="preserve"> </w:t>
       </w:r>
-      <w:fldSimple w:instr=" SEQ Ilustración \* ARABIC ">
-        <w:r>
-          <w:rPr>
-            <w:noProof/>
-          </w:rPr>
-          <w:t>12</w:t>
-        </w:r>
-      </w:fldSimple>
+      <w:r>
+        <w:fldChar w:fldCharType="begin"/>
+      </w:r>
+      <w:r>
+        <w:instrText xml:space="preserve"> SEQ Ilustración \* ARABIC </w:instrText>
+      </w:r>
+      <w:r>
+        <w:fldChar w:fldCharType="separate"/>
+      </w:r>
+      <w:r>
+        <w:rPr>
+          <w:noProof/>
+        </w:rPr>
+        <w:t>12</w:t>
+      </w:r>
+      <w:r>
+        <w:rPr>
+          <w:noProof/>
+        </w:rPr>
+        <w:fldChar w:fldCharType="end"/>
+      </w:r>
       <w:r>
         <w:t xml:space="preserve"> </w:t>
       </w:r>
@@ -22466,14 +22434,27 @@
       <w:r>
         <w:t xml:space="preserve"> </w:t>
       </w:r>
-      <w:fldSimple w:instr=" SEQ Ilustración \* ARABIC ">
-        <w:r>
-          <w:rPr>
-            <w:noProof/>
-          </w:rPr>
-          <w:t>13</w:t>
-        </w:r>
-      </w:fldSimple>
+      <w:r>
+        <w:fldChar w:fldCharType="begin"/>
+      </w:r>
+      <w:r>
+        <w:instrText xml:space="preserve"> SEQ Ilustración \* ARABIC </w:instrText>
+      </w:r>
+      <w:r>
+        <w:fldChar w:fldCharType="separate"/>
+      </w:r>
+      <w:r>
+        <w:rPr>
+          <w:noProof/>
+        </w:rPr>
+        <w:t>13</w:t>
+      </w:r>
+      <w:r>
+        <w:rPr>
+          <w:noProof/>
+        </w:rPr>
+        <w:fldChar w:fldCharType="end"/>
+      </w:r>
       <w:r>
         <w:t xml:space="preserve"> </w:t>
       </w:r>
@@ -22497,7 +22478,6 @@
         <w:rPr>
           <w:noProof/>
         </w:rPr>
-        <w:lastRenderedPageBreak/>
         <w:drawing>
           <wp:inline distT="0" distB="0" distL="0" distR="0" wp14:anchorId="58AF1D40" wp14:editId="5101FF1C">
             <wp:extent cx="5612130" cy="3156585"/>
@@ -22559,14 +22539,27 @@
       <w:r>
         <w:t xml:space="preserve"> </w:t>
       </w:r>
-      <w:fldSimple w:instr=" SEQ Ilustración \* ARABIC ">
-        <w:r>
-          <w:rPr>
-            <w:noProof/>
-          </w:rPr>
-          <w:t>14</w:t>
-        </w:r>
-      </w:fldSimple>
+      <w:r>
+        <w:fldChar w:fldCharType="begin"/>
+      </w:r>
+      <w:r>
+        <w:instrText xml:space="preserve"> SEQ Ilustración \* ARABIC </w:instrText>
+      </w:r>
+      <w:r>
+        <w:fldChar w:fldCharType="separate"/>
+      </w:r>
+      <w:r>
+        <w:rPr>
+          <w:noProof/>
+        </w:rPr>
+        <w:t>14</w:t>
+      </w:r>
+      <w:r>
+        <w:rPr>
+          <w:noProof/>
+        </w:rPr>
+        <w:fldChar w:fldCharType="end"/>
+      </w:r>
       <w:r>
         <w:t xml:space="preserve"> </w:t>
       </w:r>
@@ -22648,14 +22641,27 @@
       <w:r>
         <w:t xml:space="preserve"> </w:t>
       </w:r>
-      <w:fldSimple w:instr=" SEQ Ilustración \* ARABIC ">
-        <w:r>
-          <w:rPr>
-            <w:noProof/>
-          </w:rPr>
-          <w:t>15</w:t>
-        </w:r>
-      </w:fldSimple>
+      <w:r>
+        <w:fldChar w:fldCharType="begin"/>
+      </w:r>
+      <w:r>
+        <w:instrText xml:space="preserve"> SEQ Ilustración \* ARABIC </w:instrText>
+      </w:r>
+      <w:r>
+        <w:fldChar w:fldCharType="separate"/>
+      </w:r>
+      <w:r>
+        <w:rPr>
+          <w:noProof/>
+        </w:rPr>
+        <w:t>15</w:t>
+      </w:r>
+      <w:r>
+        <w:rPr>
+          <w:noProof/>
+        </w:rPr>
+        <w:fldChar w:fldCharType="end"/>
+      </w:r>
       <w:r>
         <w:t xml:space="preserve"> </w:t>
       </w:r>
@@ -22677,7 +22683,6 @@
       <w:bookmarkStart w:id="110" w:name="_Toc210759854"/>
       <w:bookmarkStart w:id="111" w:name="_Toc211291081"/>
       <w:r>
-        <w:lastRenderedPageBreak/>
         <w:t xml:space="preserve">4.2.4 </w:t>
       </w:r>
       <w:r>
@@ -22787,14 +22792,27 @@
       <w:r>
         <w:t xml:space="preserve"> </w:t>
       </w:r>
-      <w:fldSimple w:instr=" SEQ Ilustración \* ARABIC ">
-        <w:r>
-          <w:rPr>
-            <w:noProof/>
-          </w:rPr>
-          <w:t>16</w:t>
-        </w:r>
-      </w:fldSimple>
+      <w:r>
+        <w:fldChar w:fldCharType="begin"/>
+      </w:r>
+      <w:r>
+        <w:instrText xml:space="preserve"> SEQ Ilustración \* ARABIC </w:instrText>
+      </w:r>
+      <w:r>
+        <w:fldChar w:fldCharType="separate"/>
+      </w:r>
+      <w:r>
+        <w:rPr>
+          <w:noProof/>
+        </w:rPr>
+        <w:t>16</w:t>
+      </w:r>
+      <w:r>
+        <w:rPr>
+          <w:noProof/>
+        </w:rPr>
+        <w:fldChar w:fldCharType="end"/>
+      </w:r>
       <w:r>
         <w:t xml:space="preserve"> Pantalla principal</w:t>
       </w:r>
@@ -22814,7 +22832,6 @@
         <w:rPr>
           <w:noProof/>
         </w:rPr>
-        <w:lastRenderedPageBreak/>
         <w:drawing>
           <wp:inline distT="0" distB="0" distL="0" distR="0" wp14:anchorId="474A7600" wp14:editId="249B5E3B">
             <wp:extent cx="5943600" cy="2753360"/>
@@ -22863,14 +22880,27 @@
       <w:r>
         <w:t xml:space="preserve"> </w:t>
       </w:r>
-      <w:fldSimple w:instr=" SEQ Ilustración \* ARABIC ">
-        <w:r>
-          <w:rPr>
-            <w:noProof/>
-          </w:rPr>
-          <w:t>17</w:t>
-        </w:r>
-      </w:fldSimple>
+      <w:r>
+        <w:fldChar w:fldCharType="begin"/>
+      </w:r>
+      <w:r>
+        <w:instrText xml:space="preserve"> SEQ Ilustración \* ARABIC </w:instrText>
+      </w:r>
+      <w:r>
+        <w:fldChar w:fldCharType="separate"/>
+      </w:r>
+      <w:r>
+        <w:rPr>
+          <w:noProof/>
+        </w:rPr>
+        <w:t>17</w:t>
+      </w:r>
+      <w:r>
+        <w:rPr>
+          <w:noProof/>
+        </w:rPr>
+        <w:fldChar w:fldCharType="end"/>
+      </w:r>
       <w:r>
         <w:t xml:space="preserve"> </w:t>
       </w:r>
@@ -22936,14 +22966,27 @@
       <w:r>
         <w:t xml:space="preserve"> </w:t>
       </w:r>
-      <w:fldSimple w:instr=" SEQ Ilustración \* ARABIC ">
-        <w:r>
-          <w:rPr>
-            <w:noProof/>
-          </w:rPr>
-          <w:t>18</w:t>
-        </w:r>
-      </w:fldSimple>
+      <w:r>
+        <w:fldChar w:fldCharType="begin"/>
+      </w:r>
+      <w:r>
+        <w:instrText xml:space="preserve"> SEQ Ilustración \* ARABIC </w:instrText>
+      </w:r>
+      <w:r>
+        <w:fldChar w:fldCharType="separate"/>
+      </w:r>
+      <w:r>
+        <w:rPr>
+          <w:noProof/>
+        </w:rPr>
+        <w:t>18</w:t>
+      </w:r>
+      <w:r>
+        <w:rPr>
+          <w:noProof/>
+        </w:rPr>
+        <w:fldChar w:fldCharType="end"/>
+      </w:r>
       <w:r>
         <w:t xml:space="preserve"> Pantalla </w:t>
       </w:r>
@@ -22967,7 +23010,6 @@
         <w:rPr>
           <w:noProof/>
         </w:rPr>
-        <w:lastRenderedPageBreak/>
         <w:drawing>
           <wp:inline distT="0" distB="0" distL="0" distR="0" wp14:anchorId="4689CEDB" wp14:editId="0E2C1C8C">
             <wp:extent cx="5943600" cy="2752725"/>
@@ -23016,14 +23058,27 @@
       <w:r>
         <w:t xml:space="preserve"> </w:t>
       </w:r>
-      <w:fldSimple w:instr=" SEQ Ilustración \* ARABIC ">
-        <w:r>
-          <w:rPr>
-            <w:noProof/>
-          </w:rPr>
-          <w:t>19</w:t>
-        </w:r>
-      </w:fldSimple>
+      <w:r>
+        <w:fldChar w:fldCharType="begin"/>
+      </w:r>
+      <w:r>
+        <w:instrText xml:space="preserve"> SEQ Ilustración \* ARABIC </w:instrText>
+      </w:r>
+      <w:r>
+        <w:fldChar w:fldCharType="separate"/>
+      </w:r>
+      <w:r>
+        <w:rPr>
+          <w:noProof/>
+        </w:rPr>
+        <w:t>19</w:t>
+      </w:r>
+      <w:r>
+        <w:rPr>
+          <w:noProof/>
+        </w:rPr>
+        <w:fldChar w:fldCharType="end"/>
+      </w:r>
       <w:r>
         <w:t xml:space="preserve"> Pantalla</w:t>
       </w:r>
@@ -23089,14 +23144,27 @@
       <w:r>
         <w:t xml:space="preserve"> </w:t>
       </w:r>
-      <w:fldSimple w:instr=" SEQ Ilustración \* ARABIC ">
-        <w:r>
-          <w:rPr>
-            <w:noProof/>
-          </w:rPr>
-          <w:t>20</w:t>
-        </w:r>
-      </w:fldSimple>
+      <w:r>
+        <w:fldChar w:fldCharType="begin"/>
+      </w:r>
+      <w:r>
+        <w:instrText xml:space="preserve"> SEQ Ilustración \* ARABIC </w:instrText>
+      </w:r>
+      <w:r>
+        <w:fldChar w:fldCharType="separate"/>
+      </w:r>
+      <w:r>
+        <w:rPr>
+          <w:noProof/>
+        </w:rPr>
+        <w:t>20</w:t>
+      </w:r>
+      <w:r>
+        <w:rPr>
+          <w:noProof/>
+        </w:rPr>
+        <w:fldChar w:fldCharType="end"/>
+      </w:r>
       <w:r>
         <w:t xml:space="preserve"> Pantalla</w:t>
       </w:r>
@@ -23120,7 +23188,6 @@
         <w:rPr>
           <w:noProof/>
         </w:rPr>
-        <w:lastRenderedPageBreak/>
         <w:drawing>
           <wp:inline distT="0" distB="0" distL="0" distR="0" wp14:anchorId="5F5B421F" wp14:editId="5EA7D8F6">
             <wp:extent cx="5943600" cy="2844800"/>
@@ -23169,18 +23236,30 @@
       <w:r>
         <w:t xml:space="preserve"> </w:t>
       </w:r>
-      <w:fldSimple w:instr=" SEQ Ilustración \* ARABIC ">
-        <w:r>
-          <w:rPr>
-            <w:noProof/>
-          </w:rPr>
-          <w:t>21</w:t>
-        </w:r>
-      </w:fldSimple>
+      <w:r>
+        <w:fldChar w:fldCharType="begin"/>
+      </w:r>
+      <w:r>
+        <w:instrText xml:space="preserve"> SEQ Ilustración \* ARABIC </w:instrText>
+      </w:r>
+      <w:r>
+        <w:fldChar w:fldCharType="separate"/>
+      </w:r>
+      <w:r>
+        <w:rPr>
+          <w:noProof/>
+        </w:rPr>
+        <w:t>21</w:t>
+      </w:r>
+      <w:r>
+        <w:rPr>
+          <w:noProof/>
+        </w:rPr>
+        <w:fldChar w:fldCharType="end"/>
+      </w:r>
       <w:r>
         <w:t xml:space="preserve"> Pantalla </w:t>
       </w:r>
-      <w:proofErr w:type="gramStart"/>
       <w:r>
         <w:t>de</w:t>
       </w:r>
@@ -23188,11 +23267,7 @@
         <w:t xml:space="preserve">l </w:t>
       </w:r>
       <w:r>
-        <w:t xml:space="preserve"> paso</w:t>
-      </w:r>
-      <w:proofErr w:type="gramEnd"/>
-      <w:r>
-        <w:t xml:space="preserve"> 4 seleccionar hora para agendamiento de cita</w:t>
+        <w:t xml:space="preserve"> paso 4 seleccionar hora para agendamiento de cita</w:t>
       </w:r>
       <w:bookmarkEnd w:id="122"/>
     </w:p>
@@ -23253,14 +23328,27 @@
       <w:r>
         <w:t xml:space="preserve"> </w:t>
       </w:r>
-      <w:fldSimple w:instr=" SEQ Ilustración \* ARABIC ">
-        <w:r>
-          <w:rPr>
-            <w:noProof/>
-          </w:rPr>
-          <w:t>22</w:t>
-        </w:r>
-      </w:fldSimple>
+      <w:r>
+        <w:fldChar w:fldCharType="begin"/>
+      </w:r>
+      <w:r>
+        <w:instrText xml:space="preserve"> SEQ Ilustración \* ARABIC </w:instrText>
+      </w:r>
+      <w:r>
+        <w:fldChar w:fldCharType="separate"/>
+      </w:r>
+      <w:r>
+        <w:rPr>
+          <w:noProof/>
+        </w:rPr>
+        <w:t>22</w:t>
+      </w:r>
+      <w:r>
+        <w:rPr>
+          <w:noProof/>
+        </w:rPr>
+        <w:fldChar w:fldCharType="end"/>
+      </w:r>
       <w:r>
         <w:t xml:space="preserve"> Pantalla de confirmación de cita</w:t>
       </w:r>
@@ -23274,7 +23362,6 @@
         <w:rPr>
           <w:noProof/>
         </w:rPr>
-        <w:lastRenderedPageBreak/>
         <w:drawing>
           <wp:inline distT="0" distB="0" distL="0" distR="0" wp14:anchorId="429BFCAA" wp14:editId="60A829AE">
             <wp:extent cx="5943241" cy="2238528"/>
@@ -23330,14 +23417,27 @@
       <w:r>
         <w:t xml:space="preserve"> </w:t>
       </w:r>
-      <w:fldSimple w:instr=" SEQ Ilustración \* ARABIC ">
-        <w:r>
-          <w:rPr>
-            <w:noProof/>
-          </w:rPr>
-          <w:t>23</w:t>
-        </w:r>
-      </w:fldSimple>
+      <w:r>
+        <w:fldChar w:fldCharType="begin"/>
+      </w:r>
+      <w:r>
+        <w:instrText xml:space="preserve"> SEQ Ilustración \* ARABIC </w:instrText>
+      </w:r>
+      <w:r>
+        <w:fldChar w:fldCharType="separate"/>
+      </w:r>
+      <w:r>
+        <w:rPr>
+          <w:noProof/>
+        </w:rPr>
+        <w:t>23</w:t>
+      </w:r>
+      <w:r>
+        <w:rPr>
+          <w:noProof/>
+        </w:rPr>
+        <w:fldChar w:fldCharType="end"/>
+      </w:r>
       <w:r>
         <w:t xml:space="preserve"> Pantalla de inicio de sesión </w:t>
       </w:r>
@@ -23426,14 +23526,27 @@
       <w:r>
         <w:t xml:space="preserve"> </w:t>
       </w:r>
-      <w:fldSimple w:instr=" SEQ Ilustración \* ARABIC ">
-        <w:r>
-          <w:rPr>
-            <w:noProof/>
-          </w:rPr>
-          <w:t>24</w:t>
-        </w:r>
-      </w:fldSimple>
+      <w:r>
+        <w:fldChar w:fldCharType="begin"/>
+      </w:r>
+      <w:r>
+        <w:instrText xml:space="preserve"> SEQ Ilustración \* ARABIC </w:instrText>
+      </w:r>
+      <w:r>
+        <w:fldChar w:fldCharType="separate"/>
+      </w:r>
+      <w:r>
+        <w:rPr>
+          <w:noProof/>
+        </w:rPr>
+        <w:t>24</w:t>
+      </w:r>
+      <w:r>
+        <w:rPr>
+          <w:noProof/>
+        </w:rPr>
+        <w:fldChar w:fldCharType="end"/>
+      </w:r>
       <w:r>
         <w:t xml:space="preserve"> Codificación de inicio de sesión ubicado en la carpeta </w:t>
       </w:r>
@@ -23453,7 +23566,6 @@
         <w:rPr>
           <w:noProof/>
         </w:rPr>
-        <w:lastRenderedPageBreak/>
         <w:drawing>
           <wp:inline distT="0" distB="0" distL="0" distR="0" wp14:anchorId="44B64601" wp14:editId="6862DBC2">
             <wp:extent cx="5943600" cy="3297555"/>
@@ -23502,14 +23614,27 @@
       <w:r>
         <w:t xml:space="preserve"> </w:t>
       </w:r>
-      <w:fldSimple w:instr=" SEQ Ilustración \* ARABIC ">
-        <w:r>
-          <w:rPr>
-            <w:noProof/>
-          </w:rPr>
-          <w:t>25</w:t>
-        </w:r>
-      </w:fldSimple>
+      <w:r>
+        <w:fldChar w:fldCharType="begin"/>
+      </w:r>
+      <w:r>
+        <w:instrText xml:space="preserve"> SEQ Ilustración \* ARABIC </w:instrText>
+      </w:r>
+      <w:r>
+        <w:fldChar w:fldCharType="separate"/>
+      </w:r>
+      <w:r>
+        <w:rPr>
+          <w:noProof/>
+        </w:rPr>
+        <w:t>25</w:t>
+      </w:r>
+      <w:r>
+        <w:rPr>
+          <w:noProof/>
+        </w:rPr>
+        <w:fldChar w:fldCharType="end"/>
+      </w:r>
       <w:r>
         <w:t xml:space="preserve"> Codificación de página de inicio</w:t>
       </w:r>
@@ -23572,14 +23697,27 @@
       <w:r>
         <w:t xml:space="preserve"> </w:t>
       </w:r>
-      <w:fldSimple w:instr=" SEQ Ilustración \* ARABIC ">
-        <w:r>
-          <w:rPr>
-            <w:noProof/>
-          </w:rPr>
-          <w:t>26</w:t>
-        </w:r>
-      </w:fldSimple>
+      <w:r>
+        <w:fldChar w:fldCharType="begin"/>
+      </w:r>
+      <w:r>
+        <w:instrText xml:space="preserve"> SEQ Ilustración \* ARABIC </w:instrText>
+      </w:r>
+      <w:r>
+        <w:fldChar w:fldCharType="separate"/>
+      </w:r>
+      <w:r>
+        <w:rPr>
+          <w:noProof/>
+        </w:rPr>
+        <w:t>26</w:t>
+      </w:r>
+      <w:r>
+        <w:rPr>
+          <w:noProof/>
+        </w:rPr>
+        <w:fldChar w:fldCharType="end"/>
+      </w:r>
       <w:r>
         <w:t xml:space="preserve"> </w:t>
       </w:r>
@@ -23605,7 +23743,6 @@
         <w:rPr>
           <w:noProof/>
         </w:rPr>
-        <w:lastRenderedPageBreak/>
         <w:t xml:space="preserve"> </w:t>
       </w:r>
       <w:r>
@@ -23660,14 +23797,27 @@
       <w:r>
         <w:t xml:space="preserve"> </w:t>
       </w:r>
-      <w:fldSimple w:instr=" SEQ Ilustración \* ARABIC ">
-        <w:r>
-          <w:rPr>
-            <w:noProof/>
-          </w:rPr>
-          <w:t>27</w:t>
-        </w:r>
-      </w:fldSimple>
+      <w:r>
+        <w:fldChar w:fldCharType="begin"/>
+      </w:r>
+      <w:r>
+        <w:instrText xml:space="preserve"> SEQ Ilustración \* ARABIC </w:instrText>
+      </w:r>
+      <w:r>
+        <w:fldChar w:fldCharType="separate"/>
+      </w:r>
+      <w:r>
+        <w:rPr>
+          <w:noProof/>
+        </w:rPr>
+        <w:t>27</w:t>
+      </w:r>
+      <w:r>
+        <w:rPr>
+          <w:noProof/>
+        </w:rPr>
+        <w:fldChar w:fldCharType="end"/>
+      </w:r>
       <w:r>
         <w:t xml:space="preserve"> </w:t>
       </w:r>
@@ -23736,14 +23886,27 @@
       <w:r>
         <w:t xml:space="preserve"> </w:t>
       </w:r>
-      <w:fldSimple w:instr=" SEQ Ilustración \* ARABIC ">
-        <w:r>
-          <w:rPr>
-            <w:noProof/>
-          </w:rPr>
-          <w:t>28</w:t>
-        </w:r>
-      </w:fldSimple>
+      <w:r>
+        <w:fldChar w:fldCharType="begin"/>
+      </w:r>
+      <w:r>
+        <w:instrText xml:space="preserve"> SEQ Ilustración \* ARABIC </w:instrText>
+      </w:r>
+      <w:r>
+        <w:fldChar w:fldCharType="separate"/>
+      </w:r>
+      <w:r>
+        <w:rPr>
+          <w:noProof/>
+        </w:rPr>
+        <w:t>28</w:t>
+      </w:r>
+      <w:r>
+        <w:rPr>
+          <w:noProof/>
+        </w:rPr>
+        <w:fldChar w:fldCharType="end"/>
+      </w:r>
       <w:r>
         <w:t xml:space="preserve"> Desarrollo del componente editar cita</w:t>
       </w:r>
@@ -23758,7 +23921,6 @@
         <w:rPr>
           <w:noProof/>
         </w:rPr>
-        <w:lastRenderedPageBreak/>
         <w:drawing>
           <wp:inline distT="0" distB="0" distL="0" distR="0" wp14:anchorId="2BF8CD73" wp14:editId="4C70A592">
             <wp:extent cx="5943600" cy="2974975"/>
@@ -23801,14 +23963,27 @@
       <w:r>
         <w:t xml:space="preserve"> </w:t>
       </w:r>
-      <w:fldSimple w:instr=" SEQ Ilustración \* ARABIC ">
-        <w:r>
-          <w:rPr>
-            <w:noProof/>
-          </w:rPr>
-          <w:t>29</w:t>
-        </w:r>
-      </w:fldSimple>
+      <w:r>
+        <w:fldChar w:fldCharType="begin"/>
+      </w:r>
+      <w:r>
+        <w:instrText xml:space="preserve"> SEQ Ilustración \* ARABIC </w:instrText>
+      </w:r>
+      <w:r>
+        <w:fldChar w:fldCharType="separate"/>
+      </w:r>
+      <w:r>
+        <w:rPr>
+          <w:noProof/>
+        </w:rPr>
+        <w:t>29</w:t>
+      </w:r>
+      <w:r>
+        <w:rPr>
+          <w:noProof/>
+        </w:rPr>
+        <w:fldChar w:fldCharType="end"/>
+      </w:r>
       <w:r>
         <w:t xml:space="preserve"> Desarrollo componente del modal para seleccionar el mes</w:t>
       </w:r>
@@ -23870,14 +24045,27 @@
       <w:r>
         <w:t xml:space="preserve"> </w:t>
       </w:r>
-      <w:fldSimple w:instr=" SEQ Ilustración \* ARABIC ">
-        <w:r>
-          <w:rPr>
-            <w:noProof/>
-          </w:rPr>
-          <w:t>30</w:t>
-        </w:r>
-      </w:fldSimple>
+      <w:r>
+        <w:fldChar w:fldCharType="begin"/>
+      </w:r>
+      <w:r>
+        <w:instrText xml:space="preserve"> SEQ Ilustración \* ARABIC </w:instrText>
+      </w:r>
+      <w:r>
+        <w:fldChar w:fldCharType="separate"/>
+      </w:r>
+      <w:r>
+        <w:rPr>
+          <w:noProof/>
+        </w:rPr>
+        <w:t>30</w:t>
+      </w:r>
+      <w:r>
+        <w:rPr>
+          <w:noProof/>
+        </w:rPr>
+        <w:fldChar w:fldCharType="end"/>
+      </w:r>
       <w:r>
         <w:t xml:space="preserve"> Desarrollo del componente para consultar citas del lado administrativo</w:t>
       </w:r>
@@ -23891,7 +24079,6 @@
         <w:rPr>
           <w:noProof/>
         </w:rPr>
-        <w:lastRenderedPageBreak/>
         <w:drawing>
           <wp:inline distT="0" distB="0" distL="0" distR="0" wp14:anchorId="0A5904A2" wp14:editId="6AD7CCFD">
             <wp:extent cx="5943600" cy="3103245"/>
@@ -23940,14 +24127,27 @@
       <w:r>
         <w:t xml:space="preserve"> </w:t>
       </w:r>
-      <w:fldSimple w:instr=" SEQ Ilustración \* ARABIC ">
-        <w:r>
-          <w:rPr>
-            <w:noProof/>
-          </w:rPr>
-          <w:t>31</w:t>
-        </w:r>
-      </w:fldSimple>
+      <w:r>
+        <w:fldChar w:fldCharType="begin"/>
+      </w:r>
+      <w:r>
+        <w:instrText xml:space="preserve"> SEQ Ilustración \* ARABIC </w:instrText>
+      </w:r>
+      <w:r>
+        <w:fldChar w:fldCharType="separate"/>
+      </w:r>
+      <w:r>
+        <w:rPr>
+          <w:noProof/>
+        </w:rPr>
+        <w:t>31</w:t>
+      </w:r>
+      <w:r>
+        <w:rPr>
+          <w:noProof/>
+        </w:rPr>
+        <w:fldChar w:fldCharType="end"/>
+      </w:r>
       <w:r>
         <w:t xml:space="preserve"> Configuración del archivo </w:t>
       </w:r>
@@ -24017,14 +24217,27 @@
       <w:r>
         <w:t xml:space="preserve"> </w:t>
       </w:r>
-      <w:fldSimple w:instr=" SEQ Ilustración \* ARABIC ">
-        <w:r>
-          <w:rPr>
-            <w:noProof/>
-          </w:rPr>
-          <w:t>32</w:t>
-        </w:r>
-      </w:fldSimple>
+      <w:r>
+        <w:fldChar w:fldCharType="begin"/>
+      </w:r>
+      <w:r>
+        <w:instrText xml:space="preserve"> SEQ Ilustración \* ARABIC </w:instrText>
+      </w:r>
+      <w:r>
+        <w:fldChar w:fldCharType="separate"/>
+      </w:r>
+      <w:r>
+        <w:rPr>
+          <w:noProof/>
+        </w:rPr>
+        <w:t>32</w:t>
+      </w:r>
+      <w:r>
+        <w:rPr>
+          <w:noProof/>
+        </w:rPr>
+        <w:fldChar w:fldCharType="end"/>
+      </w:r>
       <w:r>
         <w:t xml:space="preserve"> Entidad cita en la carpeta </w:t>
       </w:r>
@@ -24043,7 +24256,6 @@
         <w:rPr>
           <w:noProof/>
         </w:rPr>
-        <w:lastRenderedPageBreak/>
         <w:drawing>
           <wp:inline distT="0" distB="0" distL="0" distR="0" wp14:anchorId="4427D2EE" wp14:editId="660553A3">
             <wp:extent cx="5943600" cy="3493135"/>
@@ -24092,14 +24304,27 @@
       <w:r>
         <w:t xml:space="preserve"> </w:t>
       </w:r>
-      <w:fldSimple w:instr=" SEQ Ilustración \* ARABIC ">
-        <w:r>
-          <w:rPr>
-            <w:noProof/>
-          </w:rPr>
-          <w:t>33</w:t>
-        </w:r>
-      </w:fldSimple>
+      <w:r>
+        <w:fldChar w:fldCharType="begin"/>
+      </w:r>
+      <w:r>
+        <w:instrText xml:space="preserve"> SEQ Ilustración \* ARABIC </w:instrText>
+      </w:r>
+      <w:r>
+        <w:fldChar w:fldCharType="separate"/>
+      </w:r>
+      <w:r>
+        <w:rPr>
+          <w:noProof/>
+        </w:rPr>
+        <w:t>33</w:t>
+      </w:r>
+      <w:r>
+        <w:rPr>
+          <w:noProof/>
+        </w:rPr>
+        <w:fldChar w:fldCharType="end"/>
+      </w:r>
       <w:r>
         <w:t xml:space="preserve"> Entidad servicio ubicada en la carpeta </w:t>
       </w:r>
@@ -24166,14 +24391,27 @@
       <w:r>
         <w:t xml:space="preserve"> </w:t>
       </w:r>
-      <w:fldSimple w:instr=" SEQ Ilustración \* ARABIC ">
-        <w:r>
-          <w:rPr>
-            <w:noProof/>
-          </w:rPr>
-          <w:t>34</w:t>
-        </w:r>
-      </w:fldSimple>
+      <w:r>
+        <w:fldChar w:fldCharType="begin"/>
+      </w:r>
+      <w:r>
+        <w:instrText xml:space="preserve"> SEQ Ilustración \* ARABIC </w:instrText>
+      </w:r>
+      <w:r>
+        <w:fldChar w:fldCharType="separate"/>
+      </w:r>
+      <w:r>
+        <w:rPr>
+          <w:noProof/>
+        </w:rPr>
+        <w:t>34</w:t>
+      </w:r>
+      <w:r>
+        <w:rPr>
+          <w:noProof/>
+        </w:rPr>
+        <w:fldChar w:fldCharType="end"/>
+      </w:r>
       <w:r>
         <w:t xml:space="preserve"> Archivo </w:t>
       </w:r>
@@ -24195,7 +24433,6 @@
         <w:rPr>
           <w:noProof/>
         </w:rPr>
-        <w:lastRenderedPageBreak/>
         <w:drawing>
           <wp:inline distT="0" distB="0" distL="0" distR="0" wp14:anchorId="3F4EDA97" wp14:editId="751A67C6">
             <wp:extent cx="5943600" cy="4394200"/>
@@ -24244,14 +24481,27 @@
       <w:r>
         <w:t xml:space="preserve"> </w:t>
       </w:r>
-      <w:fldSimple w:instr=" SEQ Ilustración \* ARABIC ">
-        <w:r>
-          <w:rPr>
-            <w:noProof/>
-          </w:rPr>
-          <w:t>35</w:t>
-        </w:r>
-      </w:fldSimple>
+      <w:r>
+        <w:fldChar w:fldCharType="begin"/>
+      </w:r>
+      <w:r>
+        <w:instrText xml:space="preserve"> SEQ Ilustración \* ARABIC </w:instrText>
+      </w:r>
+      <w:r>
+        <w:fldChar w:fldCharType="separate"/>
+      </w:r>
+      <w:r>
+        <w:rPr>
+          <w:noProof/>
+        </w:rPr>
+        <w:t>35</w:t>
+      </w:r>
+      <w:r>
+        <w:rPr>
+          <w:noProof/>
+        </w:rPr>
+        <w:fldChar w:fldCharType="end"/>
+      </w:r>
       <w:r>
         <w:t xml:space="preserve"> Archivo </w:t>
       </w:r>
@@ -24273,7 +24523,6 @@
         <w:rPr>
           <w:noProof/>
         </w:rPr>
-        <w:lastRenderedPageBreak/>
         <w:drawing>
           <wp:inline distT="0" distB="0" distL="0" distR="0" wp14:anchorId="33599832" wp14:editId="755226FD">
             <wp:extent cx="5943600" cy="4025900"/>
@@ -24322,14 +24571,27 @@
       <w:r>
         <w:t xml:space="preserve"> </w:t>
       </w:r>
-      <w:fldSimple w:instr=" SEQ Ilustración \* ARABIC ">
-        <w:r>
-          <w:rPr>
-            <w:noProof/>
-          </w:rPr>
-          <w:t>36</w:t>
-        </w:r>
-      </w:fldSimple>
+      <w:r>
+        <w:fldChar w:fldCharType="begin"/>
+      </w:r>
+      <w:r>
+        <w:instrText xml:space="preserve"> SEQ Ilustración \* ARABIC </w:instrText>
+      </w:r>
+      <w:r>
+        <w:fldChar w:fldCharType="separate"/>
+      </w:r>
+      <w:r>
+        <w:rPr>
+          <w:noProof/>
+        </w:rPr>
+        <w:t>36</w:t>
+      </w:r>
+      <w:r>
+        <w:rPr>
+          <w:noProof/>
+        </w:rPr>
+        <w:fldChar w:fldCharType="end"/>
+      </w:r>
       <w:r>
         <w:t xml:space="preserve"> Archivo </w:t>
       </w:r>
@@ -24356,7 +24618,6 @@
         <w:rPr>
           <w:noProof/>
         </w:rPr>
-        <w:lastRenderedPageBreak/>
         <w:drawing>
           <wp:inline distT="0" distB="0" distL="0" distR="0" wp14:anchorId="3C86A5A3" wp14:editId="7F6DED2E">
             <wp:extent cx="5943600" cy="3957955"/>
@@ -24405,14 +24666,27 @@
       <w:r>
         <w:t xml:space="preserve"> </w:t>
       </w:r>
-      <w:fldSimple w:instr=" SEQ Ilustración \* ARABIC ">
-        <w:r>
-          <w:rPr>
-            <w:noProof/>
-          </w:rPr>
-          <w:t>37</w:t>
-        </w:r>
-      </w:fldSimple>
+      <w:r>
+        <w:fldChar w:fldCharType="begin"/>
+      </w:r>
+      <w:r>
+        <w:instrText xml:space="preserve"> SEQ Ilustración \* ARABIC </w:instrText>
+      </w:r>
+      <w:r>
+        <w:fldChar w:fldCharType="separate"/>
+      </w:r>
+      <w:r>
+        <w:rPr>
+          <w:noProof/>
+        </w:rPr>
+        <w:t>37</w:t>
+      </w:r>
+      <w:r>
+        <w:rPr>
+          <w:noProof/>
+        </w:rPr>
+        <w:fldChar w:fldCharType="end"/>
+      </w:r>
       <w:r>
         <w:t xml:space="preserve"> Archivo </w:t>
       </w:r>
@@ -24442,7 +24716,6 @@
         <w:rPr>
           <w:noProof/>
         </w:rPr>
-        <w:lastRenderedPageBreak/>
         <w:drawing>
           <wp:inline distT="0" distB="0" distL="0" distR="0" wp14:anchorId="6CCACAD1" wp14:editId="4D859D98">
             <wp:extent cx="5943600" cy="3809365"/>
@@ -24491,14 +24764,27 @@
       <w:r>
         <w:t xml:space="preserve"> </w:t>
       </w:r>
-      <w:fldSimple w:instr=" SEQ Ilustración \* ARABIC ">
-        <w:r>
-          <w:rPr>
-            <w:noProof/>
-          </w:rPr>
-          <w:t>38</w:t>
-        </w:r>
-      </w:fldSimple>
+      <w:r>
+        <w:fldChar w:fldCharType="begin"/>
+      </w:r>
+      <w:r>
+        <w:instrText xml:space="preserve"> SEQ Ilustración \* ARABIC </w:instrText>
+      </w:r>
+      <w:r>
+        <w:fldChar w:fldCharType="separate"/>
+      </w:r>
+      <w:r>
+        <w:rPr>
+          <w:noProof/>
+        </w:rPr>
+        <w:t>38</w:t>
+      </w:r>
+      <w:r>
+        <w:rPr>
+          <w:noProof/>
+        </w:rPr>
+        <w:fldChar w:fldCharType="end"/>
+      </w:r>
       <w:r>
         <w:t xml:space="preserve"> Archivo </w:t>
       </w:r>
@@ -24568,14 +24854,27 @@
       <w:r>
         <w:t xml:space="preserve"> </w:t>
       </w:r>
-      <w:fldSimple w:instr=" SEQ Ilustración \* ARABIC ">
-        <w:r>
-          <w:rPr>
-            <w:noProof/>
-          </w:rPr>
-          <w:t>39</w:t>
-        </w:r>
-      </w:fldSimple>
+      <w:r>
+        <w:fldChar w:fldCharType="begin"/>
+      </w:r>
+      <w:r>
+        <w:instrText xml:space="preserve"> SEQ Ilustración \* ARABIC </w:instrText>
+      </w:r>
+      <w:r>
+        <w:fldChar w:fldCharType="separate"/>
+      </w:r>
+      <w:r>
+        <w:rPr>
+          <w:noProof/>
+        </w:rPr>
+        <w:t>39</w:t>
+      </w:r>
+      <w:r>
+        <w:rPr>
+          <w:noProof/>
+        </w:rPr>
+        <w:fldChar w:fldCharType="end"/>
+      </w:r>
       <w:r>
         <w:t xml:space="preserve"> Desarrollo de servicios para el manejo de citas</w:t>
       </w:r>
@@ -24589,7 +24888,6 @@
         <w:rPr>
           <w:noProof/>
         </w:rPr>
-        <w:lastRenderedPageBreak/>
         <w:drawing>
           <wp:inline distT="0" distB="0" distL="0" distR="0" wp14:anchorId="426531D2" wp14:editId="1BDB8C9C">
             <wp:extent cx="5943600" cy="2767965"/>
@@ -24638,14 +24936,27 @@
       <w:r>
         <w:t xml:space="preserve"> </w:t>
       </w:r>
-      <w:fldSimple w:instr=" SEQ Ilustración \* ARABIC ">
-        <w:r>
-          <w:rPr>
-            <w:noProof/>
-          </w:rPr>
-          <w:t>40</w:t>
-        </w:r>
-      </w:fldSimple>
+      <w:r>
+        <w:fldChar w:fldCharType="begin"/>
+      </w:r>
+      <w:r>
+        <w:instrText xml:space="preserve"> SEQ Ilustración \* ARABIC </w:instrText>
+      </w:r>
+      <w:r>
+        <w:fldChar w:fldCharType="separate"/>
+      </w:r>
+      <w:r>
+        <w:rPr>
+          <w:noProof/>
+        </w:rPr>
+        <w:t>40</w:t>
+      </w:r>
+      <w:r>
+        <w:rPr>
+          <w:noProof/>
+        </w:rPr>
+        <w:fldChar w:fldCharType="end"/>
+      </w:r>
       <w:r>
         <w:t xml:space="preserve"> </w:t>
       </w:r>
@@ -24715,14 +25026,27 @@
       <w:r>
         <w:t xml:space="preserve"> </w:t>
       </w:r>
-      <w:fldSimple w:instr=" SEQ Ilustración \* ARABIC ">
-        <w:r>
-          <w:rPr>
-            <w:noProof/>
-          </w:rPr>
-          <w:t>41</w:t>
-        </w:r>
-      </w:fldSimple>
+      <w:r>
+        <w:fldChar w:fldCharType="begin"/>
+      </w:r>
+      <w:r>
+        <w:instrText xml:space="preserve"> SEQ Ilustración \* ARABIC </w:instrText>
+      </w:r>
+      <w:r>
+        <w:fldChar w:fldCharType="separate"/>
+      </w:r>
+      <w:r>
+        <w:rPr>
+          <w:noProof/>
+        </w:rPr>
+        <w:t>41</w:t>
+      </w:r>
+      <w:r>
+        <w:rPr>
+          <w:noProof/>
+        </w:rPr>
+        <w:fldChar w:fldCharType="end"/>
+      </w:r>
       <w:r>
         <w:t xml:space="preserve"> Desarrollo de servicios para la API de </w:t>
       </w:r>
@@ -24741,7 +25065,6 @@
         <w:rPr>
           <w:noProof/>
         </w:rPr>
-        <w:lastRenderedPageBreak/>
         <w:drawing>
           <wp:inline distT="0" distB="0" distL="0" distR="0" wp14:anchorId="6195F8E2" wp14:editId="205B9775">
             <wp:extent cx="5943600" cy="2747010"/>
@@ -24790,14 +25113,27 @@
       <w:r>
         <w:t xml:space="preserve"> </w:t>
       </w:r>
-      <w:fldSimple w:instr=" SEQ Ilustración \* ARABIC ">
-        <w:r>
-          <w:rPr>
-            <w:noProof/>
-          </w:rPr>
-          <w:t>42</w:t>
-        </w:r>
-      </w:fldSimple>
+      <w:r>
+        <w:fldChar w:fldCharType="begin"/>
+      </w:r>
+      <w:r>
+        <w:instrText xml:space="preserve"> SEQ Ilustración \* ARABIC </w:instrText>
+      </w:r>
+      <w:r>
+        <w:fldChar w:fldCharType="separate"/>
+      </w:r>
+      <w:r>
+        <w:rPr>
+          <w:noProof/>
+        </w:rPr>
+        <w:t>42</w:t>
+      </w:r>
+      <w:r>
+        <w:rPr>
+          <w:noProof/>
+        </w:rPr>
+        <w:fldChar w:fldCharType="end"/>
+      </w:r>
       <w:r>
         <w:t xml:space="preserve"> Implementación de JPA en el </w:t>
       </w:r>
@@ -24867,14 +25203,27 @@
       <w:r>
         <w:t xml:space="preserve"> </w:t>
       </w:r>
-      <w:fldSimple w:instr=" SEQ Ilustración \* ARABIC ">
-        <w:r>
-          <w:rPr>
-            <w:noProof/>
-          </w:rPr>
-          <w:t>43</w:t>
-        </w:r>
-      </w:fldSimple>
+      <w:r>
+        <w:fldChar w:fldCharType="begin"/>
+      </w:r>
+      <w:r>
+        <w:instrText xml:space="preserve"> SEQ Ilustración \* ARABIC </w:instrText>
+      </w:r>
+      <w:r>
+        <w:fldChar w:fldCharType="separate"/>
+      </w:r>
+      <w:r>
+        <w:rPr>
+          <w:noProof/>
+        </w:rPr>
+        <w:t>43</w:t>
+      </w:r>
+      <w:r>
+        <w:rPr>
+          <w:noProof/>
+        </w:rPr>
+        <w:fldChar w:fldCharType="end"/>
+      </w:r>
       <w:r>
         <w:t xml:space="preserve">Implementación de JPA en el </w:t>
       </w:r>
@@ -24899,7 +25248,6 @@
         <w:rPr>
           <w:noProof/>
         </w:rPr>
-        <w:lastRenderedPageBreak/>
         <w:drawing>
           <wp:inline distT="0" distB="0" distL="0" distR="0" wp14:anchorId="6F7F2922" wp14:editId="07AEB510">
             <wp:extent cx="5943600" cy="3577590"/>
@@ -24948,14 +25296,27 @@
       <w:r>
         <w:t xml:space="preserve"> </w:t>
       </w:r>
-      <w:fldSimple w:instr=" SEQ Ilustración \* ARABIC ">
-        <w:r>
-          <w:rPr>
-            <w:noProof/>
-          </w:rPr>
-          <w:t>44</w:t>
-        </w:r>
-      </w:fldSimple>
+      <w:r>
+        <w:fldChar w:fldCharType="begin"/>
+      </w:r>
+      <w:r>
+        <w:instrText xml:space="preserve"> SEQ Ilustración \* ARABIC </w:instrText>
+      </w:r>
+      <w:r>
+        <w:fldChar w:fldCharType="separate"/>
+      </w:r>
+      <w:r>
+        <w:rPr>
+          <w:noProof/>
+        </w:rPr>
+        <w:t>44</w:t>
+      </w:r>
+      <w:r>
+        <w:rPr>
+          <w:noProof/>
+        </w:rPr>
+        <w:fldChar w:fldCharType="end"/>
+      </w:r>
       <w:r>
         <w:t xml:space="preserve"> Archivo de autenticación de usuario administrativo</w:t>
       </w:r>
@@ -25020,14 +25381,27 @@
       <w:r>
         <w:t xml:space="preserve"> </w:t>
       </w:r>
-      <w:fldSimple w:instr=" SEQ Ilustración \* ARABIC ">
-        <w:r>
-          <w:rPr>
-            <w:noProof/>
-          </w:rPr>
-          <w:t>45</w:t>
-        </w:r>
-      </w:fldSimple>
+      <w:r>
+        <w:fldChar w:fldCharType="begin"/>
+      </w:r>
+      <w:r>
+        <w:instrText xml:space="preserve"> SEQ Ilustración \* ARABIC </w:instrText>
+      </w:r>
+      <w:r>
+        <w:fldChar w:fldCharType="separate"/>
+      </w:r>
+      <w:r>
+        <w:rPr>
+          <w:noProof/>
+        </w:rPr>
+        <w:t>45</w:t>
+      </w:r>
+      <w:r>
+        <w:rPr>
+          <w:noProof/>
+        </w:rPr>
+        <w:fldChar w:fldCharType="end"/>
+      </w:r>
       <w:r>
         <w:t xml:space="preserve"> Archivo </w:t>
       </w:r>
@@ -25062,7 +25436,6 @@
         <w:rPr>
           <w:noProof/>
         </w:rPr>
-        <w:lastRenderedPageBreak/>
         <w:drawing>
           <wp:inline distT="0" distB="0" distL="0" distR="0" wp14:anchorId="7B97ADFF" wp14:editId="34D05379">
             <wp:extent cx="5943600" cy="3351530"/>
@@ -25111,14 +25484,27 @@
       <w:r>
         <w:t xml:space="preserve"> </w:t>
       </w:r>
-      <w:fldSimple w:instr=" SEQ Ilustración \* ARABIC ">
-        <w:r>
-          <w:rPr>
-            <w:noProof/>
-          </w:rPr>
-          <w:t>46</w:t>
-        </w:r>
-      </w:fldSimple>
+      <w:r>
+        <w:fldChar w:fldCharType="begin"/>
+      </w:r>
+      <w:r>
+        <w:instrText xml:space="preserve"> SEQ Ilustración \* ARABIC </w:instrText>
+      </w:r>
+      <w:r>
+        <w:fldChar w:fldCharType="separate"/>
+      </w:r>
+      <w:r>
+        <w:rPr>
+          <w:noProof/>
+        </w:rPr>
+        <w:t>46</w:t>
+      </w:r>
+      <w:r>
+        <w:rPr>
+          <w:noProof/>
+        </w:rPr>
+        <w:fldChar w:fldCharType="end"/>
+      </w:r>
       <w:r>
         <w:t xml:space="preserve"> Archivo </w:t>
       </w:r>
@@ -25186,14 +25572,27 @@
       <w:r>
         <w:t xml:space="preserve"> </w:t>
       </w:r>
-      <w:fldSimple w:instr=" SEQ Ilustración \* ARABIC ">
-        <w:r>
-          <w:rPr>
-            <w:noProof/>
-          </w:rPr>
-          <w:t>47</w:t>
-        </w:r>
-      </w:fldSimple>
+      <w:r>
+        <w:fldChar w:fldCharType="begin"/>
+      </w:r>
+      <w:r>
+        <w:instrText xml:space="preserve"> SEQ Ilustración \* ARABIC </w:instrText>
+      </w:r>
+      <w:r>
+        <w:fldChar w:fldCharType="separate"/>
+      </w:r>
+      <w:r>
+        <w:rPr>
+          <w:noProof/>
+        </w:rPr>
+        <w:t>47</w:t>
+      </w:r>
+      <w:r>
+        <w:rPr>
+          <w:noProof/>
+        </w:rPr>
+        <w:fldChar w:fldCharType="end"/>
+      </w:r>
       <w:r>
         <w:t xml:space="preserve"> Archivo </w:t>
       </w:r>
@@ -25220,7 +25619,6 @@
         <w:rPr>
           <w:noProof/>
         </w:rPr>
-        <w:lastRenderedPageBreak/>
         <w:drawing>
           <wp:inline distT="0" distB="0" distL="0" distR="0" wp14:anchorId="25CD91C1" wp14:editId="6020A40F">
             <wp:extent cx="5943600" cy="2610485"/>
@@ -25269,14 +25667,27 @@
       <w:r>
         <w:t xml:space="preserve"> </w:t>
       </w:r>
-      <w:fldSimple w:instr=" SEQ Ilustración \* ARABIC ">
-        <w:r>
-          <w:rPr>
-            <w:noProof/>
-          </w:rPr>
-          <w:t>48</w:t>
-        </w:r>
-      </w:fldSimple>
+      <w:r>
+        <w:fldChar w:fldCharType="begin"/>
+      </w:r>
+      <w:r>
+        <w:instrText xml:space="preserve"> SEQ Ilustración \* ARABIC </w:instrText>
+      </w:r>
+      <w:r>
+        <w:fldChar w:fldCharType="separate"/>
+      </w:r>
+      <w:r>
+        <w:rPr>
+          <w:noProof/>
+        </w:rPr>
+        <w:t>48</w:t>
+      </w:r>
+      <w:r>
+        <w:rPr>
+          <w:noProof/>
+        </w:rPr>
+        <w:fldChar w:fldCharType="end"/>
+      </w:r>
       <w:r>
         <w:t xml:space="preserve"> Archivo manejador de </w:t>
       </w:r>
@@ -25329,6 +25740,9 @@
         <w:keepNext/>
       </w:pPr>
       <w:r>
+        <w:rPr>
+          <w:noProof/>
+        </w:rPr>
         <w:drawing>
           <wp:inline distT="0" distB="0" distL="0" distR="0" wp14:anchorId="5D3ACCE0" wp14:editId="30AAD05B">
             <wp:extent cx="5943600" cy="2846070"/>
@@ -25373,14 +25787,27 @@
       <w:r>
         <w:t xml:space="preserve">Ilustración </w:t>
       </w:r>
-      <w:fldSimple w:instr=" SEQ Ilustración \* ARABIC ">
-        <w:r>
-          <w:rPr>
-            <w:noProof/>
-          </w:rPr>
-          <w:t>49</w:t>
-        </w:r>
-      </w:fldSimple>
+      <w:r>
+        <w:fldChar w:fldCharType="begin"/>
+      </w:r>
+      <w:r>
+        <w:instrText xml:space="preserve"> SEQ Ilustración \* ARABIC </w:instrText>
+      </w:r>
+      <w:r>
+        <w:fldChar w:fldCharType="separate"/>
+      </w:r>
+      <w:r>
+        <w:rPr>
+          <w:noProof/>
+        </w:rPr>
+        <w:t>49</w:t>
+      </w:r>
+      <w:r>
+        <w:rPr>
+          <w:noProof/>
+        </w:rPr>
+        <w:fldChar w:fldCharType="end"/>
+      </w:r>
       <w:r>
         <w:t xml:space="preserve"> Prueba de acceso para usuarios</w:t>
       </w:r>
@@ -25392,7 +25819,9 @@
         <w:keepNext/>
       </w:pPr>
       <w:r>
-        <w:lastRenderedPageBreak/>
+        <w:rPr>
+          <w:noProof/>
+        </w:rPr>
         <w:drawing>
           <wp:inline distT="0" distB="0" distL="0" distR="0" wp14:anchorId="42920E21" wp14:editId="689C26C8">
             <wp:extent cx="5943600" cy="2773045"/>
@@ -25437,14 +25866,27 @@
       <w:r>
         <w:t xml:space="preserve">Ilustración </w:t>
       </w:r>
-      <w:fldSimple w:instr=" SEQ Ilustración \* ARABIC ">
-        <w:r>
-          <w:rPr>
-            <w:noProof/>
-          </w:rPr>
-          <w:t>50</w:t>
-        </w:r>
-      </w:fldSimple>
+      <w:r>
+        <w:fldChar w:fldCharType="begin"/>
+      </w:r>
+      <w:r>
+        <w:instrText xml:space="preserve"> SEQ Ilustración \* ARABIC </w:instrText>
+      </w:r>
+      <w:r>
+        <w:fldChar w:fldCharType="separate"/>
+      </w:r>
+      <w:r>
+        <w:rPr>
+          <w:noProof/>
+        </w:rPr>
+        <w:t>50</w:t>
+      </w:r>
+      <w:r>
+        <w:rPr>
+          <w:noProof/>
+        </w:rPr>
+        <w:fldChar w:fldCharType="end"/>
+      </w:r>
       <w:r>
         <w:t xml:space="preserve"> Prueba de acceso para el administrador </w:t>
       </w:r>
@@ -25459,13 +25901,7 @@
         <w:pStyle w:val="Ttulo3"/>
       </w:pPr>
       <w:r>
-        <w:t>4.4.</w:t>
-      </w:r>
-      <w:r>
-        <w:t>2</w:t>
-      </w:r>
-      <w:r>
-        <w:t xml:space="preserve"> </w:t>
+        <w:t xml:space="preserve">4.4.2 </w:t>
       </w:r>
       <w:r>
         <w:t>Validaciones</w:t>
@@ -25477,6 +25913,9 @@
         <w:keepNext/>
       </w:pPr>
       <w:r>
+        <w:rPr>
+          <w:noProof/>
+        </w:rPr>
         <w:drawing>
           <wp:inline distT="0" distB="0" distL="0" distR="0" wp14:anchorId="5ABB1956" wp14:editId="56C7D142">
             <wp:extent cx="4591691" cy="3667637"/>
@@ -25521,14 +25960,27 @@
       <w:r>
         <w:t xml:space="preserve">Ilustración </w:t>
       </w:r>
-      <w:fldSimple w:instr=" SEQ Ilustración \* ARABIC ">
-        <w:r>
-          <w:rPr>
-            <w:noProof/>
-          </w:rPr>
-          <w:t>51</w:t>
-        </w:r>
-      </w:fldSimple>
+      <w:r>
+        <w:fldChar w:fldCharType="begin"/>
+      </w:r>
+      <w:r>
+        <w:instrText xml:space="preserve"> SEQ Ilustración \* ARABIC </w:instrText>
+      </w:r>
+      <w:r>
+        <w:fldChar w:fldCharType="separate"/>
+      </w:r>
+      <w:r>
+        <w:rPr>
+          <w:noProof/>
+        </w:rPr>
+        <w:t>51</w:t>
+      </w:r>
+      <w:r>
+        <w:rPr>
+          <w:noProof/>
+        </w:rPr>
+        <w:fldChar w:fldCharType="end"/>
+      </w:r>
       <w:r>
         <w:t xml:space="preserve"> Validación Campos requeridos Número de teléfono</w:t>
       </w:r>
@@ -25541,6 +25993,9 @@
         <w:keepNext/>
       </w:pPr>
       <w:r>
+        <w:rPr>
+          <w:noProof/>
+        </w:rPr>
         <w:drawing>
           <wp:inline distT="0" distB="0" distL="0" distR="0" wp14:anchorId="70BF73BF" wp14:editId="6F378726">
             <wp:extent cx="5943600" cy="2893060"/>
@@ -25585,14 +26040,27 @@
       <w:r>
         <w:t xml:space="preserve">Ilustración </w:t>
       </w:r>
-      <w:fldSimple w:instr=" SEQ Ilustración \* ARABIC ">
-        <w:r>
-          <w:rPr>
-            <w:noProof/>
-          </w:rPr>
-          <w:t>52</w:t>
-        </w:r>
-      </w:fldSimple>
+      <w:r>
+        <w:fldChar w:fldCharType="begin"/>
+      </w:r>
+      <w:r>
+        <w:instrText xml:space="preserve"> SEQ Ilustración \* ARABIC </w:instrText>
+      </w:r>
+      <w:r>
+        <w:fldChar w:fldCharType="separate"/>
+      </w:r>
+      <w:r>
+        <w:rPr>
+          <w:noProof/>
+        </w:rPr>
+        <w:t>52</w:t>
+      </w:r>
+      <w:r>
+        <w:rPr>
+          <w:noProof/>
+        </w:rPr>
+        <w:fldChar w:fldCharType="end"/>
+      </w:r>
       <w:r>
         <w:t xml:space="preserve"> Validación "</w:t>
       </w:r>
@@ -25611,6 +26079,9 @@
         <w:keepNext/>
       </w:pPr>
       <w:r>
+        <w:rPr>
+          <w:noProof/>
+        </w:rPr>
         <w:drawing>
           <wp:inline distT="0" distB="0" distL="0" distR="0" wp14:anchorId="1DD1561A" wp14:editId="2FC74B50">
             <wp:extent cx="5943600" cy="3657600"/>
@@ -25655,14 +26126,27 @@
       <w:r>
         <w:t xml:space="preserve">Ilustración </w:t>
       </w:r>
-      <w:fldSimple w:instr=" SEQ Ilustración \* ARABIC ">
-        <w:r>
-          <w:rPr>
-            <w:noProof/>
-          </w:rPr>
-          <w:t>53</w:t>
-        </w:r>
-      </w:fldSimple>
+      <w:r>
+        <w:fldChar w:fldCharType="begin"/>
+      </w:r>
+      <w:r>
+        <w:instrText xml:space="preserve"> SEQ Ilustración \* ARABIC </w:instrText>
+      </w:r>
+      <w:r>
+        <w:fldChar w:fldCharType="separate"/>
+      </w:r>
+      <w:r>
+        <w:rPr>
+          <w:noProof/>
+        </w:rPr>
+        <w:t>53</w:t>
+      </w:r>
+      <w:r>
+        <w:rPr>
+          <w:noProof/>
+        </w:rPr>
+        <w:fldChar w:fldCharType="end"/>
+      </w:r>
       <w:r>
         <w:t xml:space="preserve"> validación número de teléfono a 10 dígitos</w:t>
       </w:r>
@@ -25672,11 +26156,13 @@
         <w:pStyle w:val="Ttulo3"/>
       </w:pPr>
       <w:r>
-        <w:lastRenderedPageBreak/>
         <w:t xml:space="preserve">4.4.2 </w:t>
       </w:r>
       <w:r>
-        <w:t>Reportes</w:t>
+        <w:t>Reporte</w:t>
+      </w:r>
+      <w:r>
+        <w:t xml:space="preserve"> de incidencias</w:t>
       </w:r>
     </w:p>
     <w:p>
@@ -25684,6 +26170,9 @@
         <w:keepNext/>
       </w:pPr>
       <w:r>
+        <w:rPr>
+          <w:noProof/>
+        </w:rPr>
         <w:drawing>
           <wp:inline distT="0" distB="0" distL="0" distR="0" wp14:anchorId="5C2BF7A9" wp14:editId="156BB272">
             <wp:extent cx="5943600" cy="923925"/>
@@ -25728,24 +26217,29 @@
       <w:r>
         <w:t xml:space="preserve">Ilustración </w:t>
       </w:r>
-      <w:fldSimple w:instr=" SEQ Ilustración \* ARABIC ">
-        <w:r>
-          <w:rPr>
-            <w:noProof/>
-          </w:rPr>
-          <w:t>54</w:t>
-        </w:r>
-      </w:fldSimple>
-      <w:r>
-        <w:t xml:space="preserve"> Reporte estatus Alto </w:t>
-      </w:r>
-    </w:p>
-    <w:p>
-      <w:pPr>
-        <w:pStyle w:val="Descripcin"/>
-      </w:pPr>
-      <w:r>
-        <w:t>de incidencia "</w:t>
+      <w:r>
+        <w:fldChar w:fldCharType="begin"/>
+      </w:r>
+      <w:r>
+        <w:instrText xml:space="preserve"> SEQ Ilustración \* ARABIC </w:instrText>
+      </w:r>
+      <w:r>
+        <w:fldChar w:fldCharType="separate"/>
+      </w:r>
+      <w:r>
+        <w:rPr>
+          <w:noProof/>
+        </w:rPr>
+        <w:t>54</w:t>
+      </w:r>
+      <w:r>
+        <w:rPr>
+          <w:noProof/>
+        </w:rPr>
+        <w:fldChar w:fldCharType="end"/>
+      </w:r>
+      <w:r>
+        <w:t xml:space="preserve"> Reporte estatus Alto de incidencia "</w:t>
       </w:r>
       <w:r>
         <w:t xml:space="preserve">Agregar un </w:t>
@@ -25767,6 +26261,9 @@
         <w:keepNext/>
       </w:pPr>
       <w:r>
+        <w:rPr>
+          <w:noProof/>
+        </w:rPr>
         <w:drawing>
           <wp:inline distT="0" distB="0" distL="0" distR="0" wp14:anchorId="298BFBD3" wp14:editId="5EEC43EE">
             <wp:extent cx="5943600" cy="1384935"/>
@@ -25811,14 +26308,30 @@
       <w:r>
         <w:t xml:space="preserve">Ilustración </w:t>
       </w:r>
-      <w:fldSimple w:instr=" SEQ Ilustración \* ARABIC ">
-        <w:r>
-          <w:rPr>
-            <w:noProof/>
-          </w:rPr>
-          <w:t>55</w:t>
-        </w:r>
-      </w:fldSimple>
+      <w:r>
+        <w:fldChar w:fldCharType="begin"/>
+      </w:r>
+      <w:r>
+        <w:instrText xml:space="preserve"> S</w:instrText>
+      </w:r>
+      <w:r>
+        <w:instrText xml:space="preserve">EQ Ilustración \* ARABIC </w:instrText>
+      </w:r>
+      <w:r>
+        <w:fldChar w:fldCharType="separate"/>
+      </w:r>
+      <w:r>
+        <w:rPr>
+          <w:noProof/>
+        </w:rPr>
+        <w:t>55</w:t>
+      </w:r>
+      <w:r>
+        <w:rPr>
+          <w:noProof/>
+        </w:rPr>
+        <w:fldChar w:fldCharType="end"/>
+      </w:r>
       <w:r>
         <w:t xml:space="preserve"> Reporte estatus Cerrado “</w:t>
       </w:r>
@@ -25933,15 +26446,7 @@
           <w:rFonts w:ascii="Arial" w:hAnsi="Arial" w:cs="Arial"/>
           <w:sz w:val="24"/>
         </w:rPr>
-        <w:t xml:space="preserve">El sistema propuesto surge como respuesta directa a estas deficiencias, con el propósito de digitalizar y automatizar la programación de citas en el consultorio. Su diseño atiende </w:t>
-      </w:r>
-      <w:r>
-        <w:rPr>
-          <w:rFonts w:ascii="Arial" w:hAnsi="Arial" w:cs="Arial"/>
-          <w:sz w:val="24"/>
-        </w:rPr>
-        <w:lastRenderedPageBreak/>
-        <w:t>las necesidades tanto del paciente como del personal administrativo, ofreciendo una interfaz intuitiva, accesible y funcional. Mediante el módulo de paciente, se facilita el agendamiento en pocos pasos, permitiendo seleccionar el servicio, la fecha y la hora disponibles, y recibir confirmaciones y recordatorios automáticos por WhatsApp, lo que mejora significativamente la comunicación y la satisfacción del usuario. Por su parte, el módulo administrativo proporciona herramientas para la gestión eficiente de horarios, servicios y registros, asegurando el control total de la agenda en tiempo real.</w:t>
+        <w:t>El sistema propuesto surge como respuesta directa a estas deficiencias, con el propósito de digitalizar y automatizar la programación de citas en el consultorio. Su diseño atiende las necesidades tanto del paciente como del personal administrativo, ofreciendo una interfaz intuitiva, accesible y funcional. Mediante el módulo de paciente, se facilita el agendamiento en pocos pasos, permitiendo seleccionar el servicio, la fecha y la hora disponibles, y recibir confirmaciones y recordatorios automáticos por WhatsApp, lo que mejora significativamente la comunicación y la satisfacción del usuario. Por su parte, el módulo administrativo proporciona herramientas para la gestión eficiente de horarios, servicios y registros, asegurando el control total de la agenda en tiempo real.</w:t>
       </w:r>
     </w:p>
     <w:p>
@@ -26020,6 +26525,13 @@
       <w:pPr>
         <w:jc w:val="both"/>
       </w:pPr>
+    </w:p>
+    <w:p>
+      <w:pPr>
+        <w:jc w:val="both"/>
+      </w:pPr>
+      <w:bookmarkStart w:id="157" w:name="_GoBack"/>
+      <w:bookmarkEnd w:id="157"/>
     </w:p>
     <w:p>
       <w:pPr>
@@ -26053,8 +26565,8 @@
         </w:rPr>
       </w:sdtEndPr>
       <w:sdtContent>
-        <w:bookmarkStart w:id="157" w:name="_Toc210759860" w:displacedByCustomXml="prev"/>
         <w:bookmarkStart w:id="158" w:name="_Toc211291089" w:displacedByCustomXml="prev"/>
+        <w:bookmarkStart w:id="159" w:name="_Toc210759860" w:displacedByCustomXml="prev"/>
         <w:p>
           <w:pPr>
             <w:pStyle w:val="Ttulo2"/>
@@ -26065,8 +26577,8 @@
           <w:r>
             <w:t>eferencias bibliográficas</w:t>
           </w:r>
+          <w:bookmarkEnd w:id="159"/>
           <w:bookmarkEnd w:id="158"/>
-          <w:bookmarkEnd w:id="157"/>
         </w:p>
         <w:p>
           <w:pPr>
@@ -26449,17 +26961,16 @@
       <w:pPr>
         <w:pStyle w:val="Ttulo2"/>
       </w:pPr>
-      <w:bookmarkStart w:id="159" w:name="_Toc210759861"/>
-      <w:bookmarkStart w:id="160" w:name="_Toc211291090"/>
-      <w:r>
-        <w:lastRenderedPageBreak/>
+      <w:bookmarkStart w:id="160" w:name="_Toc210759861"/>
+      <w:bookmarkStart w:id="161" w:name="_Toc211291090"/>
+      <w:r>
         <w:t xml:space="preserve">5.3 </w:t>
       </w:r>
       <w:r>
         <w:t>Anexos</w:t>
       </w:r>
-      <w:bookmarkEnd w:id="159"/>
       <w:bookmarkEnd w:id="160"/>
+      <w:bookmarkEnd w:id="161"/>
     </w:p>
     <w:p/>
     <w:p>
@@ -30339,7 +30850,7 @@
 </file>
 
 <file path=word/endnotes.xml><?xml version="1.0" encoding="utf-8"?>
-<w:endnotes xmlns:wpc="http://schemas.microsoft.com/office/word/2010/wordprocessingCanvas" xmlns:cx="http://schemas.microsoft.com/office/drawing/2014/chartex" xmlns:cx1="http://schemas.microsoft.com/office/drawing/2015/9/8/chartex" xmlns:cx2="http://schemas.microsoft.com/office/drawing/2015/10/21/chartex" xmlns:cx3="http://schemas.microsoft.com/office/drawing/2016/5/9/chartex" xmlns:cx4="http://schemas.microsoft.com/office/drawing/2016/5/10/chartex" xmlns:cx5="http://schemas.microsoft.com/office/drawing/2016/5/11/chartex" xmlns:cx6="http://schemas.microsoft.com/office/drawing/2016/5/12/chartex" xmlns:cx7="http://schemas.microsoft.com/office/drawing/2016/5/13/chartex" xmlns:cx8="http://schemas.microsoft.com/office/drawing/2016/5/14/chartex" xmlns:mc="http://schemas.openxmlformats.org/markup-compatibility/2006" xmlns:aink="http://schemas.microsoft.com/office/drawing/2016/ink" xmlns:am3d="http://schemas.microsoft.com/office/drawing/2017/model3d" xmlns:o="urn:schemas-microsoft-com:office:office" xmlns:oel="http://schemas.microsoft.com/office/2019/extlst" xmlns:r="http://schemas.openxmlformats.org/officeDocument/2006/relationships" xmlns:m="http://schemas.openxmlformats.org/officeDocument/2006/math" xmlns:v="urn:schemas-microsoft-com:vml" xmlns:wp14="http://schemas.microsoft.com/office/word/2010/wordprocessingDrawing" xmlns:wp="http://schemas.openxmlformats.org/drawingml/2006/wordprocessingDrawing" xmlns:w10="urn:schemas-microsoft-com:office:word" xmlns:w="http://schemas.openxmlformats.org/wordprocessingml/2006/main" xmlns:w14="http://schemas.microsoft.com/office/word/2010/wordml" xmlns:w15="http://schemas.microsoft.com/office/word/2012/wordml" xmlns:w16cex="http://schemas.microsoft.com/office/word/2018/wordml/cex" xmlns:w16cid="http://schemas.microsoft.com/office/word/2016/wordml/cid" xmlns:w16="http://schemas.microsoft.com/office/word/2018/wordml" xmlns:w16du="http://schemas.microsoft.com/office/word/2023/wordml/word16du" xmlns:w16sdtdh="http://schemas.microsoft.com/office/word/2020/wordml/sdtdatahash" xmlns:w16sdtfl="http://schemas.microsoft.com/office/word/2024/wordml/sdtformatlock" xmlns:w16se="http://schemas.microsoft.com/office/word/2015/wordml/symex" xmlns:wpg="http://schemas.microsoft.com/office/word/2010/wordprocessingGroup" xmlns:wpi="http://schemas.microsoft.com/office/word/2010/wordprocessingInk" xmlns:wne="http://schemas.microsoft.com/office/word/2006/wordml" xmlns:wps="http://schemas.microsoft.com/office/word/2010/wordprocessingShape" mc:Ignorable="w14 w15 w16se w16cid w16 w16cex w16sdtdh w16sdtfl w16du wp14">
+<w:endnotes xmlns:wpc="http://schemas.microsoft.com/office/word/2010/wordprocessingCanvas" xmlns:cx="http://schemas.microsoft.com/office/drawing/2014/chartex" xmlns:cx1="http://schemas.microsoft.com/office/drawing/2015/9/8/chartex" xmlns:cx2="http://schemas.microsoft.com/office/drawing/2015/10/21/chartex" xmlns:cx3="http://schemas.microsoft.com/office/drawing/2016/5/9/chartex" xmlns:cx4="http://schemas.microsoft.com/office/drawing/2016/5/10/chartex" xmlns:cx5="http://schemas.microsoft.com/office/drawing/2016/5/11/chartex" xmlns:cx6="http://schemas.microsoft.com/office/drawing/2016/5/12/chartex" xmlns:cx7="http://schemas.microsoft.com/office/drawing/2016/5/13/chartex" xmlns:cx8="http://schemas.microsoft.com/office/drawing/2016/5/14/chartex" xmlns:mc="http://schemas.openxmlformats.org/markup-compatibility/2006" xmlns:aink="http://schemas.microsoft.com/office/drawing/2016/ink" xmlns:am3d="http://schemas.microsoft.com/office/drawing/2017/model3d" xmlns:o="urn:schemas-microsoft-com:office:office" xmlns:r="http://schemas.openxmlformats.org/officeDocument/2006/relationships" xmlns:m="http://schemas.openxmlformats.org/officeDocument/2006/math" xmlns:v="urn:schemas-microsoft-com:vml" xmlns:wp14="http://schemas.microsoft.com/office/word/2010/wordprocessingDrawing" xmlns:wp="http://schemas.openxmlformats.org/drawingml/2006/wordprocessingDrawing" xmlns:w10="urn:schemas-microsoft-com:office:word" xmlns:w="http://schemas.openxmlformats.org/wordprocessingml/2006/main" xmlns:w14="http://schemas.microsoft.com/office/word/2010/wordml" xmlns:w15="http://schemas.microsoft.com/office/word/2012/wordml" xmlns:w16cid="http://schemas.microsoft.com/office/word/2016/wordml/cid" xmlns:w16se="http://schemas.microsoft.com/office/word/2015/wordml/symex" xmlns:wpg="http://schemas.microsoft.com/office/word/2010/wordprocessingGroup" xmlns:wpi="http://schemas.microsoft.com/office/word/2010/wordprocessingInk" xmlns:wne="http://schemas.microsoft.com/office/word/2006/wordml" xmlns:wps="http://schemas.microsoft.com/office/word/2010/wordprocessingShape" mc:Ignorable="w14 w15 w16se w16cid wp14">
   <w:endnote w:type="separator" w:id="-1">
     <w:p>
       <w:pPr>
@@ -30364,7 +30875,7 @@
 </file>
 
 <file path=word/footer1.xml><?xml version="1.0" encoding="utf-8"?>
-<w:ftr xmlns:wpc="http://schemas.microsoft.com/office/word/2010/wordprocessingCanvas" xmlns:cx="http://schemas.microsoft.com/office/drawing/2014/chartex" xmlns:cx1="http://schemas.microsoft.com/office/drawing/2015/9/8/chartex" xmlns:cx2="http://schemas.microsoft.com/office/drawing/2015/10/21/chartex" xmlns:cx3="http://schemas.microsoft.com/office/drawing/2016/5/9/chartex" xmlns:cx4="http://schemas.microsoft.com/office/drawing/2016/5/10/chartex" xmlns:cx5="http://schemas.microsoft.com/office/drawing/2016/5/11/chartex" xmlns:cx6="http://schemas.microsoft.com/office/drawing/2016/5/12/chartex" xmlns:cx7="http://schemas.microsoft.com/office/drawing/2016/5/13/chartex" xmlns:cx8="http://schemas.microsoft.com/office/drawing/2016/5/14/chartex" xmlns:mc="http://schemas.openxmlformats.org/markup-compatibility/2006" xmlns:aink="http://schemas.microsoft.com/office/drawing/2016/ink" xmlns:am3d="http://schemas.microsoft.com/office/drawing/2017/model3d" xmlns:o="urn:schemas-microsoft-com:office:office" xmlns:oel="http://schemas.microsoft.com/office/2019/extlst" xmlns:r="http://schemas.openxmlformats.org/officeDocument/2006/relationships" xmlns:m="http://schemas.openxmlformats.org/officeDocument/2006/math" xmlns:v="urn:schemas-microsoft-com:vml" xmlns:wp14="http://schemas.microsoft.com/office/word/2010/wordprocessingDrawing" xmlns:wp="http://schemas.openxmlformats.org/drawingml/2006/wordprocessingDrawing" xmlns:w10="urn:schemas-microsoft-com:office:word" xmlns:w="http://schemas.openxmlformats.org/wordprocessingml/2006/main" xmlns:w14="http://schemas.microsoft.com/office/word/2010/wordml" xmlns:w15="http://schemas.microsoft.com/office/word/2012/wordml" xmlns:w16cex="http://schemas.microsoft.com/office/word/2018/wordml/cex" xmlns:w16cid="http://schemas.microsoft.com/office/word/2016/wordml/cid" xmlns:w16="http://schemas.microsoft.com/office/word/2018/wordml" xmlns:w16du="http://schemas.microsoft.com/office/word/2023/wordml/word16du" xmlns:w16sdtdh="http://schemas.microsoft.com/office/word/2020/wordml/sdtdatahash" xmlns:w16sdtfl="http://schemas.microsoft.com/office/word/2024/wordml/sdtformatlock" xmlns:w16se="http://schemas.microsoft.com/office/word/2015/wordml/symex" xmlns:wpg="http://schemas.microsoft.com/office/word/2010/wordprocessingGroup" xmlns:wpi="http://schemas.microsoft.com/office/word/2010/wordprocessingInk" xmlns:wne="http://schemas.microsoft.com/office/word/2006/wordml" xmlns:wps="http://schemas.microsoft.com/office/word/2010/wordprocessingShape" mc:Ignorable="w14 w15 w16se w16cid w16 w16cex w16sdtdh w16sdtfl w16du wp14">
+<w:ftr xmlns:wpc="http://schemas.microsoft.com/office/word/2010/wordprocessingCanvas" xmlns:cx="http://schemas.microsoft.com/office/drawing/2014/chartex" xmlns:cx1="http://schemas.microsoft.com/office/drawing/2015/9/8/chartex" xmlns:cx2="http://schemas.microsoft.com/office/drawing/2015/10/21/chartex" xmlns:cx3="http://schemas.microsoft.com/office/drawing/2016/5/9/chartex" xmlns:cx4="http://schemas.microsoft.com/office/drawing/2016/5/10/chartex" xmlns:cx5="http://schemas.microsoft.com/office/drawing/2016/5/11/chartex" xmlns:cx6="http://schemas.microsoft.com/office/drawing/2016/5/12/chartex" xmlns:cx7="http://schemas.microsoft.com/office/drawing/2016/5/13/chartex" xmlns:cx8="http://schemas.microsoft.com/office/drawing/2016/5/14/chartex" xmlns:mc="http://schemas.openxmlformats.org/markup-compatibility/2006" xmlns:aink="http://schemas.microsoft.com/office/drawing/2016/ink" xmlns:am3d="http://schemas.microsoft.com/office/drawing/2017/model3d" xmlns:o="urn:schemas-microsoft-com:office:office" xmlns:r="http://schemas.openxmlformats.org/officeDocument/2006/relationships" xmlns:m="http://schemas.openxmlformats.org/officeDocument/2006/math" xmlns:v="urn:schemas-microsoft-com:vml" xmlns:wp14="http://schemas.microsoft.com/office/word/2010/wordprocessingDrawing" xmlns:wp="http://schemas.openxmlformats.org/drawingml/2006/wordprocessingDrawing" xmlns:w10="urn:schemas-microsoft-com:office:word" xmlns:w="http://schemas.openxmlformats.org/wordprocessingml/2006/main" xmlns:w14="http://schemas.microsoft.com/office/word/2010/wordml" xmlns:w15="http://schemas.microsoft.com/office/word/2012/wordml" xmlns:w16cid="http://schemas.microsoft.com/office/word/2016/wordml/cid" xmlns:w16se="http://schemas.microsoft.com/office/word/2015/wordml/symex" xmlns:wpg="http://schemas.microsoft.com/office/word/2010/wordprocessingGroup" xmlns:wpi="http://schemas.microsoft.com/office/word/2010/wordprocessingInk" xmlns:wne="http://schemas.microsoft.com/office/word/2006/wordml" xmlns:wps="http://schemas.microsoft.com/office/word/2010/wordprocessingShape" mc:Ignorable="w14 w15 w16se w16cid wp14">
   <w:p>
     <w:pPr>
       <w:pStyle w:val="Piedepgina"/>
@@ -30380,7 +30891,7 @@
 </file>
 
 <file path=word/footer2.xml><?xml version="1.0" encoding="utf-8"?>
-<w:ftr xmlns:wpc="http://schemas.microsoft.com/office/word/2010/wordprocessingCanvas" xmlns:cx="http://schemas.microsoft.com/office/drawing/2014/chartex" xmlns:cx1="http://schemas.microsoft.com/office/drawing/2015/9/8/chartex" xmlns:cx2="http://schemas.microsoft.com/office/drawing/2015/10/21/chartex" xmlns:cx3="http://schemas.microsoft.com/office/drawing/2016/5/9/chartex" xmlns:cx4="http://schemas.microsoft.com/office/drawing/2016/5/10/chartex" xmlns:cx5="http://schemas.microsoft.com/office/drawing/2016/5/11/chartex" xmlns:cx6="http://schemas.microsoft.com/office/drawing/2016/5/12/chartex" xmlns:cx7="http://schemas.microsoft.com/office/drawing/2016/5/13/chartex" xmlns:cx8="http://schemas.microsoft.com/office/drawing/2016/5/14/chartex" xmlns:mc="http://schemas.openxmlformats.org/markup-compatibility/2006" xmlns:aink="http://schemas.microsoft.com/office/drawing/2016/ink" xmlns:am3d="http://schemas.microsoft.com/office/drawing/2017/model3d" xmlns:o="urn:schemas-microsoft-com:office:office" xmlns:oel="http://schemas.microsoft.com/office/2019/extlst" xmlns:r="http://schemas.openxmlformats.org/officeDocument/2006/relationships" xmlns:m="http://schemas.openxmlformats.org/officeDocument/2006/math" xmlns:v="urn:schemas-microsoft-com:vml" xmlns:wp14="http://schemas.microsoft.com/office/word/2010/wordprocessingDrawing" xmlns:wp="http://schemas.openxmlformats.org/drawingml/2006/wordprocessingDrawing" xmlns:w10="urn:schemas-microsoft-com:office:word" xmlns:w="http://schemas.openxmlformats.org/wordprocessingml/2006/main" xmlns:w14="http://schemas.microsoft.com/office/word/2010/wordml" xmlns:w15="http://schemas.microsoft.com/office/word/2012/wordml" xmlns:w16cex="http://schemas.microsoft.com/office/word/2018/wordml/cex" xmlns:w16cid="http://schemas.microsoft.com/office/word/2016/wordml/cid" xmlns:w16="http://schemas.microsoft.com/office/word/2018/wordml" xmlns:w16du="http://schemas.microsoft.com/office/word/2023/wordml/word16du" xmlns:w16sdtdh="http://schemas.microsoft.com/office/word/2020/wordml/sdtdatahash" xmlns:w16sdtfl="http://schemas.microsoft.com/office/word/2024/wordml/sdtformatlock" xmlns:w16se="http://schemas.microsoft.com/office/word/2015/wordml/symex" xmlns:wpg="http://schemas.microsoft.com/office/word/2010/wordprocessingGroup" xmlns:wpi="http://schemas.microsoft.com/office/word/2010/wordprocessingInk" xmlns:wne="http://schemas.microsoft.com/office/word/2006/wordml" xmlns:wps="http://schemas.microsoft.com/office/word/2010/wordprocessingShape" mc:Ignorable="w14 w15 w16se w16cid w16 w16cex w16sdtdh w16sdtfl w16du wp14">
+<w:ftr xmlns:wpc="http://schemas.microsoft.com/office/word/2010/wordprocessingCanvas" xmlns:cx="http://schemas.microsoft.com/office/drawing/2014/chartex" xmlns:cx1="http://schemas.microsoft.com/office/drawing/2015/9/8/chartex" xmlns:cx2="http://schemas.microsoft.com/office/drawing/2015/10/21/chartex" xmlns:cx3="http://schemas.microsoft.com/office/drawing/2016/5/9/chartex" xmlns:cx4="http://schemas.microsoft.com/office/drawing/2016/5/10/chartex" xmlns:cx5="http://schemas.microsoft.com/office/drawing/2016/5/11/chartex" xmlns:cx6="http://schemas.microsoft.com/office/drawing/2016/5/12/chartex" xmlns:cx7="http://schemas.microsoft.com/office/drawing/2016/5/13/chartex" xmlns:cx8="http://schemas.microsoft.com/office/drawing/2016/5/14/chartex" xmlns:mc="http://schemas.openxmlformats.org/markup-compatibility/2006" xmlns:aink="http://schemas.microsoft.com/office/drawing/2016/ink" xmlns:am3d="http://schemas.microsoft.com/office/drawing/2017/model3d" xmlns:o="urn:schemas-microsoft-com:office:office" xmlns:r="http://schemas.openxmlformats.org/officeDocument/2006/relationships" xmlns:m="http://schemas.openxmlformats.org/officeDocument/2006/math" xmlns:v="urn:schemas-microsoft-com:vml" xmlns:wp14="http://schemas.microsoft.com/office/word/2010/wordprocessingDrawing" xmlns:wp="http://schemas.openxmlformats.org/drawingml/2006/wordprocessingDrawing" xmlns:w10="urn:schemas-microsoft-com:office:word" xmlns:w="http://schemas.openxmlformats.org/wordprocessingml/2006/main" xmlns:w14="http://schemas.microsoft.com/office/word/2010/wordml" xmlns:w15="http://schemas.microsoft.com/office/word/2012/wordml" xmlns:w16cid="http://schemas.microsoft.com/office/word/2016/wordml/cid" xmlns:w16se="http://schemas.microsoft.com/office/word/2015/wordml/symex" xmlns:wpg="http://schemas.microsoft.com/office/word/2010/wordprocessingGroup" xmlns:wpi="http://schemas.microsoft.com/office/word/2010/wordprocessingInk" xmlns:wne="http://schemas.microsoft.com/office/word/2006/wordml" xmlns:wps="http://schemas.microsoft.com/office/word/2010/wordprocessingShape" mc:Ignorable="w14 w15 w16se w16cid wp14">
   <w:sdt>
     <w:sdtPr>
       <w:id w:val="-516776855"/>
@@ -30389,6 +30900,7 @@
         <w:docPartUnique/>
       </w:docPartObj>
     </w:sdtPr>
+    <w:sdtEndPr/>
     <w:sdtContent>
       <w:p>
         <w:pPr>
@@ -30515,7 +31027,7 @@
 </file>
 
 <file path=word/footnotes.xml><?xml version="1.0" encoding="utf-8"?>
-<w:footnotes xmlns:wpc="http://schemas.microsoft.com/office/word/2010/wordprocessingCanvas" xmlns:cx="http://schemas.microsoft.com/office/drawing/2014/chartex" xmlns:cx1="http://schemas.microsoft.com/office/drawing/2015/9/8/chartex" xmlns:cx2="http://schemas.microsoft.com/office/drawing/2015/10/21/chartex" xmlns:cx3="http://schemas.microsoft.com/office/drawing/2016/5/9/chartex" xmlns:cx4="http://schemas.microsoft.com/office/drawing/2016/5/10/chartex" xmlns:cx5="http://schemas.microsoft.com/office/drawing/2016/5/11/chartex" xmlns:cx6="http://schemas.microsoft.com/office/drawing/2016/5/12/chartex" xmlns:cx7="http://schemas.microsoft.com/office/drawing/2016/5/13/chartex" xmlns:cx8="http://schemas.microsoft.com/office/drawing/2016/5/14/chartex" xmlns:mc="http://schemas.openxmlformats.org/markup-compatibility/2006" xmlns:aink="http://schemas.microsoft.com/office/drawing/2016/ink" xmlns:am3d="http://schemas.microsoft.com/office/drawing/2017/model3d" xmlns:o="urn:schemas-microsoft-com:office:office" xmlns:oel="http://schemas.microsoft.com/office/2019/extlst" xmlns:r="http://schemas.openxmlformats.org/officeDocument/2006/relationships" xmlns:m="http://schemas.openxmlformats.org/officeDocument/2006/math" xmlns:v="urn:schemas-microsoft-com:vml" xmlns:wp14="http://schemas.microsoft.com/office/word/2010/wordprocessingDrawing" xmlns:wp="http://schemas.openxmlformats.org/drawingml/2006/wordprocessingDrawing" xmlns:w10="urn:schemas-microsoft-com:office:word" xmlns:w="http://schemas.openxmlformats.org/wordprocessingml/2006/main" xmlns:w14="http://schemas.microsoft.com/office/word/2010/wordml" xmlns:w15="http://schemas.microsoft.com/office/word/2012/wordml" xmlns:w16cex="http://schemas.microsoft.com/office/word/2018/wordml/cex" xmlns:w16cid="http://schemas.microsoft.com/office/word/2016/wordml/cid" xmlns:w16="http://schemas.microsoft.com/office/word/2018/wordml" xmlns:w16du="http://schemas.microsoft.com/office/word/2023/wordml/word16du" xmlns:w16sdtdh="http://schemas.microsoft.com/office/word/2020/wordml/sdtdatahash" xmlns:w16sdtfl="http://schemas.microsoft.com/office/word/2024/wordml/sdtformatlock" xmlns:w16se="http://schemas.microsoft.com/office/word/2015/wordml/symex" xmlns:wpg="http://schemas.microsoft.com/office/word/2010/wordprocessingGroup" xmlns:wpi="http://schemas.microsoft.com/office/word/2010/wordprocessingInk" xmlns:wne="http://schemas.microsoft.com/office/word/2006/wordml" xmlns:wps="http://schemas.microsoft.com/office/word/2010/wordprocessingShape" mc:Ignorable="w14 w15 w16se w16cid w16 w16cex w16sdtdh w16sdtfl w16du wp14">
+<w:footnotes xmlns:wpc="http://schemas.microsoft.com/office/word/2010/wordprocessingCanvas" xmlns:cx="http://schemas.microsoft.com/office/drawing/2014/chartex" xmlns:cx1="http://schemas.microsoft.com/office/drawing/2015/9/8/chartex" xmlns:cx2="http://schemas.microsoft.com/office/drawing/2015/10/21/chartex" xmlns:cx3="http://schemas.microsoft.com/office/drawing/2016/5/9/chartex" xmlns:cx4="http://schemas.microsoft.com/office/drawing/2016/5/10/chartex" xmlns:cx5="http://schemas.microsoft.com/office/drawing/2016/5/11/chartex" xmlns:cx6="http://schemas.microsoft.com/office/drawing/2016/5/12/chartex" xmlns:cx7="http://schemas.microsoft.com/office/drawing/2016/5/13/chartex" xmlns:cx8="http://schemas.microsoft.com/office/drawing/2016/5/14/chartex" xmlns:mc="http://schemas.openxmlformats.org/markup-compatibility/2006" xmlns:aink="http://schemas.microsoft.com/office/drawing/2016/ink" xmlns:am3d="http://schemas.microsoft.com/office/drawing/2017/model3d" xmlns:o="urn:schemas-microsoft-com:office:office" xmlns:r="http://schemas.openxmlformats.org/officeDocument/2006/relationships" xmlns:m="http://schemas.openxmlformats.org/officeDocument/2006/math" xmlns:v="urn:schemas-microsoft-com:vml" xmlns:wp14="http://schemas.microsoft.com/office/word/2010/wordprocessingDrawing" xmlns:wp="http://schemas.openxmlformats.org/drawingml/2006/wordprocessingDrawing" xmlns:w10="urn:schemas-microsoft-com:office:word" xmlns:w="http://schemas.openxmlformats.org/wordprocessingml/2006/main" xmlns:w14="http://schemas.microsoft.com/office/word/2010/wordml" xmlns:w15="http://schemas.microsoft.com/office/word/2012/wordml" xmlns:w16cid="http://schemas.microsoft.com/office/word/2016/wordml/cid" xmlns:w16se="http://schemas.microsoft.com/office/word/2015/wordml/symex" xmlns:wpg="http://schemas.microsoft.com/office/word/2010/wordprocessingGroup" xmlns:wpi="http://schemas.microsoft.com/office/word/2010/wordprocessingInk" xmlns:wne="http://schemas.microsoft.com/office/word/2006/wordml" xmlns:wps="http://schemas.microsoft.com/office/word/2010/wordprocessingShape" mc:Ignorable="w14 w15 w16se w16cid wp14">
   <w:footnote w:type="separator" w:id="-1">
     <w:p>
       <w:pPr>
@@ -30540,7 +31052,7 @@
 </file>
 
 <file path=word/header1.xml><?xml version="1.0" encoding="utf-8"?>
-<w:hdr xmlns:wpc="http://schemas.microsoft.com/office/word/2010/wordprocessingCanvas" xmlns:cx="http://schemas.microsoft.com/office/drawing/2014/chartex" xmlns:cx1="http://schemas.microsoft.com/office/drawing/2015/9/8/chartex" xmlns:cx2="http://schemas.microsoft.com/office/drawing/2015/10/21/chartex" xmlns:cx3="http://schemas.microsoft.com/office/drawing/2016/5/9/chartex" xmlns:cx4="http://schemas.microsoft.com/office/drawing/2016/5/10/chartex" xmlns:cx5="http://schemas.microsoft.com/office/drawing/2016/5/11/chartex" xmlns:cx6="http://schemas.microsoft.com/office/drawing/2016/5/12/chartex" xmlns:cx7="http://schemas.microsoft.com/office/drawing/2016/5/13/chartex" xmlns:cx8="http://schemas.microsoft.com/office/drawing/2016/5/14/chartex" xmlns:mc="http://schemas.openxmlformats.org/markup-compatibility/2006" xmlns:aink="http://schemas.microsoft.com/office/drawing/2016/ink" xmlns:am3d="http://schemas.microsoft.com/office/drawing/2017/model3d" xmlns:o="urn:schemas-microsoft-com:office:office" xmlns:oel="http://schemas.microsoft.com/office/2019/extlst" xmlns:r="http://schemas.openxmlformats.org/officeDocument/2006/relationships" xmlns:m="http://schemas.openxmlformats.org/officeDocument/2006/math" xmlns:v="urn:schemas-microsoft-com:vml" xmlns:wp14="http://schemas.microsoft.com/office/word/2010/wordprocessingDrawing" xmlns:wp="http://schemas.openxmlformats.org/drawingml/2006/wordprocessingDrawing" xmlns:w10="urn:schemas-microsoft-com:office:word" xmlns:w="http://schemas.openxmlformats.org/wordprocessingml/2006/main" xmlns:w14="http://schemas.microsoft.com/office/word/2010/wordml" xmlns:w15="http://schemas.microsoft.com/office/word/2012/wordml" xmlns:w16cex="http://schemas.microsoft.com/office/word/2018/wordml/cex" xmlns:w16cid="http://schemas.microsoft.com/office/word/2016/wordml/cid" xmlns:w16="http://schemas.microsoft.com/office/word/2018/wordml" xmlns:w16du="http://schemas.microsoft.com/office/word/2023/wordml/word16du" xmlns:w16sdtdh="http://schemas.microsoft.com/office/word/2020/wordml/sdtdatahash" xmlns:w16sdtfl="http://schemas.microsoft.com/office/word/2024/wordml/sdtformatlock" xmlns:w16se="http://schemas.microsoft.com/office/word/2015/wordml/symex" xmlns:wpg="http://schemas.microsoft.com/office/word/2010/wordprocessingGroup" xmlns:wpi="http://schemas.microsoft.com/office/word/2010/wordprocessingInk" xmlns:wne="http://schemas.microsoft.com/office/word/2006/wordml" xmlns:wps="http://schemas.microsoft.com/office/word/2010/wordprocessingShape" mc:Ignorable="w14 w15 w16se w16cid w16 w16cex w16sdtdh w16sdtfl w16du wp14">
+<w:hdr xmlns:wpc="http://schemas.microsoft.com/office/word/2010/wordprocessingCanvas" xmlns:cx="http://schemas.microsoft.com/office/drawing/2014/chartex" xmlns:cx1="http://schemas.microsoft.com/office/drawing/2015/9/8/chartex" xmlns:cx2="http://schemas.microsoft.com/office/drawing/2015/10/21/chartex" xmlns:cx3="http://schemas.microsoft.com/office/drawing/2016/5/9/chartex" xmlns:cx4="http://schemas.microsoft.com/office/drawing/2016/5/10/chartex" xmlns:cx5="http://schemas.microsoft.com/office/drawing/2016/5/11/chartex" xmlns:cx6="http://schemas.microsoft.com/office/drawing/2016/5/12/chartex" xmlns:cx7="http://schemas.microsoft.com/office/drawing/2016/5/13/chartex" xmlns:cx8="http://schemas.microsoft.com/office/drawing/2016/5/14/chartex" xmlns:mc="http://schemas.openxmlformats.org/markup-compatibility/2006" xmlns:aink="http://schemas.microsoft.com/office/drawing/2016/ink" xmlns:am3d="http://schemas.microsoft.com/office/drawing/2017/model3d" xmlns:o="urn:schemas-microsoft-com:office:office" xmlns:r="http://schemas.openxmlformats.org/officeDocument/2006/relationships" xmlns:m="http://schemas.openxmlformats.org/officeDocument/2006/math" xmlns:v="urn:schemas-microsoft-com:vml" xmlns:wp14="http://schemas.microsoft.com/office/word/2010/wordprocessingDrawing" xmlns:wp="http://schemas.openxmlformats.org/drawingml/2006/wordprocessingDrawing" xmlns:w10="urn:schemas-microsoft-com:office:word" xmlns:w="http://schemas.openxmlformats.org/wordprocessingml/2006/main" xmlns:w14="http://schemas.microsoft.com/office/word/2010/wordml" xmlns:w15="http://schemas.microsoft.com/office/word/2012/wordml" xmlns:w16cid="http://schemas.microsoft.com/office/word/2016/wordml/cid" xmlns:w16se="http://schemas.microsoft.com/office/word/2015/wordml/symex" xmlns:wpg="http://schemas.microsoft.com/office/word/2010/wordprocessingGroup" xmlns:wpi="http://schemas.microsoft.com/office/word/2010/wordprocessingInk" xmlns:wne="http://schemas.microsoft.com/office/word/2006/wordml" xmlns:wps="http://schemas.microsoft.com/office/word/2010/wordprocessingShape" mc:Ignorable="w14 w15 w16se w16cid wp14">
   <w:tbl>
     <w:tblPr>
       <w:tblW w:w="10337" w:type="dxa"/>
@@ -30701,7 +31213,7 @@
 </file>
 
 <file path=word/numbering.xml><?xml version="1.0" encoding="utf-8"?>
-<w:numbering xmlns:wpc="http://schemas.microsoft.com/office/word/2010/wordprocessingCanvas" xmlns:cx="http://schemas.microsoft.com/office/drawing/2014/chartex" xmlns:cx1="http://schemas.microsoft.com/office/drawing/2015/9/8/chartex" xmlns:cx2="http://schemas.microsoft.com/office/drawing/2015/10/21/chartex" xmlns:cx3="http://schemas.microsoft.com/office/drawing/2016/5/9/chartex" xmlns:cx4="http://schemas.microsoft.com/office/drawing/2016/5/10/chartex" xmlns:cx5="http://schemas.microsoft.com/office/drawing/2016/5/11/chartex" xmlns:cx6="http://schemas.microsoft.com/office/drawing/2016/5/12/chartex" xmlns:cx7="http://schemas.microsoft.com/office/drawing/2016/5/13/chartex" xmlns:cx8="http://schemas.microsoft.com/office/drawing/2016/5/14/chartex" xmlns:mc="http://schemas.openxmlformats.org/markup-compatibility/2006" xmlns:aink="http://schemas.microsoft.com/office/drawing/2016/ink" xmlns:am3d="http://schemas.microsoft.com/office/drawing/2017/model3d" xmlns:o="urn:schemas-microsoft-com:office:office" xmlns:oel="http://schemas.microsoft.com/office/2019/extlst" xmlns:r="http://schemas.openxmlformats.org/officeDocument/2006/relationships" xmlns:m="http://schemas.openxmlformats.org/officeDocument/2006/math" xmlns:v="urn:schemas-microsoft-com:vml" xmlns:wp14="http://schemas.microsoft.com/office/word/2010/wordprocessingDrawing" xmlns:wp="http://schemas.openxmlformats.org/drawingml/2006/wordprocessingDrawing" xmlns:w10="urn:schemas-microsoft-com:office:word" xmlns:w="http://schemas.openxmlformats.org/wordprocessingml/2006/main" xmlns:w14="http://schemas.microsoft.com/office/word/2010/wordml" xmlns:w15="http://schemas.microsoft.com/office/word/2012/wordml" xmlns:w16cex="http://schemas.microsoft.com/office/word/2018/wordml/cex" xmlns:w16cid="http://schemas.microsoft.com/office/word/2016/wordml/cid" xmlns:w16="http://schemas.microsoft.com/office/word/2018/wordml" xmlns:w16du="http://schemas.microsoft.com/office/word/2023/wordml/word16du" xmlns:w16sdtdh="http://schemas.microsoft.com/office/word/2020/wordml/sdtdatahash" xmlns:w16sdtfl="http://schemas.microsoft.com/office/word/2024/wordml/sdtformatlock" xmlns:w16se="http://schemas.microsoft.com/office/word/2015/wordml/symex" xmlns:wpg="http://schemas.microsoft.com/office/word/2010/wordprocessingGroup" xmlns:wpi="http://schemas.microsoft.com/office/word/2010/wordprocessingInk" xmlns:wne="http://schemas.microsoft.com/office/word/2006/wordml" xmlns:wps="http://schemas.microsoft.com/office/word/2010/wordprocessingShape" mc:Ignorable="w14 w15 w16se w16cid w16 w16cex w16sdtdh w16sdtfl w16du wp14">
+<w:numbering xmlns:wpc="http://schemas.microsoft.com/office/word/2010/wordprocessingCanvas" xmlns:cx="http://schemas.microsoft.com/office/drawing/2014/chartex" xmlns:cx1="http://schemas.microsoft.com/office/drawing/2015/9/8/chartex" xmlns:cx2="http://schemas.microsoft.com/office/drawing/2015/10/21/chartex" xmlns:cx3="http://schemas.microsoft.com/office/drawing/2016/5/9/chartex" xmlns:cx4="http://schemas.microsoft.com/office/drawing/2016/5/10/chartex" xmlns:cx5="http://schemas.microsoft.com/office/drawing/2016/5/11/chartex" xmlns:cx6="http://schemas.microsoft.com/office/drawing/2016/5/12/chartex" xmlns:cx7="http://schemas.microsoft.com/office/drawing/2016/5/13/chartex" xmlns:cx8="http://schemas.microsoft.com/office/drawing/2016/5/14/chartex" xmlns:mc="http://schemas.openxmlformats.org/markup-compatibility/2006" xmlns:aink="http://schemas.microsoft.com/office/drawing/2016/ink" xmlns:am3d="http://schemas.microsoft.com/office/drawing/2017/model3d" xmlns:o="urn:schemas-microsoft-com:office:office" xmlns:r="http://schemas.openxmlformats.org/officeDocument/2006/relationships" xmlns:m="http://schemas.openxmlformats.org/officeDocument/2006/math" xmlns:v="urn:schemas-microsoft-com:vml" xmlns:wp14="http://schemas.microsoft.com/office/word/2010/wordprocessingDrawing" xmlns:wp="http://schemas.openxmlformats.org/drawingml/2006/wordprocessingDrawing" xmlns:w10="urn:schemas-microsoft-com:office:word" xmlns:w="http://schemas.openxmlformats.org/wordprocessingml/2006/main" xmlns:w14="http://schemas.microsoft.com/office/word/2010/wordml" xmlns:w15="http://schemas.microsoft.com/office/word/2012/wordml" xmlns:w16cid="http://schemas.microsoft.com/office/word/2016/wordml/cid" xmlns:w16se="http://schemas.microsoft.com/office/word/2015/wordml/symex" xmlns:wpg="http://schemas.microsoft.com/office/word/2010/wordprocessingGroup" xmlns:wpi="http://schemas.microsoft.com/office/word/2010/wordprocessingInk" xmlns:wne="http://schemas.microsoft.com/office/word/2006/wordml" xmlns:wps="http://schemas.microsoft.com/office/word/2010/wordprocessingShape" mc:Ignorable="w14 w15 w16se w16cid wp14">
   <w:abstractNum w:abstractNumId="0" w15:restartNumberingAfterBreak="0">
     <w:nsid w:val="012924A4"/>
     <w:multiLevelType w:val="hybridMultilevel"/>
@@ -35072,127 +35584,127 @@
       </w:rPr>
     </w:lvl>
   </w:abstractNum>
-  <w:num w:numId="1" w16cid:durableId="92435283">
+  <w:num w:numId="1">
     <w:abstractNumId w:val="24"/>
   </w:num>
-  <w:num w:numId="2" w16cid:durableId="1801145153">
+  <w:num w:numId="2">
     <w:abstractNumId w:val="2"/>
   </w:num>
-  <w:num w:numId="3" w16cid:durableId="174925035">
+  <w:num w:numId="3">
     <w:abstractNumId w:val="23"/>
   </w:num>
-  <w:num w:numId="4" w16cid:durableId="2001273208">
+  <w:num w:numId="4">
     <w:abstractNumId w:val="28"/>
   </w:num>
-  <w:num w:numId="5" w16cid:durableId="1537235934">
+  <w:num w:numId="5">
     <w:abstractNumId w:val="39"/>
   </w:num>
-  <w:num w:numId="6" w16cid:durableId="1539780342">
+  <w:num w:numId="6">
     <w:abstractNumId w:val="12"/>
   </w:num>
-  <w:num w:numId="7" w16cid:durableId="1736390296">
+  <w:num w:numId="7">
     <w:abstractNumId w:val="40"/>
   </w:num>
-  <w:num w:numId="8" w16cid:durableId="2110078814">
+  <w:num w:numId="8">
     <w:abstractNumId w:val="19"/>
   </w:num>
-  <w:num w:numId="9" w16cid:durableId="1298994785">
+  <w:num w:numId="9">
     <w:abstractNumId w:val="37"/>
   </w:num>
-  <w:num w:numId="10" w16cid:durableId="109280584">
+  <w:num w:numId="10">
     <w:abstractNumId w:val="21"/>
   </w:num>
-  <w:num w:numId="11" w16cid:durableId="1279220534">
+  <w:num w:numId="11">
     <w:abstractNumId w:val="29"/>
   </w:num>
-  <w:num w:numId="12" w16cid:durableId="896545992">
+  <w:num w:numId="12">
     <w:abstractNumId w:val="14"/>
   </w:num>
-  <w:num w:numId="13" w16cid:durableId="1396318034">
+  <w:num w:numId="13">
     <w:abstractNumId w:val="34"/>
   </w:num>
-  <w:num w:numId="14" w16cid:durableId="1567758984">
+  <w:num w:numId="14">
     <w:abstractNumId w:val="15"/>
   </w:num>
-  <w:num w:numId="15" w16cid:durableId="27994861">
+  <w:num w:numId="15">
     <w:abstractNumId w:val="38"/>
   </w:num>
-  <w:num w:numId="16" w16cid:durableId="1179655254">
+  <w:num w:numId="16">
     <w:abstractNumId w:val="8"/>
   </w:num>
-  <w:num w:numId="17" w16cid:durableId="108092964">
+  <w:num w:numId="17">
     <w:abstractNumId w:val="18"/>
   </w:num>
-  <w:num w:numId="18" w16cid:durableId="422265622">
+  <w:num w:numId="18">
     <w:abstractNumId w:val="13"/>
   </w:num>
-  <w:num w:numId="19" w16cid:durableId="364869881">
+  <w:num w:numId="19">
     <w:abstractNumId w:val="36"/>
   </w:num>
-  <w:num w:numId="20" w16cid:durableId="1651589541">
+  <w:num w:numId="20">
     <w:abstractNumId w:val="17"/>
   </w:num>
-  <w:num w:numId="21" w16cid:durableId="1259483390">
+  <w:num w:numId="21">
     <w:abstractNumId w:val="6"/>
   </w:num>
-  <w:num w:numId="22" w16cid:durableId="1869709143">
+  <w:num w:numId="22">
     <w:abstractNumId w:val="5"/>
   </w:num>
-  <w:num w:numId="23" w16cid:durableId="1911690961">
+  <w:num w:numId="23">
     <w:abstractNumId w:val="9"/>
   </w:num>
-  <w:num w:numId="24" w16cid:durableId="1774209038">
+  <w:num w:numId="24">
     <w:abstractNumId w:val="26"/>
   </w:num>
-  <w:num w:numId="25" w16cid:durableId="604726357">
+  <w:num w:numId="25">
     <w:abstractNumId w:val="32"/>
   </w:num>
-  <w:num w:numId="26" w16cid:durableId="1559394301">
+  <w:num w:numId="26">
     <w:abstractNumId w:val="4"/>
   </w:num>
-  <w:num w:numId="27" w16cid:durableId="1026061999">
+  <w:num w:numId="27">
     <w:abstractNumId w:val="16"/>
   </w:num>
-  <w:num w:numId="28" w16cid:durableId="1234660929">
+  <w:num w:numId="28">
     <w:abstractNumId w:val="31"/>
   </w:num>
-  <w:num w:numId="29" w16cid:durableId="1173377560">
+  <w:num w:numId="29">
     <w:abstractNumId w:val="20"/>
   </w:num>
-  <w:num w:numId="30" w16cid:durableId="637682817">
+  <w:num w:numId="30">
     <w:abstractNumId w:val="11"/>
   </w:num>
-  <w:num w:numId="31" w16cid:durableId="1266036084">
+  <w:num w:numId="31">
     <w:abstractNumId w:val="22"/>
   </w:num>
-  <w:num w:numId="32" w16cid:durableId="766971322">
+  <w:num w:numId="32">
     <w:abstractNumId w:val="25"/>
   </w:num>
-  <w:num w:numId="33" w16cid:durableId="1255625778">
+  <w:num w:numId="33">
     <w:abstractNumId w:val="33"/>
   </w:num>
-  <w:num w:numId="34" w16cid:durableId="1335647957">
+  <w:num w:numId="34">
     <w:abstractNumId w:val="35"/>
   </w:num>
-  <w:num w:numId="35" w16cid:durableId="1445610946">
+  <w:num w:numId="35">
     <w:abstractNumId w:val="27"/>
   </w:num>
-  <w:num w:numId="36" w16cid:durableId="1492523338">
+  <w:num w:numId="36">
     <w:abstractNumId w:val="3"/>
   </w:num>
-  <w:num w:numId="37" w16cid:durableId="933248652">
+  <w:num w:numId="37">
     <w:abstractNumId w:val="0"/>
   </w:num>
-  <w:num w:numId="38" w16cid:durableId="521557672">
+  <w:num w:numId="38">
     <w:abstractNumId w:val="1"/>
   </w:num>
-  <w:num w:numId="39" w16cid:durableId="1460339234">
+  <w:num w:numId="39">
     <w:abstractNumId w:val="30"/>
   </w:num>
-  <w:num w:numId="40" w16cid:durableId="847867310">
+  <w:num w:numId="40">
     <w:abstractNumId w:val="10"/>
   </w:num>
-  <w:num w:numId="41" w16cid:durableId="726535488">
+  <w:num w:numId="41">
     <w:abstractNumId w:val="7"/>
   </w:num>
   <w:numIdMacAtCleanup w:val="8"/>
@@ -35200,7 +35712,7 @@
 </file>
 
 <file path=word/styles.xml><?xml version="1.0" encoding="utf-8"?>
-<w:styles xmlns:mc="http://schemas.openxmlformats.org/markup-compatibility/2006" xmlns:r="http://schemas.openxmlformats.org/officeDocument/2006/relationships" xmlns:w="http://schemas.openxmlformats.org/wordprocessingml/2006/main" xmlns:w14="http://schemas.microsoft.com/office/word/2010/wordml" xmlns:w15="http://schemas.microsoft.com/office/word/2012/wordml" xmlns:w16cex="http://schemas.microsoft.com/office/word/2018/wordml/cex" xmlns:w16cid="http://schemas.microsoft.com/office/word/2016/wordml/cid" xmlns:w16="http://schemas.microsoft.com/office/word/2018/wordml" xmlns:w16du="http://schemas.microsoft.com/office/word/2023/wordml/word16du" xmlns:w16sdtdh="http://schemas.microsoft.com/office/word/2020/wordml/sdtdatahash" xmlns:w16sdtfl="http://schemas.microsoft.com/office/word/2024/wordml/sdtformatlock" xmlns:w16se="http://schemas.microsoft.com/office/word/2015/wordml/symex" mc:Ignorable="w14 w15 w16se w16cid w16 w16cex w16sdtdh w16sdtfl w16du">
+<w:styles xmlns:mc="http://schemas.openxmlformats.org/markup-compatibility/2006" xmlns:r="http://schemas.openxmlformats.org/officeDocument/2006/relationships" xmlns:w="http://schemas.openxmlformats.org/wordprocessingml/2006/main" xmlns:w14="http://schemas.microsoft.com/office/word/2010/wordml" xmlns:w15="http://schemas.microsoft.com/office/word/2012/wordml" xmlns:w16cid="http://schemas.microsoft.com/office/word/2016/wordml/cid" xmlns:w16se="http://schemas.microsoft.com/office/word/2015/wordml/symex" mc:Ignorable="w14 w15 w16se w16cid">
   <w:docDefaults>
     <w:rPrDefault>
       <w:rPr>
@@ -35216,7 +35728,7 @@
       </w:pPr>
     </w:pPrDefault>
   </w:docDefaults>
-  <w:latentStyles w:defLockedState="0" w:defUIPriority="99" w:defSemiHidden="0" w:defUnhideWhenUsed="0" w:defQFormat="0" w:count="376">
+  <w:latentStyles w:defLockedState="0" w:defUIPriority="99" w:defSemiHidden="0" w:defUnhideWhenUsed="0" w:defQFormat="0" w:count="375">
     <w:lsdException w:name="Normal" w:uiPriority="0" w:qFormat="1"/>
     <w:lsdException w:name="heading 1" w:uiPriority="9" w:qFormat="1"/>
     <w:lsdException w:name="heading 2" w:semiHidden="1" w:uiPriority="9" w:unhideWhenUsed="1" w:qFormat="1"/>
@@ -35592,7 +36104,6 @@
     <w:lsdException w:name="Smart Hyperlink" w:semiHidden="1" w:unhideWhenUsed="1"/>
     <w:lsdException w:name="Hashtag" w:semiHidden="1" w:unhideWhenUsed="1"/>
     <w:lsdException w:name="Unresolved Mention" w:semiHidden="1" w:unhideWhenUsed="1"/>
-    <w:lsdException w:name="Smart Link" w:semiHidden="1" w:unhideWhenUsed="1"/>
   </w:latentStyles>
   <w:style w:type="paragraph" w:default="1" w:styleId="Normal">
     <w:name w:val="Normal"/>
@@ -35709,6 +36220,7 @@
   <w:style w:type="character" w:default="1" w:styleId="Fuentedeprrafopredeter">
     <w:name w:val="Default Paragraph Font"/>
     <w:uiPriority w:val="1"/>
+    <w:semiHidden/>
     <w:unhideWhenUsed/>
   </w:style>
   <w:style w:type="table" w:default="1" w:styleId="Tablanormal">
@@ -36597,7 +37109,7 @@
 </file>
 
 <file path=customXml/itemProps1.xml><?xml version="1.0" encoding="utf-8"?>
-<ds:datastoreItem xmlns:ds="http://schemas.openxmlformats.org/officeDocument/2006/customXml" ds:itemID="{D3A49645-29ED-480D-AEA4-A6D0F7F2573E}">
+<ds:datastoreItem xmlns:ds="http://schemas.openxmlformats.org/officeDocument/2006/customXml" ds:itemID="{439FC972-2690-4B71-BEFA-F6B82A46F8CC}">
   <ds:schemaRefs>
     <ds:schemaRef ds:uri="http://schemas.openxmlformats.org/officeDocument/2006/bibliography"/>
   </ds:schemaRefs>

--- a/Organizacion_Proyecto/Proyecto_Completo/PropuestaIntegradora.V.0.0.6Capitulo1.docx
+++ b/Organizacion_Proyecto/Proyecto_Completo/PropuestaIntegradora.V.0.0.6Capitulo1.docx
@@ -6527,7 +6527,6 @@
           <w:id w:val="1973471992"/>
           <w:citation/>
         </w:sdtPr>
-        <w:sdtEndPr/>
         <w:sdtContent>
           <w:r>
             <w:rPr>
@@ -6948,7 +6947,6 @@
           <w:id w:val="-1599020502"/>
           <w:citation/>
         </w:sdtPr>
-        <w:sdtEndPr/>
         <w:sdtContent>
           <w:r>
             <w:rPr>
@@ -7117,7 +7115,6 @@
           <w:id w:val="14822053"/>
           <w:citation/>
         </w:sdtPr>
-        <w:sdtEndPr/>
         <w:sdtContent>
           <w:r>
             <w:rPr>
@@ -7791,7 +7788,6 @@
           <w:id w:val="1762179841"/>
           <w:citation/>
         </w:sdtPr>
-        <w:sdtEndPr/>
         <w:sdtContent>
           <w:r>
             <w:rPr>
@@ -7956,7 +7952,6 @@
           <w:id w:val="-1963031511"/>
           <w:citation/>
         </w:sdtPr>
-        <w:sdtEndPr/>
         <w:sdtContent>
           <w:r>
             <w:rPr>
@@ -10116,7 +10111,6 @@
           <w:id w:val="-515078251"/>
           <w:citation/>
         </w:sdtPr>
-        <w:sdtEndPr/>
         <w:sdtContent>
           <w:r>
             <w:rPr>
@@ -10287,7 +10281,6 @@
           <w:id w:val="-421412364"/>
           <w:citation/>
         </w:sdtPr>
-        <w:sdtEndPr/>
         <w:sdtContent>
           <w:r>
             <w:rPr>
@@ -10428,7 +10421,6 @@
           <w:id w:val="-1361658727"/>
           <w:citation/>
         </w:sdtPr>
-        <w:sdtEndPr/>
         <w:sdtContent>
           <w:r>
             <w:rPr>
@@ -14620,7 +14612,36 @@
           <w:szCs w:val="24"/>
           <w:lang w:eastAsia="es-MX"/>
         </w:rPr>
-        <w:t xml:space="preserve">El usuario podrá consultar su cita más próxima ingresando el número de teléfono registrado. Al hacer clic en la opción “Consultar”, el sistema mostrará un modal con la siguiente información: nombre completo, fecha (en formato DD/MM/YYYY), nombre del servicio, estatus, descripción (si aplica), ubicación del consultorio y el mensaje “Te esperamos en Medical </w:t>
+        <w:t xml:space="preserve">El usuario podrá consultar </w:t>
+      </w:r>
+      <w:proofErr w:type="gramStart"/>
+      <w:r>
+        <w:rPr>
+          <w:rFonts w:ascii="Arial" w:eastAsia="Times New Roman" w:hAnsi="Arial" w:cs="Arial"/>
+          <w:sz w:val="24"/>
+          <w:szCs w:val="24"/>
+          <w:lang w:eastAsia="es-MX"/>
+        </w:rPr>
+        <w:t>sus cita</w:t>
+      </w:r>
+      <w:proofErr w:type="gramEnd"/>
+      <w:r>
+        <w:rPr>
+          <w:rFonts w:ascii="Arial" w:eastAsia="Times New Roman" w:hAnsi="Arial" w:cs="Arial"/>
+          <w:sz w:val="24"/>
+          <w:szCs w:val="24"/>
+          <w:lang w:eastAsia="es-MX"/>
+        </w:rPr>
+        <w:t xml:space="preserve"> </w:t>
+      </w:r>
+      <w:r>
+        <w:rPr>
+          <w:rFonts w:ascii="Arial" w:eastAsia="Times New Roman" w:hAnsi="Arial" w:cs="Arial"/>
+          <w:sz w:val="24"/>
+          <w:szCs w:val="24"/>
+          <w:lang w:eastAsia="es-MX"/>
+        </w:rPr>
+        <w:t xml:space="preserve">ingresando el número de teléfono registrado. Al hacer clic en la opción “Consultar”, el sistema mostrará un modal con la siguiente información: nombre completo, fecha (en formato DD/MM/YYYY), nombre del servicio, estatus, descripción (si aplica), ubicación del consultorio y el mensaje “Te esperamos en Medical </w:t>
       </w:r>
       <w:proofErr w:type="spellStart"/>
       <w:r>
@@ -14660,7 +14681,19 @@
         <w:rPr>
           <w:rFonts w:ascii="Arial" w:hAnsi="Arial" w:cs="Arial"/>
         </w:rPr>
-        <w:t>El sistema enviará un recordatorio por WhatsApp un día antes de la cita, incluyendo un mensaje de confirmación, el nombre del paciente, fecha, hora, ubicación del consultorio y un aviso para contactar en caso de necesitar reprogramar.</w:t>
+        <w:t>El sistema enviará un recordatorio por WhatsApp un</w:t>
+      </w:r>
+      <w:r>
+        <w:rPr>
+          <w:rFonts w:ascii="Arial" w:hAnsi="Arial" w:cs="Arial"/>
+        </w:rPr>
+        <w:t>a hora</w:t>
+      </w:r>
+      <w:r>
+        <w:rPr>
+          <w:rFonts w:ascii="Arial" w:hAnsi="Arial" w:cs="Arial"/>
+        </w:rPr>
+        <w:t xml:space="preserve"> antes de la cita, incluyendo un mensaje de confirmación, el nombre del paciente, fecha, hora, ubicación del consultorio y un aviso para contactar en caso de necesitar reprogramar.</w:t>
       </w:r>
     </w:p>
     <w:p>
@@ -15239,7 +15272,18 @@
           <w:szCs w:val="24"/>
           <w:lang w:eastAsia="es-MX"/>
         </w:rPr>
-        <w:t>Al abrirse, únicamente se habilitará el campo de servicio junto con los botones “Guardar” y “Cancelar”. Antes de confirmar el cambio, el sistema verificará si la modificación es posible, considerando la duración específica de cada servicio: valoración inicial (20 minutos), procedimiento facial (40 minutos) y masaje postquirúrgico (100 minutos). Si el cambio es válido, se realizará la modificación; en caso contrario, se mostrará un mensaje en el modal indicando que no es posible efectuar la acción debido a que ya existe una cita en ese horario.</w:t>
+        <w:t>Al abrirse, únicamente se habilitará el campo de servicio junto con los botones “Guardar” y “Cancelar”. Antes de confirmar el cambio, el sistema verificará si la modificación es posible, considerando la duración específica de cada servicio: valoración inicial (20 minutos), procedimien</w:t>
+      </w:r>
+      <w:bookmarkStart w:id="70" w:name="_GoBack"/>
+      <w:bookmarkEnd w:id="70"/>
+      <w:r>
+        <w:rPr>
+          <w:rFonts w:ascii="Arial" w:eastAsia="Times New Roman" w:hAnsi="Arial" w:cs="Arial"/>
+          <w:sz w:val="24"/>
+          <w:szCs w:val="24"/>
+          <w:lang w:eastAsia="es-MX"/>
+        </w:rPr>
+        <w:t>to facial (40 minutos) y masaje postquirúrgico (100 minutos). Si el cambio es válido, se realizará la modificación; en caso contrario, se mostrará un mensaje en el modal indicando que no es posible efectuar la acción debido a que ya existe una cita en ese horario.</w:t>
       </w:r>
     </w:p>
     <w:p>
@@ -15573,13 +15617,13 @@
         <w:pStyle w:val="Ttulo4"/>
         <w:spacing w:line="360" w:lineRule="auto"/>
       </w:pPr>
-      <w:bookmarkStart w:id="70" w:name="_Toc210759842"/>
-      <w:bookmarkStart w:id="71" w:name="_Toc211291068"/>
+      <w:bookmarkStart w:id="71" w:name="_Toc210759842"/>
+      <w:bookmarkStart w:id="72" w:name="_Toc211291068"/>
       <w:r>
         <w:t>b) Requerimientos Técnicos</w:t>
       </w:r>
-      <w:bookmarkEnd w:id="70"/>
       <w:bookmarkEnd w:id="71"/>
+      <w:bookmarkEnd w:id="72"/>
     </w:p>
     <w:p>
       <w:pPr>
@@ -16171,13 +16215,13 @@
         <w:pStyle w:val="Ttulo4"/>
         <w:spacing w:line="360" w:lineRule="auto"/>
       </w:pPr>
-      <w:bookmarkStart w:id="72" w:name="_Toc210759843"/>
-      <w:bookmarkStart w:id="73" w:name="_Toc211291069"/>
+      <w:bookmarkStart w:id="73" w:name="_Toc210759843"/>
+      <w:bookmarkStart w:id="74" w:name="_Toc211291069"/>
       <w:r>
         <w:t>c) Requerimientos Económicos/Materiales</w:t>
       </w:r>
-      <w:bookmarkEnd w:id="72"/>
       <w:bookmarkEnd w:id="73"/>
+      <w:bookmarkEnd w:id="74"/>
     </w:p>
     <w:p>
       <w:pPr>
@@ -16379,8 +16423,8 @@
       <w:pPr>
         <w:pStyle w:val="Ttulo3"/>
       </w:pPr>
-      <w:bookmarkStart w:id="74" w:name="_Toc210759844"/>
-      <w:bookmarkStart w:id="75" w:name="_Toc211291070"/>
+      <w:bookmarkStart w:id="75" w:name="_Toc210759844"/>
+      <w:bookmarkStart w:id="76" w:name="_Toc211291070"/>
       <w:bookmarkEnd w:id="63"/>
       <w:r>
         <w:t xml:space="preserve">4.1.2 </w:t>
@@ -16388,8 +16432,8 @@
       <w:r>
         <w:t>Planeación de Actividades</w:t>
       </w:r>
-      <w:bookmarkEnd w:id="74"/>
       <w:bookmarkEnd w:id="75"/>
+      <w:bookmarkEnd w:id="76"/>
     </w:p>
     <w:p>
       <w:r>
@@ -16439,21 +16483,21 @@
         <w:pStyle w:val="Img"/>
         <w:jc w:val="center"/>
       </w:pPr>
-      <w:bookmarkStart w:id="76" w:name="_Toc211291071"/>
-      <w:bookmarkStart w:id="77" w:name="_Toc211894925"/>
-      <w:bookmarkStart w:id="78" w:name="_Toc213093750"/>
+      <w:bookmarkStart w:id="77" w:name="_Toc211291071"/>
+      <w:bookmarkStart w:id="78" w:name="_Toc211894925"/>
+      <w:bookmarkStart w:id="79" w:name="_Toc213093750"/>
       <w:r>
         <w:t>Imagen</w:t>
       </w:r>
       <w:r>
         <w:t xml:space="preserve"> 1. Calendario de actividades del proyecto</w:t>
       </w:r>
-      <w:bookmarkEnd w:id="76"/>
+      <w:bookmarkEnd w:id="77"/>
       <w:r>
         <w:t>.</w:t>
       </w:r>
-      <w:bookmarkEnd w:id="77"/>
       <w:bookmarkEnd w:id="78"/>
+      <w:bookmarkEnd w:id="79"/>
     </w:p>
     <w:p/>
     <w:p/>
@@ -16467,19 +16511,19 @@
       <w:pPr>
         <w:pStyle w:val="Ttulo3"/>
       </w:pPr>
-      <w:bookmarkStart w:id="79" w:name="_Toc210759845"/>
-      <w:bookmarkStart w:id="80" w:name="_Toc211291072"/>
+      <w:bookmarkStart w:id="80" w:name="_Toc210759845"/>
+      <w:bookmarkStart w:id="81" w:name="_Toc211291072"/>
       <w:r>
         <w:t xml:space="preserve">4.1.3 </w:t>
       </w:r>
       <w:r>
         <w:t xml:space="preserve">Método de Recolección de Datos: </w:t>
       </w:r>
-      <w:bookmarkEnd w:id="79"/>
+      <w:bookmarkEnd w:id="80"/>
       <w:r>
         <w:t>Cuestionario</w:t>
       </w:r>
-      <w:bookmarkEnd w:id="80"/>
+      <w:bookmarkEnd w:id="81"/>
     </w:p>
     <w:p>
       <w:pPr>
@@ -17225,43 +17269,43 @@
       <w:pPr>
         <w:pStyle w:val="Ttulo2"/>
       </w:pPr>
-      <w:bookmarkStart w:id="81" w:name="_Toc210759846"/>
-      <w:bookmarkStart w:id="82" w:name="_Toc211291073"/>
+      <w:bookmarkStart w:id="82" w:name="_Toc210759846"/>
+      <w:bookmarkStart w:id="83" w:name="_Toc211291073"/>
       <w:r>
         <w:t xml:space="preserve">4.2 </w:t>
       </w:r>
       <w:r>
         <w:t>Fase de Diseño</w:t>
       </w:r>
-      <w:bookmarkEnd w:id="81"/>
       <w:bookmarkEnd w:id="82"/>
+      <w:bookmarkEnd w:id="83"/>
     </w:p>
     <w:p>
       <w:pPr>
         <w:pStyle w:val="Ttulo3"/>
       </w:pPr>
-      <w:bookmarkStart w:id="83" w:name="_Toc210759847"/>
-      <w:bookmarkStart w:id="84" w:name="_Toc211291074"/>
+      <w:bookmarkStart w:id="84" w:name="_Toc210759847"/>
+      <w:bookmarkStart w:id="85" w:name="_Toc211291074"/>
       <w:r>
         <w:t xml:space="preserve">4.2.1 </w:t>
       </w:r>
       <w:r>
         <w:t>Diagramas UML</w:t>
       </w:r>
-      <w:bookmarkStart w:id="85" w:name="_Toc210759848"/>
-      <w:bookmarkEnd w:id="83"/>
+      <w:bookmarkStart w:id="86" w:name="_Toc210759848"/>
       <w:bookmarkEnd w:id="84"/>
+      <w:bookmarkEnd w:id="85"/>
     </w:p>
     <w:p>
       <w:pPr>
         <w:pStyle w:val="Ttulo3"/>
       </w:pPr>
-      <w:bookmarkStart w:id="86" w:name="_Toc211291075"/>
+      <w:bookmarkStart w:id="87" w:name="_Toc211291075"/>
       <w:r>
         <w:t>a) Casos de Uso</w:t>
       </w:r>
-      <w:bookmarkEnd w:id="85"/>
       <w:bookmarkEnd w:id="86"/>
+      <w:bookmarkEnd w:id="87"/>
       <w:r>
         <w:t xml:space="preserve"> y actividades</w:t>
       </w:r>
@@ -17329,38 +17373,25 @@
       <w:pPr>
         <w:pStyle w:val="Descripcin"/>
       </w:pPr>
-      <w:bookmarkStart w:id="87" w:name="_Toc213093751"/>
+      <w:bookmarkStart w:id="88" w:name="_Toc213093751"/>
       <w:r>
         <w:t>Imagen</w:t>
       </w:r>
       <w:r>
         <w:t xml:space="preserve"> </w:t>
       </w:r>
-      <w:r>
-        <w:fldChar w:fldCharType="begin"/>
-      </w:r>
-      <w:r>
-        <w:instrText xml:space="preserve"> SEQ Ilustración \* ARABIC </w:instrText>
-      </w:r>
-      <w:r>
-        <w:fldChar w:fldCharType="separate"/>
-      </w:r>
-      <w:r>
-        <w:rPr>
-          <w:noProof/>
-        </w:rPr>
-        <w:t>1</w:t>
-      </w:r>
-      <w:r>
-        <w:rPr>
-          <w:noProof/>
-        </w:rPr>
-        <w:fldChar w:fldCharType="end"/>
-      </w:r>
+      <w:fldSimple w:instr=" SEQ Ilustración \* ARABIC ">
+        <w:r>
+          <w:rPr>
+            <w:noProof/>
+          </w:rPr>
+          <w:t>1</w:t>
+        </w:r>
+      </w:fldSimple>
       <w:r>
         <w:t xml:space="preserve"> Caso de uso agendar cita</w:t>
       </w:r>
-      <w:bookmarkEnd w:id="87"/>
+      <w:bookmarkEnd w:id="88"/>
     </w:p>
     <w:p>
       <w:pPr>
@@ -17426,38 +17457,25 @@
         <w:pStyle w:val="Descripcin"/>
         <w:jc w:val="center"/>
       </w:pPr>
-      <w:bookmarkStart w:id="88" w:name="_Toc213093752"/>
+      <w:bookmarkStart w:id="89" w:name="_Toc213093752"/>
       <w:r>
         <w:t>Imagen</w:t>
       </w:r>
       <w:r>
         <w:t xml:space="preserve"> </w:t>
       </w:r>
-      <w:r>
-        <w:fldChar w:fldCharType="begin"/>
-      </w:r>
-      <w:r>
-        <w:instrText xml:space="preserve"> SEQ Ilustración \* ARABIC </w:instrText>
-      </w:r>
-      <w:r>
-        <w:fldChar w:fldCharType="separate"/>
-      </w:r>
-      <w:r>
-        <w:rPr>
-          <w:noProof/>
-        </w:rPr>
-        <w:t>2</w:t>
-      </w:r>
-      <w:r>
-        <w:rPr>
-          <w:noProof/>
-        </w:rPr>
-        <w:fldChar w:fldCharType="end"/>
-      </w:r>
+      <w:fldSimple w:instr=" SEQ Ilustración \* ARABIC ">
+        <w:r>
+          <w:rPr>
+            <w:noProof/>
+          </w:rPr>
+          <w:t>2</w:t>
+        </w:r>
+      </w:fldSimple>
       <w:r>
         <w:t xml:space="preserve"> Diagrama actividades agendar cita</w:t>
       </w:r>
-      <w:bookmarkEnd w:id="88"/>
+      <w:bookmarkEnd w:id="89"/>
     </w:p>
     <w:p>
       <w:pPr>
@@ -17536,38 +17554,25 @@
       <w:pPr>
         <w:pStyle w:val="Descripcin"/>
       </w:pPr>
-      <w:bookmarkStart w:id="89" w:name="_Toc213093753"/>
+      <w:bookmarkStart w:id="90" w:name="_Toc213093753"/>
       <w:r>
         <w:t>Imagen</w:t>
       </w:r>
       <w:r>
         <w:t xml:space="preserve"> </w:t>
       </w:r>
-      <w:r>
-        <w:fldChar w:fldCharType="begin"/>
-      </w:r>
-      <w:r>
-        <w:instrText xml:space="preserve"> SEQ Ilustración \* ARABIC </w:instrText>
-      </w:r>
-      <w:r>
-        <w:fldChar w:fldCharType="separate"/>
-      </w:r>
-      <w:r>
-        <w:rPr>
-          <w:noProof/>
-        </w:rPr>
-        <w:t>3</w:t>
-      </w:r>
-      <w:r>
-        <w:rPr>
-          <w:noProof/>
-        </w:rPr>
-        <w:fldChar w:fldCharType="end"/>
-      </w:r>
+      <w:fldSimple w:instr=" SEQ Ilustración \* ARABIC ">
+        <w:r>
+          <w:rPr>
+            <w:noProof/>
+          </w:rPr>
+          <w:t>3</w:t>
+        </w:r>
+      </w:fldSimple>
       <w:r>
         <w:t xml:space="preserve"> Caso de uso cancelar cita</w:t>
       </w:r>
-      <w:bookmarkEnd w:id="89"/>
+      <w:bookmarkEnd w:id="90"/>
     </w:p>
     <w:p/>
     <w:p/>
@@ -17637,38 +17642,25 @@
       <w:pPr>
         <w:pStyle w:val="Descripcin"/>
       </w:pPr>
-      <w:bookmarkStart w:id="90" w:name="_Toc213093754"/>
+      <w:bookmarkStart w:id="91" w:name="_Toc213093754"/>
       <w:r>
         <w:t>Imagen</w:t>
       </w:r>
       <w:r>
         <w:t xml:space="preserve"> </w:t>
       </w:r>
-      <w:r>
-        <w:fldChar w:fldCharType="begin"/>
-      </w:r>
-      <w:r>
-        <w:instrText xml:space="preserve"> SEQ Ilustración \* ARABIC </w:instrText>
-      </w:r>
-      <w:r>
-        <w:fldChar w:fldCharType="separate"/>
-      </w:r>
-      <w:r>
-        <w:rPr>
-          <w:noProof/>
-        </w:rPr>
-        <w:t>4</w:t>
-      </w:r>
-      <w:r>
-        <w:rPr>
-          <w:noProof/>
-        </w:rPr>
-        <w:fldChar w:fldCharType="end"/>
-      </w:r>
+      <w:fldSimple w:instr=" SEQ Ilustración \* ARABIC ">
+        <w:r>
+          <w:rPr>
+            <w:noProof/>
+          </w:rPr>
+          <w:t>4</w:t>
+        </w:r>
+      </w:fldSimple>
       <w:r>
         <w:t xml:space="preserve"> Diagrama de actividades cancelar cita</w:t>
       </w:r>
-      <w:bookmarkEnd w:id="90"/>
+      <w:bookmarkEnd w:id="91"/>
     </w:p>
     <w:p/>
     <w:p/>
@@ -17738,38 +17730,25 @@
       <w:pPr>
         <w:pStyle w:val="Descripcin"/>
       </w:pPr>
-      <w:bookmarkStart w:id="91" w:name="_Toc213093755"/>
+      <w:bookmarkStart w:id="92" w:name="_Toc213093755"/>
       <w:r>
         <w:t>Imagen</w:t>
       </w:r>
       <w:r>
         <w:t xml:space="preserve"> </w:t>
       </w:r>
-      <w:r>
-        <w:fldChar w:fldCharType="begin"/>
-      </w:r>
-      <w:r>
-        <w:instrText xml:space="preserve"> SEQ Ilustración \* ARABIC </w:instrText>
-      </w:r>
-      <w:r>
-        <w:fldChar w:fldCharType="separate"/>
-      </w:r>
-      <w:r>
-        <w:rPr>
-          <w:noProof/>
-        </w:rPr>
-        <w:t>5</w:t>
-      </w:r>
-      <w:r>
-        <w:rPr>
-          <w:noProof/>
-        </w:rPr>
-        <w:fldChar w:fldCharType="end"/>
-      </w:r>
+      <w:fldSimple w:instr=" SEQ Ilustración \* ARABIC ">
+        <w:r>
+          <w:rPr>
+            <w:noProof/>
+          </w:rPr>
+          <w:t>5</w:t>
+        </w:r>
+      </w:fldSimple>
       <w:r>
         <w:t xml:space="preserve"> Caso de uso consultar cita</w:t>
       </w:r>
-      <w:bookmarkEnd w:id="91"/>
+      <w:bookmarkEnd w:id="92"/>
     </w:p>
     <w:p/>
     <w:p/>
@@ -17846,68 +17825,55 @@
           <w:docGrid w:linePitch="360"/>
         </w:sectPr>
       </w:pPr>
-      <w:bookmarkStart w:id="92" w:name="_Toc213093756"/>
+      <w:bookmarkStart w:id="93" w:name="_Toc213093756"/>
       <w:r>
         <w:t>Imagen</w:t>
       </w:r>
       <w:r>
         <w:t xml:space="preserve"> </w:t>
       </w:r>
-      <w:r>
-        <w:fldChar w:fldCharType="begin"/>
-      </w:r>
-      <w:r>
-        <w:instrText xml:space="preserve"> SEQ Ilustración \* ARABIC </w:instrText>
-      </w:r>
-      <w:r>
-        <w:fldChar w:fldCharType="separate"/>
-      </w:r>
-      <w:r>
-        <w:rPr>
-          <w:noProof/>
-        </w:rPr>
-        <w:t>6</w:t>
-      </w:r>
-      <w:r>
-        <w:rPr>
-          <w:noProof/>
-        </w:rPr>
-        <w:fldChar w:fldCharType="end"/>
-      </w:r>
+      <w:fldSimple w:instr=" SEQ Ilustración \* ARABIC ">
+        <w:r>
+          <w:rPr>
+            <w:noProof/>
+          </w:rPr>
+          <w:t>6</w:t>
+        </w:r>
+      </w:fldSimple>
       <w:r>
         <w:t xml:space="preserve"> Diagrama de actividades consultar cita</w:t>
       </w:r>
-      <w:bookmarkEnd w:id="92"/>
+      <w:bookmarkEnd w:id="93"/>
     </w:p>
     <w:p>
       <w:pPr>
         <w:pStyle w:val="Ttulo3"/>
       </w:pPr>
-      <w:bookmarkStart w:id="93" w:name="_Toc210759850"/>
-      <w:bookmarkStart w:id="94" w:name="_Toc211291077"/>
+      <w:bookmarkStart w:id="94" w:name="_Toc210759850"/>
+      <w:bookmarkStart w:id="95" w:name="_Toc211291077"/>
       <w:r>
         <w:t xml:space="preserve">4.2.2 </w:t>
       </w:r>
       <w:r>
         <w:t>Modelado de Base de Datos</w:t>
       </w:r>
-      <w:bookmarkEnd w:id="93"/>
       <w:bookmarkEnd w:id="94"/>
+      <w:bookmarkEnd w:id="95"/>
     </w:p>
     <w:p>
       <w:pPr>
         <w:pStyle w:val="Ttulo4"/>
       </w:pPr>
-      <w:bookmarkStart w:id="95" w:name="_Toc210759851"/>
-      <w:bookmarkStart w:id="96" w:name="_Toc211291078"/>
+      <w:bookmarkStart w:id="96" w:name="_Toc210759851"/>
+      <w:bookmarkStart w:id="97" w:name="_Toc211291078"/>
       <w:r>
         <w:t>a</w:t>
       </w:r>
       <w:r>
         <w:t>) Diagrama Relacional</w:t>
       </w:r>
-      <w:bookmarkEnd w:id="95"/>
       <w:bookmarkEnd w:id="96"/>
+      <w:bookmarkEnd w:id="97"/>
       <w:r>
         <w:t xml:space="preserve"> </w:t>
       </w:r>
@@ -17979,41 +17945,28 @@
       <w:pPr>
         <w:pStyle w:val="Descripcin"/>
       </w:pPr>
-      <w:bookmarkStart w:id="97" w:name="_Toc213093757"/>
+      <w:bookmarkStart w:id="98" w:name="_Toc213093757"/>
       <w:r>
         <w:t>Imagen</w:t>
       </w:r>
       <w:r>
         <w:t xml:space="preserve"> </w:t>
       </w:r>
-      <w:r>
-        <w:fldChar w:fldCharType="begin"/>
-      </w:r>
-      <w:r>
-        <w:instrText xml:space="preserve"> SEQ Ilustración \* ARABIC </w:instrText>
-      </w:r>
-      <w:r>
-        <w:fldChar w:fldCharType="separate"/>
-      </w:r>
-      <w:r>
-        <w:rPr>
-          <w:noProof/>
-        </w:rPr>
-        <w:t>7</w:t>
-      </w:r>
-      <w:r>
-        <w:rPr>
-          <w:noProof/>
-        </w:rPr>
-        <w:fldChar w:fldCharType="end"/>
-      </w:r>
+      <w:fldSimple w:instr=" SEQ Ilustración \* ARABIC ">
+        <w:r>
+          <w:rPr>
+            <w:noProof/>
+          </w:rPr>
+          <w:t>7</w:t>
+        </w:r>
+      </w:fldSimple>
       <w:r>
         <w:t xml:space="preserve"> </w:t>
       </w:r>
       <w:r>
         <w:t>Diagrama relacional de la base de datos</w:t>
       </w:r>
-      <w:bookmarkEnd w:id="97"/>
+      <w:bookmarkEnd w:id="98"/>
     </w:p>
     <w:p/>
     <w:p/>
@@ -18028,13 +17981,13 @@
       <w:pPr>
         <w:pStyle w:val="Ttulo4"/>
       </w:pPr>
-      <w:bookmarkStart w:id="98" w:name="_Toc210759852"/>
-      <w:bookmarkStart w:id="99" w:name="_Toc211291079"/>
+      <w:bookmarkStart w:id="99" w:name="_Toc210759852"/>
+      <w:bookmarkStart w:id="100" w:name="_Toc211291079"/>
       <w:r>
         <w:t>b) Diccionario de Datos</w:t>
       </w:r>
-      <w:bookmarkEnd w:id="98"/>
       <w:bookmarkEnd w:id="99"/>
+      <w:bookmarkEnd w:id="100"/>
     </w:p>
     <w:p>
       <w:pPr>
@@ -21831,13 +21784,13 @@
       <w:pPr>
         <w:pStyle w:val="Ttulo3"/>
       </w:pPr>
-      <w:bookmarkStart w:id="100" w:name="_Toc210759853"/>
-      <w:bookmarkStart w:id="101" w:name="_Toc211291080"/>
+      <w:bookmarkStart w:id="101" w:name="_Toc210759853"/>
+      <w:bookmarkStart w:id="102" w:name="_Toc211291080"/>
       <w:r>
         <w:t>4.2.3 Diseño de interfaces, componentes, Circuitos, Estructuras</w:t>
       </w:r>
-      <w:bookmarkEnd w:id="100"/>
       <w:bookmarkEnd w:id="101"/>
+      <w:bookmarkEnd w:id="102"/>
     </w:p>
     <w:p>
       <w:pPr>
@@ -21901,41 +21854,28 @@
       <w:pPr>
         <w:pStyle w:val="Descripcin"/>
       </w:pPr>
-      <w:bookmarkStart w:id="102" w:name="_Toc213093758"/>
+      <w:bookmarkStart w:id="103" w:name="_Toc213093758"/>
       <w:r>
         <w:t>Imagen</w:t>
       </w:r>
       <w:r>
         <w:t xml:space="preserve"> </w:t>
       </w:r>
-      <w:r>
-        <w:fldChar w:fldCharType="begin"/>
-      </w:r>
-      <w:r>
-        <w:instrText xml:space="preserve"> SEQ Ilustración \* ARABIC </w:instrText>
-      </w:r>
-      <w:r>
-        <w:fldChar w:fldCharType="separate"/>
-      </w:r>
-      <w:r>
-        <w:rPr>
-          <w:noProof/>
-        </w:rPr>
-        <w:t>8</w:t>
-      </w:r>
-      <w:r>
-        <w:rPr>
-          <w:noProof/>
-        </w:rPr>
-        <w:fldChar w:fldCharType="end"/>
-      </w:r>
+      <w:fldSimple w:instr=" SEQ Ilustración \* ARABIC ">
+        <w:r>
+          <w:rPr>
+            <w:noProof/>
+          </w:rPr>
+          <w:t>8</w:t>
+        </w:r>
+      </w:fldSimple>
       <w:r>
         <w:t xml:space="preserve"> </w:t>
       </w:r>
       <w:r>
         <w:t>Interfaz de inicio para usuarios.</w:t>
       </w:r>
-      <w:bookmarkEnd w:id="102"/>
+      <w:bookmarkEnd w:id="103"/>
     </w:p>
     <w:p>
       <w:r>
@@ -22005,34 +21945,21 @@
       <w:pPr>
         <w:pStyle w:val="Descripcin"/>
       </w:pPr>
-      <w:bookmarkStart w:id="103" w:name="_Toc213093759"/>
+      <w:bookmarkStart w:id="104" w:name="_Toc213093759"/>
       <w:r>
         <w:t>Imagen</w:t>
       </w:r>
       <w:r>
         <w:t xml:space="preserve"> </w:t>
       </w:r>
-      <w:r>
-        <w:fldChar w:fldCharType="begin"/>
-      </w:r>
-      <w:r>
-        <w:instrText xml:space="preserve"> SEQ Ilustración \* ARABIC </w:instrText>
-      </w:r>
-      <w:r>
-        <w:fldChar w:fldCharType="separate"/>
-      </w:r>
-      <w:r>
-        <w:rPr>
-          <w:noProof/>
-        </w:rPr>
-        <w:t>9</w:t>
-      </w:r>
-      <w:r>
-        <w:rPr>
-          <w:noProof/>
-        </w:rPr>
-        <w:fldChar w:fldCharType="end"/>
-      </w:r>
+      <w:fldSimple w:instr=" SEQ Ilustración \* ARABIC ">
+        <w:r>
+          <w:rPr>
+            <w:noProof/>
+          </w:rPr>
+          <w:t>9</w:t>
+        </w:r>
+      </w:fldSimple>
       <w:r>
         <w:t xml:space="preserve"> </w:t>
       </w:r>
@@ -22045,7 +21972,7 @@
       <w:r>
         <w:t xml:space="preserve"> paso 1 ingresar nombre para agendamiento de cita</w:t>
       </w:r>
-      <w:bookmarkEnd w:id="103"/>
+      <w:bookmarkEnd w:id="104"/>
     </w:p>
     <w:p>
       <w:pPr>
@@ -22109,34 +22036,21 @@
       <w:pPr>
         <w:pStyle w:val="Descripcin"/>
       </w:pPr>
-      <w:bookmarkStart w:id="104" w:name="_Toc213093760"/>
+      <w:bookmarkStart w:id="105" w:name="_Toc213093760"/>
       <w:r>
         <w:t>Imagen</w:t>
       </w:r>
       <w:r>
         <w:t xml:space="preserve"> </w:t>
       </w:r>
-      <w:r>
-        <w:fldChar w:fldCharType="begin"/>
-      </w:r>
-      <w:r>
-        <w:instrText xml:space="preserve"> SEQ Ilustración \* ARABIC </w:instrText>
-      </w:r>
-      <w:r>
-        <w:fldChar w:fldCharType="separate"/>
-      </w:r>
-      <w:r>
-        <w:rPr>
-          <w:noProof/>
-        </w:rPr>
-        <w:t>10</w:t>
-      </w:r>
-      <w:r>
-        <w:rPr>
-          <w:noProof/>
-        </w:rPr>
-        <w:fldChar w:fldCharType="end"/>
-      </w:r>
+      <w:fldSimple w:instr=" SEQ Ilustración \* ARABIC ">
+        <w:r>
+          <w:rPr>
+            <w:noProof/>
+          </w:rPr>
+          <w:t>10</w:t>
+        </w:r>
+      </w:fldSimple>
       <w:r>
         <w:t xml:space="preserve"> </w:t>
       </w:r>
@@ -22157,7 +22071,7 @@
       <w:r>
         <w:t xml:space="preserve"> para agendamiento de cita</w:t>
       </w:r>
-      <w:bookmarkEnd w:id="104"/>
+      <w:bookmarkEnd w:id="105"/>
     </w:p>
     <w:p/>
     <w:p>
@@ -22222,41 +22136,28 @@
       <w:pPr>
         <w:pStyle w:val="Descripcin"/>
       </w:pPr>
-      <w:bookmarkStart w:id="105" w:name="_Toc213093761"/>
+      <w:bookmarkStart w:id="106" w:name="_Toc213093761"/>
       <w:r>
         <w:t>Imagen</w:t>
       </w:r>
       <w:r>
         <w:t xml:space="preserve"> </w:t>
       </w:r>
-      <w:r>
-        <w:fldChar w:fldCharType="begin"/>
-      </w:r>
-      <w:r>
-        <w:instrText xml:space="preserve"> SEQ Ilustración \* ARABIC </w:instrText>
-      </w:r>
-      <w:r>
-        <w:fldChar w:fldCharType="separate"/>
-      </w:r>
-      <w:r>
-        <w:rPr>
-          <w:noProof/>
-        </w:rPr>
-        <w:t>11</w:t>
-      </w:r>
-      <w:r>
-        <w:rPr>
-          <w:noProof/>
-        </w:rPr>
-        <w:fldChar w:fldCharType="end"/>
-      </w:r>
+      <w:fldSimple w:instr=" SEQ Ilustración \* ARABIC ">
+        <w:r>
+          <w:rPr>
+            <w:noProof/>
+          </w:rPr>
+          <w:t>11</w:t>
+        </w:r>
+      </w:fldSimple>
       <w:r>
         <w:t xml:space="preserve"> </w:t>
       </w:r>
       <w:r>
         <w:t>Interfaz de paso 3 seleccionar servicio para agendamiento de cita</w:t>
       </w:r>
-      <w:bookmarkEnd w:id="105"/>
+      <w:bookmarkEnd w:id="106"/>
     </w:p>
     <w:p/>
     <w:p/>
@@ -22322,34 +22223,21 @@
       <w:pPr>
         <w:pStyle w:val="Descripcin"/>
       </w:pPr>
-      <w:bookmarkStart w:id="106" w:name="_Toc213093762"/>
+      <w:bookmarkStart w:id="107" w:name="_Toc213093762"/>
       <w:r>
         <w:t>Imagen</w:t>
       </w:r>
       <w:r>
         <w:t xml:space="preserve"> </w:t>
       </w:r>
-      <w:r>
-        <w:fldChar w:fldCharType="begin"/>
-      </w:r>
-      <w:r>
-        <w:instrText xml:space="preserve"> SEQ Ilustración \* ARABIC </w:instrText>
-      </w:r>
-      <w:r>
-        <w:fldChar w:fldCharType="separate"/>
-      </w:r>
-      <w:r>
-        <w:rPr>
-          <w:noProof/>
-        </w:rPr>
-        <w:t>12</w:t>
-      </w:r>
-      <w:r>
-        <w:rPr>
-          <w:noProof/>
-        </w:rPr>
-        <w:fldChar w:fldCharType="end"/>
-      </w:r>
+      <w:fldSimple w:instr=" SEQ Ilustración \* ARABIC ">
+        <w:r>
+          <w:rPr>
+            <w:noProof/>
+          </w:rPr>
+          <w:t>12</w:t>
+        </w:r>
+      </w:fldSimple>
       <w:r>
         <w:t xml:space="preserve"> </w:t>
       </w:r>
@@ -22362,7 +22250,7 @@
       <w:r>
         <w:t xml:space="preserve"> paso 4 seleccionar hora para agendamiento de cita</w:t>
       </w:r>
-      <w:bookmarkEnd w:id="106"/>
+      <w:bookmarkEnd w:id="107"/>
     </w:p>
     <w:p/>
     <w:p>
@@ -22427,41 +22315,28 @@
       <w:pPr>
         <w:pStyle w:val="Descripcin"/>
       </w:pPr>
-      <w:bookmarkStart w:id="107" w:name="_Toc213093763"/>
+      <w:bookmarkStart w:id="108" w:name="_Toc213093763"/>
       <w:r>
         <w:t>Imagen</w:t>
       </w:r>
       <w:r>
         <w:t xml:space="preserve"> </w:t>
       </w:r>
-      <w:r>
-        <w:fldChar w:fldCharType="begin"/>
-      </w:r>
-      <w:r>
-        <w:instrText xml:space="preserve"> SEQ Ilustración \* ARABIC </w:instrText>
-      </w:r>
-      <w:r>
-        <w:fldChar w:fldCharType="separate"/>
-      </w:r>
-      <w:r>
-        <w:rPr>
-          <w:noProof/>
-        </w:rPr>
-        <w:t>13</w:t>
-      </w:r>
-      <w:r>
-        <w:rPr>
-          <w:noProof/>
-        </w:rPr>
-        <w:fldChar w:fldCharType="end"/>
-      </w:r>
+      <w:fldSimple w:instr=" SEQ Ilustración \* ARABIC ">
+        <w:r>
+          <w:rPr>
+            <w:noProof/>
+          </w:rPr>
+          <w:t>13</w:t>
+        </w:r>
+      </w:fldSimple>
       <w:r>
         <w:t xml:space="preserve"> </w:t>
       </w:r>
       <w:r>
         <w:t>Interfaz de inicio de sesión para administrador</w:t>
       </w:r>
-      <w:bookmarkEnd w:id="107"/>
+      <w:bookmarkEnd w:id="108"/>
     </w:p>
     <w:p>
       <w:pPr>
@@ -22532,41 +22407,28 @@
       <w:pPr>
         <w:pStyle w:val="Descripcin"/>
       </w:pPr>
-      <w:bookmarkStart w:id="108" w:name="_Toc213093764"/>
+      <w:bookmarkStart w:id="109" w:name="_Toc213093764"/>
       <w:r>
         <w:t>Imagen</w:t>
       </w:r>
       <w:r>
         <w:t xml:space="preserve"> </w:t>
       </w:r>
-      <w:r>
-        <w:fldChar w:fldCharType="begin"/>
-      </w:r>
-      <w:r>
-        <w:instrText xml:space="preserve"> SEQ Ilustración \* ARABIC </w:instrText>
-      </w:r>
-      <w:r>
-        <w:fldChar w:fldCharType="separate"/>
-      </w:r>
-      <w:r>
-        <w:rPr>
-          <w:noProof/>
-        </w:rPr>
-        <w:t>14</w:t>
-      </w:r>
-      <w:r>
-        <w:rPr>
-          <w:noProof/>
-        </w:rPr>
-        <w:fldChar w:fldCharType="end"/>
-      </w:r>
+      <w:fldSimple w:instr=" SEQ Ilustración \* ARABIC ">
+        <w:r>
+          <w:rPr>
+            <w:noProof/>
+          </w:rPr>
+          <w:t>14</w:t>
+        </w:r>
+      </w:fldSimple>
       <w:r>
         <w:t xml:space="preserve"> </w:t>
       </w:r>
       <w:r>
         <w:t>Interfaz de panel de visualización de citas</w:t>
       </w:r>
-      <w:bookmarkEnd w:id="108"/>
+      <w:bookmarkEnd w:id="109"/>
     </w:p>
     <w:p/>
     <w:p>
@@ -22634,41 +22496,28 @@
       <w:pPr>
         <w:pStyle w:val="Descripcin"/>
       </w:pPr>
-      <w:bookmarkStart w:id="109" w:name="_Toc213093765"/>
+      <w:bookmarkStart w:id="110" w:name="_Toc213093765"/>
       <w:r>
         <w:t>Imagen</w:t>
       </w:r>
       <w:r>
         <w:t xml:space="preserve"> </w:t>
       </w:r>
-      <w:r>
-        <w:fldChar w:fldCharType="begin"/>
-      </w:r>
-      <w:r>
-        <w:instrText xml:space="preserve"> SEQ Ilustración \* ARABIC </w:instrText>
-      </w:r>
-      <w:r>
-        <w:fldChar w:fldCharType="separate"/>
-      </w:r>
-      <w:r>
-        <w:rPr>
-          <w:noProof/>
-        </w:rPr>
-        <w:t>15</w:t>
-      </w:r>
-      <w:r>
-        <w:rPr>
-          <w:noProof/>
-        </w:rPr>
-        <w:fldChar w:fldCharType="end"/>
-      </w:r>
+      <w:fldSimple w:instr=" SEQ Ilustración \* ARABIC ">
+        <w:r>
+          <w:rPr>
+            <w:noProof/>
+          </w:rPr>
+          <w:t>15</w:t>
+        </w:r>
+      </w:fldSimple>
       <w:r>
         <w:t xml:space="preserve"> </w:t>
       </w:r>
       <w:r>
         <w:t>Interfaz de modal de editar citas</w:t>
       </w:r>
-      <w:bookmarkEnd w:id="109"/>
+      <w:bookmarkEnd w:id="110"/>
     </w:p>
     <w:p/>
     <w:p/>
@@ -22680,57 +22529,57 @@
       <w:pPr>
         <w:pStyle w:val="Ttulo3"/>
       </w:pPr>
-      <w:bookmarkStart w:id="110" w:name="_Toc210759854"/>
-      <w:bookmarkStart w:id="111" w:name="_Toc211291081"/>
+      <w:bookmarkStart w:id="111" w:name="_Toc210759854"/>
+      <w:bookmarkStart w:id="112" w:name="_Toc211291081"/>
       <w:r>
         <w:t xml:space="preserve">4.2.4 </w:t>
       </w:r>
       <w:r>
         <w:t>Mapa del Sitio</w:t>
       </w:r>
-      <w:bookmarkEnd w:id="110"/>
       <w:bookmarkEnd w:id="111"/>
+      <w:bookmarkEnd w:id="112"/>
     </w:p>
     <w:p/>
     <w:p>
       <w:pPr>
         <w:pStyle w:val="Ttulo2"/>
       </w:pPr>
-      <w:bookmarkStart w:id="112" w:name="_Toc210759855"/>
-      <w:bookmarkStart w:id="113" w:name="_Toc211291082"/>
+      <w:bookmarkStart w:id="113" w:name="_Toc210759855"/>
+      <w:bookmarkStart w:id="114" w:name="_Toc211291082"/>
       <w:r>
         <w:t xml:space="preserve">4.3 </w:t>
       </w:r>
       <w:r>
         <w:t>Fase de Desarrollo</w:t>
       </w:r>
-      <w:bookmarkEnd w:id="112"/>
       <w:bookmarkEnd w:id="113"/>
+      <w:bookmarkEnd w:id="114"/>
     </w:p>
     <w:p>
       <w:pPr>
         <w:pStyle w:val="Ttulo3"/>
       </w:pPr>
-      <w:bookmarkStart w:id="114" w:name="_Toc210759856"/>
-      <w:bookmarkStart w:id="115" w:name="_Toc211291083"/>
+      <w:bookmarkStart w:id="115" w:name="_Toc210759856"/>
+      <w:bookmarkStart w:id="116" w:name="_Toc211291083"/>
       <w:r>
         <w:t>4.3.1 Evidencia gráfica (Interfaces, fotografías o componentes que evidencian de la construcción del proyecto con su código correspondiente.)</w:t>
       </w:r>
-      <w:bookmarkEnd w:id="114"/>
       <w:bookmarkEnd w:id="115"/>
+      <w:bookmarkEnd w:id="116"/>
     </w:p>
     <w:p>
       <w:pPr>
         <w:pStyle w:val="Ttulo4"/>
       </w:pPr>
-      <w:bookmarkStart w:id="116" w:name="_Toc211291084"/>
+      <w:bookmarkStart w:id="117" w:name="_Toc211291084"/>
       <w:r>
         <w:t xml:space="preserve">a) </w:t>
       </w:r>
       <w:r>
         <w:t>Interfaz</w:t>
       </w:r>
-      <w:bookmarkEnd w:id="116"/>
+      <w:bookmarkEnd w:id="117"/>
       <w:r>
         <w:t xml:space="preserve"> </w:t>
       </w:r>
@@ -22785,38 +22634,25 @@
       <w:pPr>
         <w:pStyle w:val="Descripcin"/>
       </w:pPr>
-      <w:bookmarkStart w:id="117" w:name="_Toc213093766"/>
+      <w:bookmarkStart w:id="118" w:name="_Toc213093766"/>
       <w:r>
         <w:t>Imagen</w:t>
       </w:r>
       <w:r>
         <w:t xml:space="preserve"> </w:t>
       </w:r>
-      <w:r>
-        <w:fldChar w:fldCharType="begin"/>
-      </w:r>
-      <w:r>
-        <w:instrText xml:space="preserve"> SEQ Ilustración \* ARABIC </w:instrText>
-      </w:r>
-      <w:r>
-        <w:fldChar w:fldCharType="separate"/>
-      </w:r>
-      <w:r>
-        <w:rPr>
-          <w:noProof/>
-        </w:rPr>
-        <w:t>16</w:t>
-      </w:r>
-      <w:r>
-        <w:rPr>
-          <w:noProof/>
-        </w:rPr>
-        <w:fldChar w:fldCharType="end"/>
-      </w:r>
+      <w:fldSimple w:instr=" SEQ Ilustración \* ARABIC ">
+        <w:r>
+          <w:rPr>
+            <w:noProof/>
+          </w:rPr>
+          <w:t>16</w:t>
+        </w:r>
+      </w:fldSimple>
       <w:r>
         <w:t xml:space="preserve"> Pantalla principal</w:t>
       </w:r>
-      <w:bookmarkEnd w:id="117"/>
+      <w:bookmarkEnd w:id="118"/>
     </w:p>
     <w:p>
       <w:pPr>
@@ -22873,41 +22709,28 @@
       <w:pPr>
         <w:pStyle w:val="Descripcin"/>
       </w:pPr>
-      <w:bookmarkStart w:id="118" w:name="_Toc213093767"/>
+      <w:bookmarkStart w:id="119" w:name="_Toc213093767"/>
       <w:r>
         <w:t>Imagen</w:t>
       </w:r>
       <w:r>
         <w:t xml:space="preserve"> </w:t>
       </w:r>
-      <w:r>
-        <w:fldChar w:fldCharType="begin"/>
-      </w:r>
-      <w:r>
-        <w:instrText xml:space="preserve"> SEQ Ilustración \* ARABIC </w:instrText>
-      </w:r>
-      <w:r>
-        <w:fldChar w:fldCharType="separate"/>
-      </w:r>
-      <w:r>
-        <w:rPr>
-          <w:noProof/>
-        </w:rPr>
-        <w:t>17</w:t>
-      </w:r>
-      <w:r>
-        <w:rPr>
-          <w:noProof/>
-        </w:rPr>
-        <w:fldChar w:fldCharType="end"/>
-      </w:r>
+      <w:fldSimple w:instr=" SEQ Ilustración \* ARABIC ">
+        <w:r>
+          <w:rPr>
+            <w:noProof/>
+          </w:rPr>
+          <w:t>17</w:t>
+        </w:r>
+      </w:fldSimple>
       <w:r>
         <w:t xml:space="preserve"> </w:t>
       </w:r>
       <w:r>
         <w:t>Pantalla con detalles de la cita al realizar la consulta</w:t>
       </w:r>
-      <w:bookmarkEnd w:id="118"/>
+      <w:bookmarkEnd w:id="119"/>
     </w:p>
     <w:p>
       <w:pPr>
@@ -22959,34 +22782,21 @@
       <w:pPr>
         <w:pStyle w:val="Descripcin"/>
       </w:pPr>
-      <w:bookmarkStart w:id="119" w:name="_Toc213093768"/>
+      <w:bookmarkStart w:id="120" w:name="_Toc213093768"/>
       <w:r>
         <w:t>Imagen</w:t>
       </w:r>
       <w:r>
         <w:t xml:space="preserve"> </w:t>
       </w:r>
-      <w:r>
-        <w:fldChar w:fldCharType="begin"/>
-      </w:r>
-      <w:r>
-        <w:instrText xml:space="preserve"> SEQ Ilustración \* ARABIC </w:instrText>
-      </w:r>
-      <w:r>
-        <w:fldChar w:fldCharType="separate"/>
-      </w:r>
-      <w:r>
-        <w:rPr>
-          <w:noProof/>
-        </w:rPr>
-        <w:t>18</w:t>
-      </w:r>
-      <w:r>
-        <w:rPr>
-          <w:noProof/>
-        </w:rPr>
-        <w:fldChar w:fldCharType="end"/>
-      </w:r>
+      <w:fldSimple w:instr=" SEQ Ilustración \* ARABIC ">
+        <w:r>
+          <w:rPr>
+            <w:noProof/>
+          </w:rPr>
+          <w:t>18</w:t>
+        </w:r>
+      </w:fldSimple>
       <w:r>
         <w:t xml:space="preserve"> Pantalla </w:t>
       </w:r>
@@ -22999,7 +22809,7 @@
       <w:r>
         <w:t xml:space="preserve"> paso 1 ingresar nombre para agendamiento de cita</w:t>
       </w:r>
-      <w:bookmarkEnd w:id="119"/>
+      <w:bookmarkEnd w:id="120"/>
     </w:p>
     <w:p>
       <w:pPr>
@@ -23051,41 +22861,28 @@
       <w:pPr>
         <w:pStyle w:val="Descripcin"/>
       </w:pPr>
-      <w:bookmarkStart w:id="120" w:name="_Toc213093769"/>
+      <w:bookmarkStart w:id="121" w:name="_Toc213093769"/>
       <w:r>
         <w:t>Imagen</w:t>
       </w:r>
       <w:r>
         <w:t xml:space="preserve"> </w:t>
       </w:r>
-      <w:r>
-        <w:fldChar w:fldCharType="begin"/>
-      </w:r>
-      <w:r>
-        <w:instrText xml:space="preserve"> SEQ Ilustración \* ARABIC </w:instrText>
-      </w:r>
-      <w:r>
-        <w:fldChar w:fldCharType="separate"/>
-      </w:r>
-      <w:r>
-        <w:rPr>
-          <w:noProof/>
-        </w:rPr>
-        <w:t>19</w:t>
-      </w:r>
-      <w:r>
-        <w:rPr>
-          <w:noProof/>
-        </w:rPr>
-        <w:fldChar w:fldCharType="end"/>
-      </w:r>
+      <w:fldSimple w:instr=" SEQ Ilustración \* ARABIC ">
+        <w:r>
+          <w:rPr>
+            <w:noProof/>
+          </w:rPr>
+          <w:t>19</w:t>
+        </w:r>
+      </w:fldSimple>
       <w:r>
         <w:t xml:space="preserve"> Pantalla</w:t>
       </w:r>
       <w:r>
         <w:t xml:space="preserve"> de paso 2 ingresar teléfono para agendamiento de cita</w:t>
       </w:r>
-      <w:bookmarkEnd w:id="120"/>
+      <w:bookmarkEnd w:id="121"/>
     </w:p>
     <w:p>
       <w:pPr>
@@ -23137,34 +22934,21 @@
       <w:pPr>
         <w:pStyle w:val="Descripcin"/>
       </w:pPr>
-      <w:bookmarkStart w:id="121" w:name="_Toc213093770"/>
+      <w:bookmarkStart w:id="122" w:name="_Toc213093770"/>
       <w:r>
         <w:t>Imagen</w:t>
       </w:r>
       <w:r>
         <w:t xml:space="preserve"> </w:t>
       </w:r>
-      <w:r>
-        <w:fldChar w:fldCharType="begin"/>
-      </w:r>
-      <w:r>
-        <w:instrText xml:space="preserve"> SEQ Ilustración \* ARABIC </w:instrText>
-      </w:r>
-      <w:r>
-        <w:fldChar w:fldCharType="separate"/>
-      </w:r>
-      <w:r>
-        <w:rPr>
-          <w:noProof/>
-        </w:rPr>
-        <w:t>20</w:t>
-      </w:r>
-      <w:r>
-        <w:rPr>
-          <w:noProof/>
-        </w:rPr>
-        <w:fldChar w:fldCharType="end"/>
-      </w:r>
+      <w:fldSimple w:instr=" SEQ Ilustración \* ARABIC ">
+        <w:r>
+          <w:rPr>
+            <w:noProof/>
+          </w:rPr>
+          <w:t>20</w:t>
+        </w:r>
+      </w:fldSimple>
       <w:r>
         <w:t xml:space="preserve"> Pantalla</w:t>
       </w:r>
@@ -23177,7 +22961,7 @@
       <w:r>
         <w:t xml:space="preserve"> paso 3 seleccionar servicio para agendamiento de cita</w:t>
       </w:r>
-      <w:bookmarkEnd w:id="121"/>
+      <w:bookmarkEnd w:id="122"/>
     </w:p>
     <w:p>
       <w:pPr>
@@ -23229,34 +23013,21 @@
       <w:pPr>
         <w:pStyle w:val="Descripcin"/>
       </w:pPr>
-      <w:bookmarkStart w:id="122" w:name="_Toc213093771"/>
+      <w:bookmarkStart w:id="123" w:name="_Toc213093771"/>
       <w:r>
         <w:t>Imagen</w:t>
       </w:r>
       <w:r>
         <w:t xml:space="preserve"> </w:t>
       </w:r>
-      <w:r>
-        <w:fldChar w:fldCharType="begin"/>
-      </w:r>
-      <w:r>
-        <w:instrText xml:space="preserve"> SEQ Ilustración \* ARABIC </w:instrText>
-      </w:r>
-      <w:r>
-        <w:fldChar w:fldCharType="separate"/>
-      </w:r>
-      <w:r>
-        <w:rPr>
-          <w:noProof/>
-        </w:rPr>
-        <w:t>21</w:t>
-      </w:r>
-      <w:r>
-        <w:rPr>
-          <w:noProof/>
-        </w:rPr>
-        <w:fldChar w:fldCharType="end"/>
-      </w:r>
+      <w:fldSimple w:instr=" SEQ Ilustración \* ARABIC ">
+        <w:r>
+          <w:rPr>
+            <w:noProof/>
+          </w:rPr>
+          <w:t>21</w:t>
+        </w:r>
+      </w:fldSimple>
       <w:r>
         <w:t xml:space="preserve"> Pantalla </w:t>
       </w:r>
@@ -23269,7 +23040,7 @@
       <w:r>
         <w:t xml:space="preserve"> paso 4 seleccionar hora para agendamiento de cita</w:t>
       </w:r>
-      <w:bookmarkEnd w:id="122"/>
+      <w:bookmarkEnd w:id="123"/>
     </w:p>
     <w:p>
       <w:pPr>
@@ -23321,38 +23092,25 @@
       <w:pPr>
         <w:pStyle w:val="Descripcin"/>
       </w:pPr>
-      <w:bookmarkStart w:id="123" w:name="_Toc213093772"/>
+      <w:bookmarkStart w:id="124" w:name="_Toc213093772"/>
       <w:r>
         <w:t>Imagen</w:t>
       </w:r>
       <w:r>
         <w:t xml:space="preserve"> </w:t>
       </w:r>
-      <w:r>
-        <w:fldChar w:fldCharType="begin"/>
-      </w:r>
-      <w:r>
-        <w:instrText xml:space="preserve"> SEQ Ilustración \* ARABIC </w:instrText>
-      </w:r>
-      <w:r>
-        <w:fldChar w:fldCharType="separate"/>
-      </w:r>
-      <w:r>
-        <w:rPr>
-          <w:noProof/>
-        </w:rPr>
-        <w:t>22</w:t>
-      </w:r>
-      <w:r>
-        <w:rPr>
-          <w:noProof/>
-        </w:rPr>
-        <w:fldChar w:fldCharType="end"/>
-      </w:r>
+      <w:fldSimple w:instr=" SEQ Ilustración \* ARABIC ">
+        <w:r>
+          <w:rPr>
+            <w:noProof/>
+          </w:rPr>
+          <w:t>22</w:t>
+        </w:r>
+      </w:fldSimple>
       <w:r>
         <w:t xml:space="preserve"> Pantalla de confirmación de cita</w:t>
       </w:r>
-      <w:bookmarkEnd w:id="123"/>
+      <w:bookmarkEnd w:id="124"/>
     </w:p>
     <w:p>
       <w:pPr>
@@ -23410,41 +23168,28 @@
       <w:pPr>
         <w:pStyle w:val="Descripcin"/>
       </w:pPr>
-      <w:bookmarkStart w:id="124" w:name="_Toc213093773"/>
+      <w:bookmarkStart w:id="125" w:name="_Toc213093773"/>
       <w:r>
         <w:t>Imagen</w:t>
       </w:r>
       <w:r>
         <w:t xml:space="preserve"> </w:t>
       </w:r>
-      <w:r>
-        <w:fldChar w:fldCharType="begin"/>
-      </w:r>
-      <w:r>
-        <w:instrText xml:space="preserve"> SEQ Ilustración \* ARABIC </w:instrText>
-      </w:r>
-      <w:r>
-        <w:fldChar w:fldCharType="separate"/>
-      </w:r>
-      <w:r>
-        <w:rPr>
-          <w:noProof/>
-        </w:rPr>
-        <w:t>23</w:t>
-      </w:r>
-      <w:r>
-        <w:rPr>
-          <w:noProof/>
-        </w:rPr>
-        <w:fldChar w:fldCharType="end"/>
-      </w:r>
+      <w:fldSimple w:instr=" SEQ Ilustración \* ARABIC ">
+        <w:r>
+          <w:rPr>
+            <w:noProof/>
+          </w:rPr>
+          <w:t>23</w:t>
+        </w:r>
+      </w:fldSimple>
       <w:r>
         <w:t xml:space="preserve"> Pantalla de inicio de sesión </w:t>
       </w:r>
       <w:r>
         <w:t>administrativo</w:t>
       </w:r>
-      <w:bookmarkEnd w:id="124"/>
+      <w:bookmarkEnd w:id="125"/>
     </w:p>
     <w:p>
       <w:pPr>
@@ -23455,14 +23200,14 @@
       <w:pPr>
         <w:pStyle w:val="Ttulo4"/>
       </w:pPr>
-      <w:bookmarkStart w:id="125" w:name="_Toc211291085"/>
+      <w:bookmarkStart w:id="126" w:name="_Toc211291085"/>
       <w:r>
         <w:t xml:space="preserve">b) </w:t>
       </w:r>
       <w:r>
         <w:t>Código</w:t>
       </w:r>
-      <w:bookmarkEnd w:id="125"/>
+      <w:bookmarkEnd w:id="126"/>
     </w:p>
     <w:p>
       <w:pPr>
@@ -23519,34 +23264,21 @@
       <w:pPr>
         <w:pStyle w:val="Descripcin"/>
       </w:pPr>
-      <w:bookmarkStart w:id="126" w:name="_Toc213093774"/>
+      <w:bookmarkStart w:id="127" w:name="_Toc213093774"/>
       <w:r>
         <w:t>Imagen</w:t>
       </w:r>
       <w:r>
         <w:t xml:space="preserve"> </w:t>
       </w:r>
-      <w:r>
-        <w:fldChar w:fldCharType="begin"/>
-      </w:r>
-      <w:r>
-        <w:instrText xml:space="preserve"> SEQ Ilustración \* ARABIC </w:instrText>
-      </w:r>
-      <w:r>
-        <w:fldChar w:fldCharType="separate"/>
-      </w:r>
-      <w:r>
-        <w:rPr>
-          <w:noProof/>
-        </w:rPr>
-        <w:t>24</w:t>
-      </w:r>
-      <w:r>
-        <w:rPr>
-          <w:noProof/>
-        </w:rPr>
-        <w:fldChar w:fldCharType="end"/>
-      </w:r>
+      <w:fldSimple w:instr=" SEQ Ilustración \* ARABIC ">
+        <w:r>
+          <w:rPr>
+            <w:noProof/>
+          </w:rPr>
+          <w:t>24</w:t>
+        </w:r>
+      </w:fldSimple>
       <w:r>
         <w:t xml:space="preserve"> Codificación de inicio de sesión ubicado en la carpeta </w:t>
       </w:r>
@@ -23554,7 +23286,7 @@
       <w:r>
         <w:t>login</w:t>
       </w:r>
-      <w:bookmarkEnd w:id="126"/>
+      <w:bookmarkEnd w:id="127"/>
       <w:proofErr w:type="spellEnd"/>
     </w:p>
     <w:p>
@@ -23607,38 +23339,25 @@
       <w:pPr>
         <w:pStyle w:val="Descripcin"/>
       </w:pPr>
-      <w:bookmarkStart w:id="127" w:name="_Toc213093775"/>
+      <w:bookmarkStart w:id="128" w:name="_Toc213093775"/>
       <w:r>
         <w:t>Imagen</w:t>
       </w:r>
       <w:r>
         <w:t xml:space="preserve"> </w:t>
       </w:r>
-      <w:r>
-        <w:fldChar w:fldCharType="begin"/>
-      </w:r>
-      <w:r>
-        <w:instrText xml:space="preserve"> SEQ Ilustración \* ARABIC </w:instrText>
-      </w:r>
-      <w:r>
-        <w:fldChar w:fldCharType="separate"/>
-      </w:r>
-      <w:r>
-        <w:rPr>
-          <w:noProof/>
-        </w:rPr>
-        <w:t>25</w:t>
-      </w:r>
-      <w:r>
-        <w:rPr>
-          <w:noProof/>
-        </w:rPr>
-        <w:fldChar w:fldCharType="end"/>
-      </w:r>
+      <w:fldSimple w:instr=" SEQ Ilustración \* ARABIC ">
+        <w:r>
+          <w:rPr>
+            <w:noProof/>
+          </w:rPr>
+          <w:t>25</w:t>
+        </w:r>
+      </w:fldSimple>
       <w:r>
         <w:t xml:space="preserve"> Codificación de página de inicio</w:t>
       </w:r>
-      <w:bookmarkEnd w:id="127"/>
+      <w:bookmarkEnd w:id="128"/>
     </w:p>
     <w:p>
       <w:pPr>
@@ -23690,34 +23409,21 @@
       <w:pPr>
         <w:pStyle w:val="Descripcin"/>
       </w:pPr>
-      <w:bookmarkStart w:id="128" w:name="_Toc213093776"/>
+      <w:bookmarkStart w:id="129" w:name="_Toc213093776"/>
       <w:r>
         <w:t>Imagen</w:t>
       </w:r>
       <w:r>
         <w:t xml:space="preserve"> </w:t>
       </w:r>
-      <w:r>
-        <w:fldChar w:fldCharType="begin"/>
-      </w:r>
-      <w:r>
-        <w:instrText xml:space="preserve"> SEQ Ilustración \* ARABIC </w:instrText>
-      </w:r>
-      <w:r>
-        <w:fldChar w:fldCharType="separate"/>
-      </w:r>
-      <w:r>
-        <w:rPr>
-          <w:noProof/>
-        </w:rPr>
-        <w:t>26</w:t>
-      </w:r>
-      <w:r>
-        <w:rPr>
-          <w:noProof/>
-        </w:rPr>
-        <w:fldChar w:fldCharType="end"/>
-      </w:r>
+      <w:fldSimple w:instr=" SEQ Ilustración \* ARABIC ">
+        <w:r>
+          <w:rPr>
+            <w:noProof/>
+          </w:rPr>
+          <w:t>26</w:t>
+        </w:r>
+      </w:fldSimple>
       <w:r>
         <w:t xml:space="preserve"> </w:t>
       </w:r>
@@ -23732,7 +23438,7 @@
       <w:r>
         <w:t>).</w:t>
       </w:r>
-      <w:bookmarkEnd w:id="128"/>
+      <w:bookmarkEnd w:id="129"/>
     </w:p>
     <w:p>
       <w:pPr>
@@ -23790,34 +23496,21 @@
       <w:pPr>
         <w:pStyle w:val="Descripcin"/>
       </w:pPr>
-      <w:bookmarkStart w:id="129" w:name="_Toc213093777"/>
+      <w:bookmarkStart w:id="130" w:name="_Toc213093777"/>
       <w:r>
         <w:t>Imagen</w:t>
       </w:r>
       <w:r>
         <w:t xml:space="preserve"> </w:t>
       </w:r>
-      <w:r>
-        <w:fldChar w:fldCharType="begin"/>
-      </w:r>
-      <w:r>
-        <w:instrText xml:space="preserve"> SEQ Ilustración \* ARABIC </w:instrText>
-      </w:r>
-      <w:r>
-        <w:fldChar w:fldCharType="separate"/>
-      </w:r>
-      <w:r>
-        <w:rPr>
-          <w:noProof/>
-        </w:rPr>
-        <w:t>27</w:t>
-      </w:r>
-      <w:r>
-        <w:rPr>
-          <w:noProof/>
-        </w:rPr>
-        <w:fldChar w:fldCharType="end"/>
-      </w:r>
+      <w:fldSimple w:instr=" SEQ Ilustración \* ARABIC ">
+        <w:r>
+          <w:rPr>
+            <w:noProof/>
+          </w:rPr>
+          <w:t>27</w:t>
+        </w:r>
+      </w:fldSimple>
       <w:r>
         <w:t xml:space="preserve"> </w:t>
       </w:r>
@@ -23827,7 +23520,7 @@
       <w:r>
         <w:t>consulta.</w:t>
       </w:r>
-      <w:bookmarkEnd w:id="129"/>
+      <w:bookmarkEnd w:id="130"/>
     </w:p>
     <w:p>
       <w:pPr>
@@ -23879,44 +23572,31 @@
       <w:pPr>
         <w:pStyle w:val="Descripcin"/>
       </w:pPr>
-      <w:bookmarkStart w:id="130" w:name="_Toc213093778"/>
+      <w:bookmarkStart w:id="131" w:name="_Toc213093778"/>
       <w:r>
         <w:t>Imagen</w:t>
       </w:r>
       <w:r>
         <w:t xml:space="preserve"> </w:t>
       </w:r>
-      <w:r>
-        <w:fldChar w:fldCharType="begin"/>
-      </w:r>
-      <w:r>
-        <w:instrText xml:space="preserve"> SEQ Ilustración \* ARABIC </w:instrText>
-      </w:r>
-      <w:r>
-        <w:fldChar w:fldCharType="separate"/>
-      </w:r>
-      <w:r>
-        <w:rPr>
-          <w:noProof/>
-        </w:rPr>
-        <w:t>28</w:t>
-      </w:r>
-      <w:r>
-        <w:rPr>
-          <w:noProof/>
-        </w:rPr>
-        <w:fldChar w:fldCharType="end"/>
-      </w:r>
+      <w:fldSimple w:instr=" SEQ Ilustración \* ARABIC ">
+        <w:r>
+          <w:rPr>
+            <w:noProof/>
+          </w:rPr>
+          <w:t>28</w:t>
+        </w:r>
+      </w:fldSimple>
       <w:r>
         <w:t xml:space="preserve"> Desarrollo del componente editar cita</w:t>
       </w:r>
-      <w:bookmarkEnd w:id="130"/>
+      <w:bookmarkEnd w:id="131"/>
     </w:p>
     <w:p>
       <w:pPr>
         <w:pStyle w:val="Descripcin"/>
       </w:pPr>
-      <w:bookmarkStart w:id="131" w:name="_Toc213093779"/>
+      <w:bookmarkStart w:id="132" w:name="_Toc213093779"/>
       <w:r>
         <w:rPr>
           <w:noProof/>
@@ -23963,31 +23643,18 @@
       <w:r>
         <w:t xml:space="preserve"> </w:t>
       </w:r>
-      <w:r>
-        <w:fldChar w:fldCharType="begin"/>
-      </w:r>
-      <w:r>
-        <w:instrText xml:space="preserve"> SEQ Ilustración \* ARABIC </w:instrText>
-      </w:r>
-      <w:r>
-        <w:fldChar w:fldCharType="separate"/>
-      </w:r>
-      <w:r>
-        <w:rPr>
-          <w:noProof/>
-        </w:rPr>
-        <w:t>29</w:t>
-      </w:r>
-      <w:r>
-        <w:rPr>
-          <w:noProof/>
-        </w:rPr>
-        <w:fldChar w:fldCharType="end"/>
-      </w:r>
+      <w:fldSimple w:instr=" SEQ Ilustración \* ARABIC ">
+        <w:r>
+          <w:rPr>
+            <w:noProof/>
+          </w:rPr>
+          <w:t>29</w:t>
+        </w:r>
+      </w:fldSimple>
       <w:r>
         <w:t xml:space="preserve"> Desarrollo componente del modal para seleccionar el mes</w:t>
       </w:r>
-      <w:bookmarkEnd w:id="131"/>
+      <w:bookmarkEnd w:id="132"/>
     </w:p>
     <w:p>
       <w:pPr>
@@ -24038,38 +23705,25 @@
       <w:pPr>
         <w:pStyle w:val="Descripcin"/>
       </w:pPr>
-      <w:bookmarkStart w:id="132" w:name="_Toc213093780"/>
+      <w:bookmarkStart w:id="133" w:name="_Toc213093780"/>
       <w:r>
         <w:t>Imagen</w:t>
       </w:r>
       <w:r>
         <w:t xml:space="preserve"> </w:t>
       </w:r>
-      <w:r>
-        <w:fldChar w:fldCharType="begin"/>
-      </w:r>
-      <w:r>
-        <w:instrText xml:space="preserve"> SEQ Ilustración \* ARABIC </w:instrText>
-      </w:r>
-      <w:r>
-        <w:fldChar w:fldCharType="separate"/>
-      </w:r>
-      <w:r>
-        <w:rPr>
-          <w:noProof/>
-        </w:rPr>
-        <w:t>30</w:t>
-      </w:r>
-      <w:r>
-        <w:rPr>
-          <w:noProof/>
-        </w:rPr>
-        <w:fldChar w:fldCharType="end"/>
-      </w:r>
+      <w:fldSimple w:instr=" SEQ Ilustración \* ARABIC ">
+        <w:r>
+          <w:rPr>
+            <w:noProof/>
+          </w:rPr>
+          <w:t>30</w:t>
+        </w:r>
+      </w:fldSimple>
       <w:r>
         <w:t xml:space="preserve"> Desarrollo del componente para consultar citas del lado administrativo</w:t>
       </w:r>
-      <w:bookmarkEnd w:id="132"/>
+      <w:bookmarkEnd w:id="133"/>
     </w:p>
     <w:p>
       <w:pPr>
@@ -24120,34 +23774,21 @@
       <w:pPr>
         <w:pStyle w:val="Descripcin"/>
       </w:pPr>
-      <w:bookmarkStart w:id="133" w:name="_Toc213093781"/>
+      <w:bookmarkStart w:id="134" w:name="_Toc213093781"/>
       <w:r>
         <w:t>Imagen</w:t>
       </w:r>
       <w:r>
         <w:t xml:space="preserve"> </w:t>
       </w:r>
-      <w:r>
-        <w:fldChar w:fldCharType="begin"/>
-      </w:r>
-      <w:r>
-        <w:instrText xml:space="preserve"> SEQ Ilustración \* ARABIC </w:instrText>
-      </w:r>
-      <w:r>
-        <w:fldChar w:fldCharType="separate"/>
-      </w:r>
-      <w:r>
-        <w:rPr>
-          <w:noProof/>
-        </w:rPr>
-        <w:t>31</w:t>
-      </w:r>
-      <w:r>
-        <w:rPr>
-          <w:noProof/>
-        </w:rPr>
-        <w:fldChar w:fldCharType="end"/>
-      </w:r>
+      <w:fldSimple w:instr=" SEQ Ilustración \* ARABIC ">
+        <w:r>
+          <w:rPr>
+            <w:noProof/>
+          </w:rPr>
+          <w:t>31</w:t>
+        </w:r>
+      </w:fldSimple>
       <w:r>
         <w:t xml:space="preserve"> Configuración del archivo </w:t>
       </w:r>
@@ -24159,7 +23800,7 @@
       <w:r>
         <w:t xml:space="preserve"> en Spring</w:t>
       </w:r>
-      <w:bookmarkEnd w:id="133"/>
+      <w:bookmarkEnd w:id="134"/>
     </w:p>
     <w:p>
       <w:pPr>
@@ -24210,34 +23851,21 @@
       <w:pPr>
         <w:pStyle w:val="Descripcin"/>
       </w:pPr>
-      <w:bookmarkStart w:id="134" w:name="_Toc213093782"/>
+      <w:bookmarkStart w:id="135" w:name="_Toc213093782"/>
       <w:r>
         <w:t>Imagen</w:t>
       </w:r>
       <w:r>
         <w:t xml:space="preserve"> </w:t>
       </w:r>
-      <w:r>
-        <w:fldChar w:fldCharType="begin"/>
-      </w:r>
-      <w:r>
-        <w:instrText xml:space="preserve"> SEQ Ilustración \* ARABIC </w:instrText>
-      </w:r>
-      <w:r>
-        <w:fldChar w:fldCharType="separate"/>
-      </w:r>
-      <w:r>
-        <w:rPr>
-          <w:noProof/>
-        </w:rPr>
-        <w:t>32</w:t>
-      </w:r>
-      <w:r>
-        <w:rPr>
-          <w:noProof/>
-        </w:rPr>
-        <w:fldChar w:fldCharType="end"/>
-      </w:r>
+      <w:fldSimple w:instr=" SEQ Ilustración \* ARABIC ">
+        <w:r>
+          <w:rPr>
+            <w:noProof/>
+          </w:rPr>
+          <w:t>32</w:t>
+        </w:r>
+      </w:fldSimple>
       <w:r>
         <w:t xml:space="preserve"> Entidad cita en la carpeta </w:t>
       </w:r>
@@ -24245,7 +23873,7 @@
       <w:r>
         <w:t>model</w:t>
       </w:r>
-      <w:bookmarkEnd w:id="134"/>
+      <w:bookmarkEnd w:id="135"/>
       <w:proofErr w:type="spellEnd"/>
     </w:p>
     <w:p>
@@ -24297,34 +23925,21 @@
       <w:pPr>
         <w:pStyle w:val="Descripcin"/>
       </w:pPr>
-      <w:bookmarkStart w:id="135" w:name="_Toc213093783"/>
+      <w:bookmarkStart w:id="136" w:name="_Toc213093783"/>
       <w:r>
         <w:t>Imagen</w:t>
       </w:r>
       <w:r>
         <w:t xml:space="preserve"> </w:t>
       </w:r>
-      <w:r>
-        <w:fldChar w:fldCharType="begin"/>
-      </w:r>
-      <w:r>
-        <w:instrText xml:space="preserve"> SEQ Ilustración \* ARABIC </w:instrText>
-      </w:r>
-      <w:r>
-        <w:fldChar w:fldCharType="separate"/>
-      </w:r>
-      <w:r>
-        <w:rPr>
-          <w:noProof/>
-        </w:rPr>
-        <w:t>33</w:t>
-      </w:r>
-      <w:r>
-        <w:rPr>
-          <w:noProof/>
-        </w:rPr>
-        <w:fldChar w:fldCharType="end"/>
-      </w:r>
+      <w:fldSimple w:instr=" SEQ Ilustración \* ARABIC ">
+        <w:r>
+          <w:rPr>
+            <w:noProof/>
+          </w:rPr>
+          <w:t>33</w:t>
+        </w:r>
+      </w:fldSimple>
       <w:r>
         <w:t xml:space="preserve"> Entidad servicio ubicada en la carpeta </w:t>
       </w:r>
@@ -24332,7 +23947,7 @@
       <w:r>
         <w:t>model</w:t>
       </w:r>
-      <w:bookmarkEnd w:id="135"/>
+      <w:bookmarkEnd w:id="136"/>
       <w:proofErr w:type="spellEnd"/>
     </w:p>
     <w:p>
@@ -24384,34 +23999,21 @@
       <w:pPr>
         <w:pStyle w:val="Descripcin"/>
       </w:pPr>
-      <w:bookmarkStart w:id="136" w:name="_Toc213093784"/>
+      <w:bookmarkStart w:id="137" w:name="_Toc213093784"/>
       <w:r>
         <w:t>Imagen</w:t>
       </w:r>
       <w:r>
         <w:t xml:space="preserve"> </w:t>
       </w:r>
-      <w:r>
-        <w:fldChar w:fldCharType="begin"/>
-      </w:r>
-      <w:r>
-        <w:instrText xml:space="preserve"> SEQ Ilustración \* ARABIC </w:instrText>
-      </w:r>
-      <w:r>
-        <w:fldChar w:fldCharType="separate"/>
-      </w:r>
-      <w:r>
-        <w:rPr>
-          <w:noProof/>
-        </w:rPr>
-        <w:t>34</w:t>
-      </w:r>
-      <w:r>
-        <w:rPr>
-          <w:noProof/>
-        </w:rPr>
-        <w:fldChar w:fldCharType="end"/>
-      </w:r>
+      <w:fldSimple w:instr=" SEQ Ilustración \* ARABIC ">
+        <w:r>
+          <w:rPr>
+            <w:noProof/>
+          </w:rPr>
+          <w:t>34</w:t>
+        </w:r>
+      </w:fldSimple>
       <w:r>
         <w:t xml:space="preserve"> Archivo </w:t>
       </w:r>
@@ -24423,7 +24025,7 @@
       <w:r>
         <w:t xml:space="preserve"> proveniente de la entidad citas</w:t>
       </w:r>
-      <w:bookmarkEnd w:id="136"/>
+      <w:bookmarkEnd w:id="137"/>
     </w:p>
     <w:p>
       <w:pPr>
@@ -24474,34 +24076,21 @@
       <w:pPr>
         <w:pStyle w:val="Descripcin"/>
       </w:pPr>
-      <w:bookmarkStart w:id="137" w:name="_Toc213093785"/>
+      <w:bookmarkStart w:id="138" w:name="_Toc213093785"/>
       <w:r>
         <w:t>Imagen</w:t>
       </w:r>
       <w:r>
         <w:t xml:space="preserve"> </w:t>
       </w:r>
-      <w:r>
-        <w:fldChar w:fldCharType="begin"/>
-      </w:r>
-      <w:r>
-        <w:instrText xml:space="preserve"> SEQ Ilustración \* ARABIC </w:instrText>
-      </w:r>
-      <w:r>
-        <w:fldChar w:fldCharType="separate"/>
-      </w:r>
-      <w:r>
-        <w:rPr>
-          <w:noProof/>
-        </w:rPr>
-        <w:t>35</w:t>
-      </w:r>
-      <w:r>
-        <w:rPr>
-          <w:noProof/>
-        </w:rPr>
-        <w:fldChar w:fldCharType="end"/>
-      </w:r>
+      <w:fldSimple w:instr=" SEQ Ilustración \* ARABIC ">
+        <w:r>
+          <w:rPr>
+            <w:noProof/>
+          </w:rPr>
+          <w:t>35</w:t>
+        </w:r>
+      </w:fldSimple>
       <w:r>
         <w:t xml:space="preserve"> Archivo </w:t>
       </w:r>
@@ -24513,7 +24102,7 @@
       <w:r>
         <w:t xml:space="preserve"> proveniente de las respuestas de la entidad cita</w:t>
       </w:r>
-      <w:bookmarkEnd w:id="137"/>
+      <w:bookmarkEnd w:id="138"/>
     </w:p>
     <w:p>
       <w:pPr>
@@ -24564,34 +24153,21 @@
       <w:pPr>
         <w:pStyle w:val="Descripcin"/>
       </w:pPr>
-      <w:bookmarkStart w:id="138" w:name="_Toc213093786"/>
+      <w:bookmarkStart w:id="139" w:name="_Toc213093786"/>
       <w:r>
         <w:t>Imagen</w:t>
       </w:r>
       <w:r>
         <w:t xml:space="preserve"> </w:t>
       </w:r>
-      <w:r>
-        <w:fldChar w:fldCharType="begin"/>
-      </w:r>
-      <w:r>
-        <w:instrText xml:space="preserve"> SEQ Ilustración \* ARABIC </w:instrText>
-      </w:r>
-      <w:r>
-        <w:fldChar w:fldCharType="separate"/>
-      </w:r>
-      <w:r>
-        <w:rPr>
-          <w:noProof/>
-        </w:rPr>
-        <w:t>36</w:t>
-      </w:r>
-      <w:r>
-        <w:rPr>
-          <w:noProof/>
-        </w:rPr>
-        <w:fldChar w:fldCharType="end"/>
-      </w:r>
+      <w:fldSimple w:instr=" SEQ Ilustración \* ARABIC ">
+        <w:r>
+          <w:rPr>
+            <w:noProof/>
+          </w:rPr>
+          <w:t>36</w:t>
+        </w:r>
+      </w:fldSimple>
       <w:r>
         <w:t xml:space="preserve"> Archivo </w:t>
       </w:r>
@@ -24607,7 +24183,7 @@
       <w:r>
         <w:t>login</w:t>
       </w:r>
-      <w:bookmarkEnd w:id="138"/>
+      <w:bookmarkEnd w:id="139"/>
       <w:proofErr w:type="spellEnd"/>
     </w:p>
     <w:p>
@@ -24659,34 +24235,21 @@
       <w:pPr>
         <w:pStyle w:val="Descripcin"/>
       </w:pPr>
-      <w:bookmarkStart w:id="139" w:name="_Toc213093787"/>
+      <w:bookmarkStart w:id="140" w:name="_Toc213093787"/>
       <w:r>
         <w:t>Imagen</w:t>
       </w:r>
       <w:r>
         <w:t xml:space="preserve"> </w:t>
       </w:r>
-      <w:r>
-        <w:fldChar w:fldCharType="begin"/>
-      </w:r>
-      <w:r>
-        <w:instrText xml:space="preserve"> SEQ Ilustración \* ARABIC </w:instrText>
-      </w:r>
-      <w:r>
-        <w:fldChar w:fldCharType="separate"/>
-      </w:r>
-      <w:r>
-        <w:rPr>
-          <w:noProof/>
-        </w:rPr>
-        <w:t>37</w:t>
-      </w:r>
-      <w:r>
-        <w:rPr>
-          <w:noProof/>
-        </w:rPr>
-        <w:fldChar w:fldCharType="end"/>
-      </w:r>
+      <w:fldSimple w:instr=" SEQ Ilustración \* ARABIC ">
+        <w:r>
+          <w:rPr>
+            <w:noProof/>
+          </w:rPr>
+          <w:t>37</w:t>
+        </w:r>
+      </w:fldSimple>
       <w:r>
         <w:t xml:space="preserve"> Archivo </w:t>
       </w:r>
@@ -24706,7 +24269,7 @@
       <w:r>
         <w:t xml:space="preserve"> inicio de sesión</w:t>
       </w:r>
-      <w:bookmarkEnd w:id="139"/>
+      <w:bookmarkEnd w:id="140"/>
     </w:p>
     <w:p>
       <w:pPr>
@@ -24757,34 +24320,21 @@
       <w:pPr>
         <w:pStyle w:val="Descripcin"/>
       </w:pPr>
-      <w:bookmarkStart w:id="140" w:name="_Toc213093788"/>
+      <w:bookmarkStart w:id="141" w:name="_Toc213093788"/>
       <w:r>
         <w:t>Imagen</w:t>
       </w:r>
       <w:r>
         <w:t xml:space="preserve"> </w:t>
       </w:r>
-      <w:r>
-        <w:fldChar w:fldCharType="begin"/>
-      </w:r>
-      <w:r>
-        <w:instrText xml:space="preserve"> SEQ Ilustración \* ARABIC </w:instrText>
-      </w:r>
-      <w:r>
-        <w:fldChar w:fldCharType="separate"/>
-      </w:r>
-      <w:r>
-        <w:rPr>
-          <w:noProof/>
-        </w:rPr>
-        <w:t>38</w:t>
-      </w:r>
-      <w:r>
-        <w:rPr>
-          <w:noProof/>
-        </w:rPr>
-        <w:fldChar w:fldCharType="end"/>
-      </w:r>
+      <w:fldSimple w:instr=" SEQ Ilustración \* ARABIC ">
+        <w:r>
+          <w:rPr>
+            <w:noProof/>
+          </w:rPr>
+          <w:t>38</w:t>
+        </w:r>
+      </w:fldSimple>
       <w:r>
         <w:t xml:space="preserve"> Archivo </w:t>
       </w:r>
@@ -24796,7 +24346,7 @@
       <w:r>
         <w:t xml:space="preserve"> proveniente de la entidad servicios</w:t>
       </w:r>
-      <w:bookmarkEnd w:id="140"/>
+      <w:bookmarkEnd w:id="141"/>
     </w:p>
     <w:p>
       <w:pPr>
@@ -24847,38 +24397,25 @@
       <w:pPr>
         <w:pStyle w:val="Descripcin"/>
       </w:pPr>
-      <w:bookmarkStart w:id="141" w:name="_Toc213093789"/>
+      <w:bookmarkStart w:id="142" w:name="_Toc213093789"/>
       <w:r>
         <w:t>Imagen</w:t>
       </w:r>
       <w:r>
         <w:t xml:space="preserve"> </w:t>
       </w:r>
-      <w:r>
-        <w:fldChar w:fldCharType="begin"/>
-      </w:r>
-      <w:r>
-        <w:instrText xml:space="preserve"> SEQ Ilustración \* ARABIC </w:instrText>
-      </w:r>
-      <w:r>
-        <w:fldChar w:fldCharType="separate"/>
-      </w:r>
-      <w:r>
-        <w:rPr>
-          <w:noProof/>
-        </w:rPr>
-        <w:t>39</w:t>
-      </w:r>
-      <w:r>
-        <w:rPr>
-          <w:noProof/>
-        </w:rPr>
-        <w:fldChar w:fldCharType="end"/>
-      </w:r>
+      <w:fldSimple w:instr=" SEQ Ilustración \* ARABIC ">
+        <w:r>
+          <w:rPr>
+            <w:noProof/>
+          </w:rPr>
+          <w:t>39</w:t>
+        </w:r>
+      </w:fldSimple>
       <w:r>
         <w:t xml:space="preserve"> Desarrollo de servicios para el manejo de citas</w:t>
       </w:r>
-      <w:bookmarkEnd w:id="141"/>
+      <w:bookmarkEnd w:id="142"/>
     </w:p>
     <w:p>
       <w:pPr>
@@ -24929,34 +24466,21 @@
       <w:pPr>
         <w:pStyle w:val="Descripcin"/>
       </w:pPr>
-      <w:bookmarkStart w:id="142" w:name="_Toc213093790"/>
+      <w:bookmarkStart w:id="143" w:name="_Toc213093790"/>
       <w:r>
         <w:t>Imagen</w:t>
       </w:r>
       <w:r>
         <w:t xml:space="preserve"> </w:t>
       </w:r>
-      <w:r>
-        <w:fldChar w:fldCharType="begin"/>
-      </w:r>
-      <w:r>
-        <w:instrText xml:space="preserve"> SEQ Ilustración \* ARABIC </w:instrText>
-      </w:r>
-      <w:r>
-        <w:fldChar w:fldCharType="separate"/>
-      </w:r>
-      <w:r>
-        <w:rPr>
-          <w:noProof/>
-        </w:rPr>
-        <w:t>40</w:t>
-      </w:r>
-      <w:r>
-        <w:rPr>
-          <w:noProof/>
-        </w:rPr>
-        <w:fldChar w:fldCharType="end"/>
-      </w:r>
+      <w:fldSimple w:instr=" SEQ Ilustración \* ARABIC ">
+        <w:r>
+          <w:rPr>
+            <w:noProof/>
+          </w:rPr>
+          <w:t>40</w:t>
+        </w:r>
+      </w:fldSimple>
       <w:r>
         <w:t xml:space="preserve"> </w:t>
       </w:r>
@@ -24968,7 +24492,7 @@
       <w:r>
         <w:t xml:space="preserve"> de servicios para el manejo de tipos de servicio</w:t>
       </w:r>
-      <w:bookmarkEnd w:id="142"/>
+      <w:bookmarkEnd w:id="143"/>
     </w:p>
     <w:p>
       <w:pPr>
@@ -25019,34 +24543,21 @@
       <w:pPr>
         <w:pStyle w:val="Descripcin"/>
       </w:pPr>
-      <w:bookmarkStart w:id="143" w:name="_Toc213093791"/>
+      <w:bookmarkStart w:id="144" w:name="_Toc213093791"/>
       <w:r>
         <w:t>Imagen</w:t>
       </w:r>
       <w:r>
         <w:t xml:space="preserve"> </w:t>
       </w:r>
-      <w:r>
-        <w:fldChar w:fldCharType="begin"/>
-      </w:r>
-      <w:r>
-        <w:instrText xml:space="preserve"> SEQ Ilustración \* ARABIC </w:instrText>
-      </w:r>
-      <w:r>
-        <w:fldChar w:fldCharType="separate"/>
-      </w:r>
-      <w:r>
-        <w:rPr>
-          <w:noProof/>
-        </w:rPr>
-        <w:t>41</w:t>
-      </w:r>
-      <w:r>
-        <w:rPr>
-          <w:noProof/>
-        </w:rPr>
-        <w:fldChar w:fldCharType="end"/>
-      </w:r>
+      <w:fldSimple w:instr=" SEQ Ilustración \* ARABIC ">
+        <w:r>
+          <w:rPr>
+            <w:noProof/>
+          </w:rPr>
+          <w:t>41</w:t>
+        </w:r>
+      </w:fldSimple>
       <w:r>
         <w:t xml:space="preserve"> Desarrollo de servicios para la API de </w:t>
       </w:r>
@@ -25054,7 +24565,7 @@
       <w:r>
         <w:t>WhatsaApp</w:t>
       </w:r>
-      <w:bookmarkEnd w:id="143"/>
+      <w:bookmarkEnd w:id="144"/>
       <w:proofErr w:type="spellEnd"/>
     </w:p>
     <w:p>
@@ -25106,34 +24617,21 @@
       <w:pPr>
         <w:pStyle w:val="Descripcin"/>
       </w:pPr>
-      <w:bookmarkStart w:id="144" w:name="_Toc213093792"/>
+      <w:bookmarkStart w:id="145" w:name="_Toc213093792"/>
       <w:r>
         <w:t>Imagen</w:t>
       </w:r>
       <w:r>
         <w:t xml:space="preserve"> </w:t>
       </w:r>
-      <w:r>
-        <w:fldChar w:fldCharType="begin"/>
-      </w:r>
-      <w:r>
-        <w:instrText xml:space="preserve"> SEQ Ilustración \* ARABIC </w:instrText>
-      </w:r>
-      <w:r>
-        <w:fldChar w:fldCharType="separate"/>
-      </w:r>
-      <w:r>
-        <w:rPr>
-          <w:noProof/>
-        </w:rPr>
-        <w:t>42</w:t>
-      </w:r>
-      <w:r>
-        <w:rPr>
-          <w:noProof/>
-        </w:rPr>
-        <w:fldChar w:fldCharType="end"/>
-      </w:r>
+      <w:fldSimple w:instr=" SEQ Ilustración \* ARABIC ">
+        <w:r>
+          <w:rPr>
+            <w:noProof/>
+          </w:rPr>
+          <w:t>42</w:t>
+        </w:r>
+      </w:fldSimple>
       <w:r>
         <w:t xml:space="preserve"> Implementación de JPA en el </w:t>
       </w:r>
@@ -25145,7 +24643,7 @@
       <w:r>
         <w:t xml:space="preserve"> haciendo uso de la entidad cita</w:t>
       </w:r>
-      <w:bookmarkEnd w:id="144"/>
+      <w:bookmarkEnd w:id="145"/>
     </w:p>
     <w:p>
       <w:pPr>
@@ -25196,34 +24694,21 @@
       <w:pPr>
         <w:pStyle w:val="Descripcin"/>
       </w:pPr>
-      <w:bookmarkStart w:id="145" w:name="_Toc213093793"/>
+      <w:bookmarkStart w:id="146" w:name="_Toc213093793"/>
       <w:r>
         <w:t>Imagen</w:t>
       </w:r>
       <w:r>
         <w:t xml:space="preserve"> </w:t>
       </w:r>
-      <w:r>
-        <w:fldChar w:fldCharType="begin"/>
-      </w:r>
-      <w:r>
-        <w:instrText xml:space="preserve"> SEQ Ilustración \* ARABIC </w:instrText>
-      </w:r>
-      <w:r>
-        <w:fldChar w:fldCharType="separate"/>
-      </w:r>
-      <w:r>
-        <w:rPr>
-          <w:noProof/>
-        </w:rPr>
-        <w:t>43</w:t>
-      </w:r>
-      <w:r>
-        <w:rPr>
-          <w:noProof/>
-        </w:rPr>
-        <w:fldChar w:fldCharType="end"/>
-      </w:r>
+      <w:fldSimple w:instr=" SEQ Ilustración \* ARABIC ">
+        <w:r>
+          <w:rPr>
+            <w:noProof/>
+          </w:rPr>
+          <w:t>43</w:t>
+        </w:r>
+      </w:fldSimple>
       <w:r>
         <w:t xml:space="preserve">Implementación de JPA en el </w:t>
       </w:r>
@@ -25238,7 +24723,7 @@
       <w:r>
         <w:t>servicios</w:t>
       </w:r>
-      <w:bookmarkEnd w:id="145"/>
+      <w:bookmarkEnd w:id="146"/>
     </w:p>
     <w:p>
       <w:pPr>
@@ -25289,38 +24774,25 @@
       <w:pPr>
         <w:pStyle w:val="Descripcin"/>
       </w:pPr>
-      <w:bookmarkStart w:id="146" w:name="_Toc213093794"/>
+      <w:bookmarkStart w:id="147" w:name="_Toc213093794"/>
       <w:r>
         <w:t>Imagen</w:t>
       </w:r>
       <w:r>
         <w:t xml:space="preserve"> </w:t>
       </w:r>
-      <w:r>
-        <w:fldChar w:fldCharType="begin"/>
-      </w:r>
-      <w:r>
-        <w:instrText xml:space="preserve"> SEQ Ilustración \* ARABIC </w:instrText>
-      </w:r>
-      <w:r>
-        <w:fldChar w:fldCharType="separate"/>
-      </w:r>
-      <w:r>
-        <w:rPr>
-          <w:noProof/>
-        </w:rPr>
-        <w:t>44</w:t>
-      </w:r>
-      <w:r>
-        <w:rPr>
-          <w:noProof/>
-        </w:rPr>
-        <w:fldChar w:fldCharType="end"/>
-      </w:r>
+      <w:fldSimple w:instr=" SEQ Ilustración \* ARABIC ">
+        <w:r>
+          <w:rPr>
+            <w:noProof/>
+          </w:rPr>
+          <w:t>44</w:t>
+        </w:r>
+      </w:fldSimple>
       <w:r>
         <w:t xml:space="preserve"> Archivo de autenticación de usuario administrativo</w:t>
       </w:r>
-      <w:bookmarkEnd w:id="146"/>
+      <w:bookmarkEnd w:id="147"/>
       <w:r>
         <w:t xml:space="preserve"> </w:t>
       </w:r>
@@ -25374,34 +24846,21 @@
       <w:pPr>
         <w:pStyle w:val="Descripcin"/>
       </w:pPr>
-      <w:bookmarkStart w:id="147" w:name="_Toc213093795"/>
+      <w:bookmarkStart w:id="148" w:name="_Toc213093795"/>
       <w:r>
         <w:t>Imagen</w:t>
       </w:r>
       <w:r>
         <w:t xml:space="preserve"> </w:t>
       </w:r>
-      <w:r>
-        <w:fldChar w:fldCharType="begin"/>
-      </w:r>
-      <w:r>
-        <w:instrText xml:space="preserve"> SEQ Ilustración \* ARABIC </w:instrText>
-      </w:r>
-      <w:r>
-        <w:fldChar w:fldCharType="separate"/>
-      </w:r>
-      <w:r>
-        <w:rPr>
-          <w:noProof/>
-        </w:rPr>
-        <w:t>45</w:t>
-      </w:r>
-      <w:r>
-        <w:rPr>
-          <w:noProof/>
-        </w:rPr>
-        <w:fldChar w:fldCharType="end"/>
-      </w:r>
+      <w:fldSimple w:instr=" SEQ Ilustración \* ARABIC ">
+        <w:r>
+          <w:rPr>
+            <w:noProof/>
+          </w:rPr>
+          <w:t>45</w:t>
+        </w:r>
+      </w:fldSimple>
       <w:r>
         <w:t xml:space="preserve"> Archivo </w:t>
       </w:r>
@@ -25425,7 +24884,7 @@
       <w:r>
         <w:t>service</w:t>
       </w:r>
-      <w:bookmarkEnd w:id="147"/>
+      <w:bookmarkEnd w:id="148"/>
       <w:proofErr w:type="spellEnd"/>
     </w:p>
     <w:p>
@@ -25477,34 +24936,21 @@
       <w:pPr>
         <w:pStyle w:val="Descripcin"/>
       </w:pPr>
-      <w:bookmarkStart w:id="148" w:name="_Toc213093796"/>
+      <w:bookmarkStart w:id="149" w:name="_Toc213093796"/>
       <w:r>
         <w:t>Imagen</w:t>
       </w:r>
       <w:r>
         <w:t xml:space="preserve"> </w:t>
       </w:r>
-      <w:r>
-        <w:fldChar w:fldCharType="begin"/>
-      </w:r>
-      <w:r>
-        <w:instrText xml:space="preserve"> SEQ Ilustración \* ARABIC </w:instrText>
-      </w:r>
-      <w:r>
-        <w:fldChar w:fldCharType="separate"/>
-      </w:r>
-      <w:r>
-        <w:rPr>
-          <w:noProof/>
-        </w:rPr>
-        <w:t>46</w:t>
-      </w:r>
-      <w:r>
-        <w:rPr>
-          <w:noProof/>
-        </w:rPr>
-        <w:fldChar w:fldCharType="end"/>
-      </w:r>
+      <w:fldSimple w:instr=" SEQ Ilustración \* ARABIC ">
+        <w:r>
+          <w:rPr>
+            <w:noProof/>
+          </w:rPr>
+          <w:t>46</w:t>
+        </w:r>
+      </w:fldSimple>
       <w:r>
         <w:t xml:space="preserve"> Archivo </w:t>
       </w:r>
@@ -25512,7 +24958,7 @@
       <w:r>
         <w:t>ServicioController</w:t>
       </w:r>
-      <w:bookmarkEnd w:id="148"/>
+      <w:bookmarkEnd w:id="149"/>
       <w:proofErr w:type="spellEnd"/>
     </w:p>
     <w:p>
@@ -25565,34 +25011,21 @@
         <w:pStyle w:val="Descripcin"/>
         <w:ind w:left="708" w:hanging="708"/>
       </w:pPr>
-      <w:bookmarkStart w:id="149" w:name="_Toc213093797"/>
+      <w:bookmarkStart w:id="150" w:name="_Toc213093797"/>
       <w:r>
         <w:t>Imagen</w:t>
       </w:r>
       <w:r>
         <w:t xml:space="preserve"> </w:t>
       </w:r>
-      <w:r>
-        <w:fldChar w:fldCharType="begin"/>
-      </w:r>
-      <w:r>
-        <w:instrText xml:space="preserve"> SEQ Ilustración \* ARABIC </w:instrText>
-      </w:r>
-      <w:r>
-        <w:fldChar w:fldCharType="separate"/>
-      </w:r>
-      <w:r>
-        <w:rPr>
-          <w:noProof/>
-        </w:rPr>
-        <w:t>47</w:t>
-      </w:r>
-      <w:r>
-        <w:rPr>
-          <w:noProof/>
-        </w:rPr>
-        <w:fldChar w:fldCharType="end"/>
-      </w:r>
+      <w:fldSimple w:instr=" SEQ Ilustración \* ARABIC ">
+        <w:r>
+          <w:rPr>
+            <w:noProof/>
+          </w:rPr>
+          <w:t>47</w:t>
+        </w:r>
+      </w:fldSimple>
       <w:r>
         <w:t xml:space="preserve"> Archivo </w:t>
       </w:r>
@@ -25608,7 +25041,7 @@
       <w:r>
         <w:t>model</w:t>
       </w:r>
-      <w:bookmarkEnd w:id="149"/>
+      <w:bookmarkEnd w:id="150"/>
       <w:proofErr w:type="spellEnd"/>
     </w:p>
     <w:p>
@@ -25660,34 +25093,21 @@
       <w:pPr>
         <w:pStyle w:val="Descripcin"/>
       </w:pPr>
-      <w:bookmarkStart w:id="150" w:name="_Toc213093798"/>
+      <w:bookmarkStart w:id="151" w:name="_Toc213093798"/>
       <w:r>
         <w:t>Imagen</w:t>
       </w:r>
       <w:r>
         <w:t xml:space="preserve"> </w:t>
       </w:r>
-      <w:r>
-        <w:fldChar w:fldCharType="begin"/>
-      </w:r>
-      <w:r>
-        <w:instrText xml:space="preserve"> SEQ Ilustración \* ARABIC </w:instrText>
-      </w:r>
-      <w:r>
-        <w:fldChar w:fldCharType="separate"/>
-      </w:r>
-      <w:r>
-        <w:rPr>
-          <w:noProof/>
-        </w:rPr>
-        <w:t>48</w:t>
-      </w:r>
-      <w:r>
-        <w:rPr>
-          <w:noProof/>
-        </w:rPr>
-        <w:fldChar w:fldCharType="end"/>
-      </w:r>
+      <w:fldSimple w:instr=" SEQ Ilustración \* ARABIC ">
+        <w:r>
+          <w:rPr>
+            <w:noProof/>
+          </w:rPr>
+          <w:t>48</w:t>
+        </w:r>
+      </w:fldSimple>
       <w:r>
         <w:t xml:space="preserve"> Archivo manejador de </w:t>
       </w:r>
@@ -25701,7 +25121,7 @@
       <w:r>
         <w:t>exceptions</w:t>
       </w:r>
-      <w:bookmarkEnd w:id="150"/>
+      <w:bookmarkEnd w:id="151"/>
       <w:proofErr w:type="spellEnd"/>
     </w:p>
     <w:p/>
@@ -25709,16 +25129,16 @@
       <w:pPr>
         <w:pStyle w:val="Ttulo2"/>
       </w:pPr>
-      <w:bookmarkStart w:id="151" w:name="_Toc210759857"/>
-      <w:bookmarkStart w:id="152" w:name="_Toc211291086"/>
+      <w:bookmarkStart w:id="152" w:name="_Toc210759857"/>
+      <w:bookmarkStart w:id="153" w:name="_Toc211291086"/>
       <w:r>
         <w:t>4</w:t>
       </w:r>
       <w:r>
         <w:t>.4 Fase de Pruebas y corrección de errores</w:t>
       </w:r>
-      <w:bookmarkEnd w:id="151"/>
       <w:bookmarkEnd w:id="152"/>
+      <w:bookmarkEnd w:id="153"/>
     </w:p>
     <w:p>
       <w:pPr>
@@ -25787,27 +25207,14 @@
       <w:r>
         <w:t xml:space="preserve">Ilustración </w:t>
       </w:r>
-      <w:r>
-        <w:fldChar w:fldCharType="begin"/>
-      </w:r>
-      <w:r>
-        <w:instrText xml:space="preserve"> SEQ Ilustración \* ARABIC </w:instrText>
-      </w:r>
-      <w:r>
-        <w:fldChar w:fldCharType="separate"/>
-      </w:r>
-      <w:r>
-        <w:rPr>
-          <w:noProof/>
-        </w:rPr>
-        <w:t>49</w:t>
-      </w:r>
-      <w:r>
-        <w:rPr>
-          <w:noProof/>
-        </w:rPr>
-        <w:fldChar w:fldCharType="end"/>
-      </w:r>
+      <w:fldSimple w:instr=" SEQ Ilustración \* ARABIC ">
+        <w:r>
+          <w:rPr>
+            <w:noProof/>
+          </w:rPr>
+          <w:t>49</w:t>
+        </w:r>
+      </w:fldSimple>
       <w:r>
         <w:t xml:space="preserve"> Prueba de acceso para usuarios</w:t>
       </w:r>
@@ -25866,27 +25273,14 @@
       <w:r>
         <w:t xml:space="preserve">Ilustración </w:t>
       </w:r>
-      <w:r>
-        <w:fldChar w:fldCharType="begin"/>
-      </w:r>
-      <w:r>
-        <w:instrText xml:space="preserve"> SEQ Ilustración \* ARABIC </w:instrText>
-      </w:r>
-      <w:r>
-        <w:fldChar w:fldCharType="separate"/>
-      </w:r>
-      <w:r>
-        <w:rPr>
-          <w:noProof/>
-        </w:rPr>
-        <w:t>50</w:t>
-      </w:r>
-      <w:r>
-        <w:rPr>
-          <w:noProof/>
-        </w:rPr>
-        <w:fldChar w:fldCharType="end"/>
-      </w:r>
+      <w:fldSimple w:instr=" SEQ Ilustración \* ARABIC ">
+        <w:r>
+          <w:rPr>
+            <w:noProof/>
+          </w:rPr>
+          <w:t>50</w:t>
+        </w:r>
+      </w:fldSimple>
       <w:r>
         <w:t xml:space="preserve"> Prueba de acceso para el administrador </w:t>
       </w:r>
@@ -25960,27 +25354,14 @@
       <w:r>
         <w:t xml:space="preserve">Ilustración </w:t>
       </w:r>
-      <w:r>
-        <w:fldChar w:fldCharType="begin"/>
-      </w:r>
-      <w:r>
-        <w:instrText xml:space="preserve"> SEQ Ilustración \* ARABIC </w:instrText>
-      </w:r>
-      <w:r>
-        <w:fldChar w:fldCharType="separate"/>
-      </w:r>
-      <w:r>
-        <w:rPr>
-          <w:noProof/>
-        </w:rPr>
-        <w:t>51</w:t>
-      </w:r>
-      <w:r>
-        <w:rPr>
-          <w:noProof/>
-        </w:rPr>
-        <w:fldChar w:fldCharType="end"/>
-      </w:r>
+      <w:fldSimple w:instr=" SEQ Ilustración \* ARABIC ">
+        <w:r>
+          <w:rPr>
+            <w:noProof/>
+          </w:rPr>
+          <w:t>51</w:t>
+        </w:r>
+      </w:fldSimple>
       <w:r>
         <w:t xml:space="preserve"> Validación Campos requeridos Número de teléfono</w:t>
       </w:r>
@@ -26040,27 +25421,14 @@
       <w:r>
         <w:t xml:space="preserve">Ilustración </w:t>
       </w:r>
-      <w:r>
-        <w:fldChar w:fldCharType="begin"/>
-      </w:r>
-      <w:r>
-        <w:instrText xml:space="preserve"> SEQ Ilustración \* ARABIC </w:instrText>
-      </w:r>
-      <w:r>
-        <w:fldChar w:fldCharType="separate"/>
-      </w:r>
-      <w:r>
-        <w:rPr>
-          <w:noProof/>
-        </w:rPr>
-        <w:t>52</w:t>
-      </w:r>
-      <w:r>
-        <w:rPr>
-          <w:noProof/>
-        </w:rPr>
-        <w:fldChar w:fldCharType="end"/>
-      </w:r>
+      <w:fldSimple w:instr=" SEQ Ilustración \* ARABIC ">
+        <w:r>
+          <w:rPr>
+            <w:noProof/>
+          </w:rPr>
+          <w:t>52</w:t>
+        </w:r>
+      </w:fldSimple>
       <w:r>
         <w:t xml:space="preserve"> Validación "</w:t>
       </w:r>
@@ -26126,27 +25494,14 @@
       <w:r>
         <w:t xml:space="preserve">Ilustración </w:t>
       </w:r>
-      <w:r>
-        <w:fldChar w:fldCharType="begin"/>
-      </w:r>
-      <w:r>
-        <w:instrText xml:space="preserve"> SEQ Ilustración \* ARABIC </w:instrText>
-      </w:r>
-      <w:r>
-        <w:fldChar w:fldCharType="separate"/>
-      </w:r>
-      <w:r>
-        <w:rPr>
-          <w:noProof/>
-        </w:rPr>
-        <w:t>53</w:t>
-      </w:r>
-      <w:r>
-        <w:rPr>
-          <w:noProof/>
-        </w:rPr>
-        <w:fldChar w:fldCharType="end"/>
-      </w:r>
+      <w:fldSimple w:instr=" SEQ Ilustración \* ARABIC ">
+        <w:r>
+          <w:rPr>
+            <w:noProof/>
+          </w:rPr>
+          <w:t>53</w:t>
+        </w:r>
+      </w:fldSimple>
       <w:r>
         <w:t xml:space="preserve"> validación número de teléfono a 10 dígitos</w:t>
       </w:r>
@@ -26217,27 +25572,14 @@
       <w:r>
         <w:t xml:space="preserve">Ilustración </w:t>
       </w:r>
-      <w:r>
-        <w:fldChar w:fldCharType="begin"/>
-      </w:r>
-      <w:r>
-        <w:instrText xml:space="preserve"> SEQ Ilustración \* ARABIC </w:instrText>
-      </w:r>
-      <w:r>
-        <w:fldChar w:fldCharType="separate"/>
-      </w:r>
-      <w:r>
-        <w:rPr>
-          <w:noProof/>
-        </w:rPr>
-        <w:t>54</w:t>
-      </w:r>
-      <w:r>
-        <w:rPr>
-          <w:noProof/>
-        </w:rPr>
-        <w:fldChar w:fldCharType="end"/>
-      </w:r>
+      <w:fldSimple w:instr=" SEQ Ilustración \* ARABIC ">
+        <w:r>
+          <w:rPr>
+            <w:noProof/>
+          </w:rPr>
+          <w:t>54</w:t>
+        </w:r>
+      </w:fldSimple>
       <w:r>
         <w:t xml:space="preserve"> Reporte estatus Alto de incidencia "</w:t>
       </w:r>
@@ -26308,30 +25650,14 @@
       <w:r>
         <w:t xml:space="preserve">Ilustración </w:t>
       </w:r>
-      <w:r>
-        <w:fldChar w:fldCharType="begin"/>
-      </w:r>
-      <w:r>
-        <w:instrText xml:space="preserve"> S</w:instrText>
-      </w:r>
-      <w:r>
-        <w:instrText xml:space="preserve">EQ Ilustración \* ARABIC </w:instrText>
-      </w:r>
-      <w:r>
-        <w:fldChar w:fldCharType="separate"/>
-      </w:r>
-      <w:r>
-        <w:rPr>
-          <w:noProof/>
-        </w:rPr>
-        <w:t>55</w:t>
-      </w:r>
-      <w:r>
-        <w:rPr>
-          <w:noProof/>
-        </w:rPr>
-        <w:fldChar w:fldCharType="end"/>
-      </w:r>
+      <w:fldSimple w:instr=" SEQ Ilustración \* ARABIC ">
+        <w:r>
+          <w:rPr>
+            <w:noProof/>
+          </w:rPr>
+          <w:t>55</w:t>
+        </w:r>
+      </w:fldSimple>
       <w:r>
         <w:t xml:space="preserve"> Reporte estatus Cerrado “</w:t>
       </w:r>
@@ -26347,28 +25673,28 @@
       <w:pPr>
         <w:pStyle w:val="Ttulo1"/>
       </w:pPr>
-      <w:bookmarkStart w:id="153" w:name="_Toc210759858"/>
-      <w:bookmarkStart w:id="154" w:name="_Toc211291087"/>
+      <w:bookmarkStart w:id="154" w:name="_Toc210759858"/>
+      <w:bookmarkStart w:id="155" w:name="_Toc211291087"/>
       <w:r>
         <w:t>CAPÍTULO V RESULTADOS</w:t>
       </w:r>
-      <w:bookmarkEnd w:id="153"/>
       <w:bookmarkEnd w:id="154"/>
+      <w:bookmarkEnd w:id="155"/>
     </w:p>
     <w:p>
       <w:pPr>
         <w:pStyle w:val="Ttulo2"/>
       </w:pPr>
-      <w:bookmarkStart w:id="155" w:name="_Toc210759859"/>
-      <w:bookmarkStart w:id="156" w:name="_Toc211291088"/>
+      <w:bookmarkStart w:id="156" w:name="_Toc210759859"/>
+      <w:bookmarkStart w:id="157" w:name="_Toc211291088"/>
       <w:r>
         <w:t xml:space="preserve">5.1 </w:t>
       </w:r>
       <w:r>
         <w:t>Conclusiones</w:t>
       </w:r>
-      <w:bookmarkEnd w:id="155"/>
       <w:bookmarkEnd w:id="156"/>
+      <w:bookmarkEnd w:id="157"/>
     </w:p>
     <w:p/>
     <w:p>
@@ -26530,8 +25856,6 @@
       <w:pPr>
         <w:jc w:val="both"/>
       </w:pPr>
-      <w:bookmarkStart w:id="157" w:name="_GoBack"/>
-      <w:bookmarkEnd w:id="157"/>
     </w:p>
     <w:p>
       <w:pPr>
@@ -26565,8 +25889,8 @@
         </w:rPr>
       </w:sdtEndPr>
       <w:sdtContent>
-        <w:bookmarkStart w:id="158" w:name="_Toc211291089" w:displacedByCustomXml="prev"/>
-        <w:bookmarkStart w:id="159" w:name="_Toc210759860" w:displacedByCustomXml="prev"/>
+        <w:bookmarkStart w:id="158" w:name="_Toc210759860" w:displacedByCustomXml="prev"/>
+        <w:bookmarkStart w:id="159" w:name="_Toc211291089" w:displacedByCustomXml="prev"/>
         <w:p>
           <w:pPr>
             <w:pStyle w:val="Ttulo2"/>
@@ -30900,7 +30224,6 @@
         <w:docPartUnique/>
       </w:docPartObj>
     </w:sdtPr>
-    <w:sdtEndPr/>
     <w:sdtContent>
       <w:p>
         <w:pPr>
@@ -37109,7 +36432,7 @@
 </file>
 
 <file path=customXml/itemProps1.xml><?xml version="1.0" encoding="utf-8"?>
-<ds:datastoreItem xmlns:ds="http://schemas.openxmlformats.org/officeDocument/2006/customXml" ds:itemID="{439FC972-2690-4B71-BEFA-F6B82A46F8CC}">
+<ds:datastoreItem xmlns:ds="http://schemas.openxmlformats.org/officeDocument/2006/customXml" ds:itemID="{DBF299E8-799C-4685-B729-F4D3BEA05AF4}">
   <ds:schemaRefs>
     <ds:schemaRef ds:uri="http://schemas.openxmlformats.org/officeDocument/2006/bibliography"/>
   </ds:schemaRefs>
